--- a/docs/quizzes/04_quiz_t_tests.docx
+++ b/docs/quizzes/04_quiz_t_tests.docx
@@ -31,7 +31,7 @@
         <w:pStyle w:val="Date"/>
       </w:pPr>
       <w:r>
-        <w:t xml:space="preserve">2026-07-05</w:t>
+        <w:t xml:space="preserve">2026-08-27</w:t>
       </w:r>
     </w:p>
     <w:bookmarkStart w:id="10" w:name="quiz-04-t-tests-and-hypotheses"/>
@@ -57,25 +57,106 @@
         <w:pStyle w:val="FirstParagraph"/>
       </w:pPr>
       <w:r>
-        <w:t xml:space="preserve">Answer all 10 questions. This quiz covers stating hypotheses, checking assumptions, running Welch’s two-sample t-test, and reading its output.</w:t>
-      </w:r>
-    </w:p>
-    <w:p>
-      <w:pPr>
-        <w:pStyle w:val="BlockText"/>
-      </w:pPr>
+        <w:t xml:space="preserve">This quiz covers both T-Tests I (setting up the test — hypotheses and assumptions) and T-Tests II (running the test, decoding output, and reporting results), using the leaf weight data (</w:t>
+      </w:r>
+      <w:r>
+        <w:rPr>
+          <w:rStyle w:val="VerbatimChar"/>
+        </w:rPr>
+        <w:t xml:space="preserve">tree_df</w:t>
+      </w:r>
+      <w:r>
+        <w:t xml:space="preserve">, shady vs. sunny leaves).</w:t>
+      </w:r>
+    </w:p>
+    <w:p>
+      <w:pPr>
+        <w:pStyle w:val="BodyText"/>
+      </w:pPr>
+      <w:r>
+        <w:t xml:space="preserve">There are four parts:</w:t>
+      </w:r>
+      <w:r>
+        <w:t xml:space="preserve"> </w:t>
+      </w:r>
       <w:r>
         <w:rPr>
           <w:b/>
           <w:bCs/>
         </w:rPr>
+        <w:t xml:space="preserve">(A)</w:t>
+      </w:r>
+      <w:r>
+        <w:t xml:space="preserve"> </w:t>
+      </w:r>
+      <w:r>
+        <w:t xml:space="preserve">general knowledge and vocabulary,</w:t>
+      </w:r>
+      <w:r>
+        <w:t xml:space="preserve"> </w:t>
+      </w:r>
+      <w:r>
+        <w:rPr>
+          <w:b/>
+          <w:bCs/>
+        </w:rPr>
+        <w:t xml:space="preserve">(B)</w:t>
+      </w:r>
+      <w:r>
+        <w:t xml:space="preserve"> </w:t>
+      </w:r>
+      <w:r>
+        <w:t xml:space="preserve">predicting output from code,</w:t>
+      </w:r>
+      <w:r>
+        <w:t xml:space="preserve"> </w:t>
+      </w:r>
+      <w:r>
+        <w:rPr>
+          <w:b/>
+          <w:bCs/>
+        </w:rPr>
+        <w:t xml:space="preserve">(C)</w:t>
+      </w:r>
+      <w:r>
+        <w:t xml:space="preserve"> </w:t>
+      </w:r>
+      <w:r>
+        <w:t xml:space="preserve">troubleshooting broken code, and</w:t>
+      </w:r>
+      <w:r>
+        <w:t xml:space="preserve"> </w:t>
+      </w:r>
+      <w:r>
+        <w:rPr>
+          <w:b/>
+          <w:bCs/>
+        </w:rPr>
+        <w:t xml:space="preserve">(D)</w:t>
+      </w:r>
+      <w:r>
+        <w:t xml:space="preserve"> </w:t>
+      </w:r>
+      <w:r>
+        <w:t xml:space="preserve">open-ended / applied questions.</w:t>
+      </w:r>
+    </w:p>
+    <w:p>
+      <w:pPr>
+        <w:pStyle w:val="BlockText"/>
+      </w:pPr>
+      <w:r>
+        <w:rPr>
+          <w:b/>
+          <w:bCs/>
+        </w:rPr>
         <w:t xml:space="preserve">Grading:</w:t>
       </w:r>
       <w:r>
         <w:t xml:space="preserve"> </w:t>
       </w:r>
       <w:r>
-        <w:t xml:space="preserve">10 questions × 1 point = 10 points total. Partial credit is available on code questions.</w:t>
+        <w:t xml:space="preserve">28 questions × 1 point = 28 points total. Partial credit is available on code and applied questions.</w:t>
       </w:r>
     </w:p>
     <w:p>
@@ -87,22 +168,44 @@
     </w:p>
     <w:bookmarkEnd w:id="9"/>
     <w:bookmarkEnd w:id="10"/>
-    <w:bookmarkStart w:id="12" w:name="question-1-true-false"/>
+    <w:bookmarkStart w:id="11" w:name="part-a-general-knowledge-concepts"/>
     <w:p>
       <w:pPr>
         <w:pStyle w:val="Heading1"/>
       </w:pPr>
       <w:r>
-        <w:t xml:space="preserve">Question 1 · True / False</w:t>
-      </w:r>
-    </w:p>
-    <w:bookmarkStart w:id="11" w:name="Xea4517d5b34a36e9a21ca76ae25844502620484"/>
+        <w:t xml:space="preserve">Part A — General Knowledge &amp; Concepts</w:t>
+      </w:r>
+    </w:p>
+    <w:bookmarkEnd w:id="11"/>
+    <w:bookmarkStart w:id="13" w:name="question-1-multiple-choice"/>
+    <w:p>
+      <w:pPr>
+        <w:pStyle w:val="Heading1"/>
+      </w:pPr>
+      <w:r>
+        <w:t xml:space="preserve">Question 1 · Multiple choice</w:t>
+      </w:r>
+    </w:p>
+    <w:bookmarkStart w:id="12" w:name="X4cea9039a3c4f1146cc2ff502794a020f41b025"/>
     <w:p>
       <w:pPr>
         <w:pStyle w:val="Heading3"/>
       </w:pPr>
       <w:r>
-        <w:t xml:space="preserve">A small p-value (e.g. p = 0.001) is the probability that the null hypothesis is true.</w:t>
+        <w:t xml:space="preserve">Which package provides</w:t>
+      </w:r>
+      <w:r>
+        <w:t xml:space="preserve"> </w:t>
+      </w:r>
+      <w:r>
+        <w:rPr>
+          <w:rStyle w:val="VerbatimChar"/>
+        </w:rPr>
+        <w:t xml:space="preserve">leveneTest()</w:t>
+      </w:r>
+      <w:r>
+        <w:t xml:space="preserve">, used to check equal variance?</w:t>
       </w:r>
     </w:p>
     <w:p>
@@ -113,7 +216,34 @@
         <w:rPr>
           <w:rStyle w:val="VerbatimChar"/>
         </w:rPr>
-        <w:t xml:space="preserve">TRUE        FALSE</w:t>
+        <w:t xml:space="preserve">A)  tidyverse</w:t>
+      </w:r>
+      <w:r>
+        <w:br/>
+      </w:r>
+      <w:r>
+        <w:rPr>
+          <w:rStyle w:val="VerbatimChar"/>
+        </w:rPr>
+        <w:t xml:space="preserve">B)  readxl</w:t>
+      </w:r>
+      <w:r>
+        <w:br/>
+      </w:r>
+      <w:r>
+        <w:rPr>
+          <w:rStyle w:val="VerbatimChar"/>
+        </w:rPr>
+        <w:t xml:space="preserve">C)  car</w:t>
+      </w:r>
+      <w:r>
+        <w:br/>
+      </w:r>
+      <w:r>
+        <w:rPr>
+          <w:rStyle w:val="VerbatimChar"/>
+        </w:rPr>
+        <w:t xml:space="preserve">D)  base R — no package needed</w:t>
       </w:r>
     </w:p>
     <w:p>
@@ -136,24 +266,24 @@
         </w:pict>
       </w:r>
     </w:p>
-    <w:bookmarkEnd w:id="11"/>
     <w:bookmarkEnd w:id="12"/>
-    <w:bookmarkStart w:id="14" w:name="question-2-multiple-choice"/>
+    <w:bookmarkEnd w:id="13"/>
+    <w:bookmarkStart w:id="15" w:name="question-2-true-false"/>
     <w:p>
       <w:pPr>
         <w:pStyle w:val="Heading1"/>
       </w:pPr>
       <w:r>
-        <w:t xml:space="preserve">Question 2 · Multiple choice</w:t>
-      </w:r>
-    </w:p>
-    <w:bookmarkStart w:id="13" w:name="Xbba48cc0d1481da42bd2957c0b04505142a9fd4"/>
+        <w:t xml:space="preserve">Question 2 · True / False</w:t>
+      </w:r>
+    </w:p>
+    <w:bookmarkStart w:id="14" w:name="X7f0cc3ee0e2ca76b8acb7889538727b8740e2cb"/>
     <w:p>
       <w:pPr>
         <w:pStyle w:val="Heading3"/>
       </w:pPr>
       <w:r>
-        <w:t xml:space="preserve">For a two-sample comparison of means, which is the safest default in R?</w:t>
+        <w:t xml:space="preserve">Welch’s t-test requires the two groups to have equal population variance.</w:t>
       </w:r>
     </w:p>
     <w:p>
@@ -164,34 +294,7 @@
         <w:rPr>
           <w:rStyle w:val="VerbatimChar"/>
         </w:rPr>
-        <w:t xml:space="preserve">A)  t.test(y ~ group, var.equal = TRUE)</w:t>
-      </w:r>
-      <w:r>
-        <w:br/>
-      </w:r>
-      <w:r>
-        <w:rPr>
-          <w:rStyle w:val="VerbatimChar"/>
-        </w:rPr>
-        <w:t xml:space="preserve">B)  t.test(y ~ group, var.equal = FALSE)</w:t>
-      </w:r>
-      <w:r>
-        <w:br/>
-      </w:r>
-      <w:r>
-        <w:rPr>
-          <w:rStyle w:val="VerbatimChar"/>
-        </w:rPr>
-        <w:t xml:space="preserve">C)  lm(y ~ group)</w:t>
-      </w:r>
-      <w:r>
-        <w:br/>
-      </w:r>
-      <w:r>
-        <w:rPr>
-          <w:rStyle w:val="VerbatimChar"/>
-        </w:rPr>
-        <w:t xml:space="preserve">D)  mean(y)</w:t>
+        <w:t xml:space="preserve">TRUE        FALSE</w:t>
       </w:r>
     </w:p>
     <w:p>
@@ -214,61 +317,43 @@
         </w:pict>
       </w:r>
     </w:p>
-    <w:bookmarkEnd w:id="13"/>
     <w:bookmarkEnd w:id="14"/>
-    <w:bookmarkStart w:id="16" w:name="Xd374becea0df054055158c11efaae62f31e8d64"/>
+    <w:bookmarkEnd w:id="15"/>
+    <w:bookmarkStart w:id="17" w:name="question-3-short-answer"/>
     <w:p>
       <w:pPr>
         <w:pStyle w:val="Heading1"/>
       </w:pPr>
       <w:r>
-        <w:t xml:space="preserve">Question 3 · Short code — state the hypotheses</w:t>
-      </w:r>
-    </w:p>
-    <w:bookmarkStart w:id="15" w:name="Xbe9e23f95b82864e0ca5232cf5e5ef680880524"/>
+        <w:t xml:space="preserve">Question 3 · Short answer</w:t>
+      </w:r>
+    </w:p>
+    <w:bookmarkStart w:id="16" w:name="X38d2f868dcb58f262ec801da4191e8ccc01f65c"/>
     <w:p>
       <w:pPr>
         <w:pStyle w:val="Heading3"/>
       </w:pPr>
       <w:r>
-        <w:t xml:space="preserve">We compare mean leaf weight on shady vs sunny sides. Write H₀ and Hₐ for a</w:t>
-      </w:r>
-      <w:r>
-        <w:t xml:space="preserve"> </w:t>
-      </w:r>
-      <w:r>
-        <w:rPr>
-          <w:b/>
-          <w:bCs/>
-        </w:rPr>
-        <w:t xml:space="preserve">two-tailed</w:t>
-      </w:r>
-      <w:r>
-        <w:t xml:space="preserve"> </w:t>
-      </w:r>
-      <w:r>
-        <w:t xml:space="preserve">test using μ notation.</w:t>
+        <w:t xml:space="preserve">In plain language (no formulas), what is a</w:t>
+      </w:r>
+      <w:r>
+        <w:t xml:space="preserve"> </w:t>
+      </w:r>
+      <w:r>
+        <w:rPr>
+          <w:i/>
+          <w:iCs/>
+        </w:rPr>
+        <w:t xml:space="preserve">p</w:t>
+      </w:r>
+      <w:r>
+        <w:t xml:space="preserve">-value telling you?</w:t>
       </w:r>
     </w:p>
     <w:p>
       <w:pPr>
         <w:pStyle w:val="SourceCode"/>
       </w:pPr>
-      <w:r>
-        <w:rPr>
-          <w:rStyle w:val="VerbatimChar"/>
-        </w:rPr>
-        <w:t xml:space="preserve">H0:</w:t>
-      </w:r>
-      <w:r>
-        <w:br/>
-      </w:r>
-      <w:r>
-        <w:rPr>
-          <w:rStyle w:val="VerbatimChar"/>
-        </w:rPr>
-        <w:t xml:space="preserve">Ha:</w:t>
-      </w:r>
     </w:p>
     <w:p>
       <w:r>
@@ -277,24 +362,39 @@
         </w:pict>
       </w:r>
     </w:p>
-    <w:bookmarkEnd w:id="15"/>
     <w:bookmarkEnd w:id="16"/>
-    <w:bookmarkStart w:id="18" w:name="question-4-matching-assumption-checks"/>
+    <w:bookmarkEnd w:id="17"/>
+    <w:bookmarkStart w:id="19" w:name="question-4-multiple-choice"/>
     <w:p>
       <w:pPr>
         <w:pStyle w:val="Heading1"/>
       </w:pPr>
       <w:r>
-        <w:t xml:space="preserve">Question 4 · Matching — assumption checks</w:t>
-      </w:r>
-    </w:p>
-    <w:bookmarkStart w:id="17" w:name="Xbca5ad2be7be5a311cbf48f11499193bc4e3d2c"/>
+        <w:t xml:space="preserve">Question 4 · Multiple choice</w:t>
+      </w:r>
+    </w:p>
+    <w:bookmarkStart w:id="18" w:name="X9f129b85d7bfaf45c23a8fa1fdc2f18293b7537"/>
     <w:p>
       <w:pPr>
         <w:pStyle w:val="Heading3"/>
       </w:pPr>
       <w:r>
-        <w:t xml:space="preserve">Match each tool to what it checks. Write the letter next to each item.</w:t>
+        <w:t xml:space="preserve">Which argument to</w:t>
+      </w:r>
+      <w:r>
+        <w:t xml:space="preserve"> </w:t>
+      </w:r>
+      <w:r>
+        <w:rPr>
+          <w:rStyle w:val="VerbatimChar"/>
+        </w:rPr>
+        <w:t xml:space="preserve">t.test()</w:t>
+      </w:r>
+      <w:r>
+        <w:t xml:space="preserve"> </w:t>
+      </w:r>
+      <w:r>
+        <w:t xml:space="preserve">tells R to run Welch’s version instead of the standard (pooled-variance) t-test?</w:t>
       </w:r>
     </w:p>
     <w:p>
@@ -305,7 +405,7 @@
         <w:rPr>
           <w:rStyle w:val="VerbatimChar"/>
         </w:rPr>
-        <w:t xml:space="preserve">1.  QQ plot            ___</w:t>
+        <w:t xml:space="preserve">A)  alternative = "two.sided"</w:t>
       </w:r>
       <w:r>
         <w:br/>
@@ -314,7 +414,7 @@
         <w:rPr>
           <w:rStyle w:val="VerbatimChar"/>
         </w:rPr>
-        <w:t xml:space="preserve">2.  Shapiro-Wilk       ___</w:t>
+        <w:t xml:space="preserve">B)  var.equal = FALSE</w:t>
       </w:r>
       <w:r>
         <w:br/>
@@ -323,7 +423,7 @@
         <w:rPr>
           <w:rStyle w:val="VerbatimChar"/>
         </w:rPr>
-        <w:t xml:space="preserve">3.  Levene's test      ___</w:t>
+        <w:t xml:space="preserve">C)  conf.level = 0.95</w:t>
       </w:r>
       <w:r>
         <w:br/>
@@ -332,46 +432,21 @@
         <w:rPr>
           <w:rStyle w:val="VerbatimChar"/>
         </w:rPr>
-        <w:t xml:space="preserve">4.  boxplot + points   ___</w:t>
+        <w:t xml:space="preserve">D)  paired = TRUE</w:t>
+      </w:r>
+    </w:p>
+    <w:p>
+      <w:pPr>
+        <w:pStyle w:val="FirstParagraph"/>
+      </w:pPr>
+      <w:r>
+        <w:t xml:space="preserve">Your answer:</w:t>
       </w:r>
     </w:p>
     <w:p>
       <w:pPr>
         <w:pStyle w:val="SourceCode"/>
       </w:pPr>
-      <w:r>
-        <w:rPr>
-          <w:rStyle w:val="VerbatimChar"/>
-        </w:rPr>
-        <w:t xml:space="preserve">A.  Formal test of equal variance between groups</w:t>
-      </w:r>
-      <w:r>
-        <w:br/>
-      </w:r>
-      <w:r>
-        <w:rPr>
-          <w:rStyle w:val="VerbatimChar"/>
-        </w:rPr>
-        <w:t xml:space="preserve">B.  Formal test of normality</w:t>
-      </w:r>
-      <w:r>
-        <w:br/>
-      </w:r>
-      <w:r>
-        <w:rPr>
-          <w:rStyle w:val="VerbatimChar"/>
-        </w:rPr>
-        <w:t xml:space="preserve">C.  Visual check of normality (points on the diagonal)</w:t>
-      </w:r>
-      <w:r>
-        <w:br/>
-      </w:r>
-      <w:r>
-        <w:rPr>
-          <w:rStyle w:val="VerbatimChar"/>
-        </w:rPr>
-        <w:t xml:space="preserve">D.  Visual overview of group spread and outliers</w:t>
-      </w:r>
     </w:p>
     <w:p>
       <w:r>
@@ -380,24 +455,24 @@
         </w:pict>
       </w:r>
     </w:p>
-    <w:bookmarkEnd w:id="17"/>
     <w:bookmarkEnd w:id="18"/>
-    <w:bookmarkStart w:id="20" w:name="question-5-short-code-run-the-test"/>
+    <w:bookmarkEnd w:id="19"/>
+    <w:bookmarkStart w:id="21" w:name="question-5-short-answer"/>
     <w:p>
       <w:pPr>
         <w:pStyle w:val="Heading1"/>
       </w:pPr>
       <w:r>
-        <w:t xml:space="preserve">Question 5 · Short code — run the test</w:t>
-      </w:r>
-    </w:p>
-    <w:bookmarkStart w:id="19" w:name="Xe674f0353902bebd747c576e7246493e9d7fdcc"/>
+        <w:t xml:space="preserve">Question 5 · Short answer</w:t>
+      </w:r>
+    </w:p>
+    <w:bookmarkStart w:id="20" w:name="X33a1eecf92cd332110f954620d955b80247b4da"/>
     <w:p>
       <w:pPr>
         <w:pStyle w:val="Heading3"/>
       </w:pPr>
       <w:r>
-        <w:t xml:space="preserve">Write the</w:t>
+        <w:t xml:space="preserve">In</w:t>
       </w:r>
       <w:r>
         <w:t xml:space="preserve"> </w:t>
@@ -406,13 +481,10 @@
         <w:rPr>
           <w:rStyle w:val="VerbatimChar"/>
         </w:rPr>
-        <w:t xml:space="preserve">t.test()</w:t>
-      </w:r>
-      <w:r>
-        <w:t xml:space="preserve"> </w:t>
-      </w:r>
-      <w:r>
-        <w:t xml:space="preserve">call that compares</w:t>
+        <w:t xml:space="preserve">t.test(weight_g ~ side, data = tree_df)</w:t>
+      </w:r>
+      <w:r>
+        <w:t xml:space="preserve">, what do</w:t>
       </w:r>
       <w:r>
         <w:t xml:space="preserve"> </w:t>
@@ -427,7 +499,7 @@
         <w:t xml:space="preserve"> </w:t>
       </w:r>
       <w:r>
-        <w:t xml:space="preserve">between the levels of</w:t>
+        <w:t xml:space="preserve">and</w:t>
       </w:r>
       <w:r>
         <w:t xml:space="preserve"> </w:t>
@@ -442,45 +514,27 @@
         <w:t xml:space="preserve"> </w:t>
       </w:r>
       <w:r>
-        <w:t xml:space="preserve">in</w:t>
-      </w:r>
-      <w:r>
-        <w:t xml:space="preserve"> </w:t>
-      </w:r>
+        <w:t xml:space="preserve">each represent?</w:t>
+      </w:r>
+    </w:p>
+    <w:p>
+      <w:pPr>
+        <w:pStyle w:val="SourceCode"/>
+      </w:pPr>
       <w:r>
         <w:rPr>
           <w:rStyle w:val="VerbatimChar"/>
         </w:rPr>
-        <w:t xml:space="preserve">tree_df</w:t>
-      </w:r>
-      <w:r>
-        <w:t xml:space="preserve">, using Welch’s correction and a two-tailed alternative. Store it in</w:t>
-      </w:r>
-      <w:r>
-        <w:t xml:space="preserve"> </w:t>
+        <w:t xml:space="preserve">weight_g:</w:t>
+      </w:r>
+      <w:r>
+        <w:br/>
       </w:r>
       <w:r>
         <w:rPr>
           <w:rStyle w:val="VerbatimChar"/>
         </w:rPr>
-        <w:t xml:space="preserve">leaf_ttest_model</w:t>
-      </w:r>
-      <w:r>
-        <w:t xml:space="preserve">.</w:t>
-      </w:r>
-    </w:p>
-    <w:p>
-      <w:pPr>
-        <w:pStyle w:val="SourceCode"/>
-      </w:pPr>
-      <w:r>
-        <w:rPr>
-          <w:rStyle w:val="CommentTok"/>
-        </w:rPr>
-        <w:t xml:space="preserve"># Your code:</w:t>
-      </w:r>
-      <w:r>
-        <w:br/>
+        <w:t xml:space="preserve">side:</w:t>
       </w:r>
     </w:p>
     <w:p>
@@ -490,36 +544,71 @@
         </w:pict>
       </w:r>
     </w:p>
-    <w:bookmarkEnd w:id="19"/>
     <w:bookmarkEnd w:id="20"/>
-    <w:bookmarkStart w:id="22" w:name="question-6-predict-the-output"/>
+    <w:bookmarkEnd w:id="21"/>
+    <w:bookmarkStart w:id="23" w:name="question-6-true-false"/>
     <w:p>
       <w:pPr>
         <w:pStyle w:val="Heading1"/>
       </w:pPr>
       <w:r>
-        <w:t xml:space="preserve">Question 6 · Predict the output</w:t>
-      </w:r>
-    </w:p>
-    <w:bookmarkStart w:id="21" w:name="X00637035990a5f54bc1628dfd88f516fab599f8"/>
+        <w:t xml:space="preserve">Question 6 · True / False</w:t>
+      </w:r>
+    </w:p>
+    <w:bookmarkStart w:id="22" w:name="Xee3083dac3862c2ac6d1862dadc2262ff7473bd"/>
     <w:p>
       <w:pPr>
         <w:pStyle w:val="Heading3"/>
       </w:pPr>
       <w:r>
-        <w:t xml:space="preserve">Levene’s test returns</w:t>
-      </w:r>
-      <w:r>
-        <w:t xml:space="preserve"> </w:t>
-      </w:r>
+        <w:t xml:space="preserve">The null hypothesis for Shapiro-Wilk is</w:t>
+      </w:r>
+      <w:r>
+        <w:t xml:space="preserve"> </w:t>
+      </w:r>
+      <w:r>
+        <w:t xml:space="preserve">“the data are normally distributed”</w:t>
+      </w:r>
+      <w:r>
+        <w:t xml:space="preserve"> </w:t>
+      </w:r>
+      <w:r>
+        <w:t xml:space="preserve">— so a</w:t>
+      </w:r>
+      <w:r>
+        <w:t xml:space="preserve"> </w:t>
+      </w:r>
+      <w:r>
+        <w:rPr>
+          <w:i/>
+          <w:iCs/>
+        </w:rPr>
+        <w:t xml:space="preserve">large</w:t>
+      </w:r>
+      <w:r>
+        <w:t xml:space="preserve"> </w:t>
+      </w:r>
+      <w:r>
+        <w:t xml:space="preserve">p-value is what lets you proceed with the t-test.</w:t>
+      </w:r>
+    </w:p>
+    <w:p>
+      <w:pPr>
+        <w:pStyle w:val="SourceCode"/>
+      </w:pPr>
       <w:r>
         <w:rPr>
           <w:rStyle w:val="VerbatimChar"/>
         </w:rPr>
-        <w:t xml:space="preserve">p = 0.62</w:t>
-      </w:r>
-      <w:r>
-        <w:t xml:space="preserve">. In one sentence, what do you conclude about the variances, and does it change whether you use Welch’s t-test?</w:t>
+        <w:t xml:space="preserve">TRUE        FALSE</w:t>
+      </w:r>
+    </w:p>
+    <w:p>
+      <w:pPr>
+        <w:pStyle w:val="FirstParagraph"/>
+      </w:pPr>
+      <w:r>
+        <w:t xml:space="preserve">Your answer:</w:t>
       </w:r>
     </w:p>
     <w:p>
@@ -534,24 +623,40 @@
         </w:pict>
       </w:r>
     </w:p>
-    <w:bookmarkEnd w:id="21"/>
     <w:bookmarkEnd w:id="22"/>
-    <w:bookmarkStart w:id="24" w:name="question-7-find-the-error"/>
+    <w:bookmarkEnd w:id="23"/>
+    <w:bookmarkStart w:id="25" w:name="question-7-multiple-choice"/>
     <w:p>
       <w:pPr>
         <w:pStyle w:val="Heading1"/>
       </w:pPr>
       <w:r>
-        <w:t xml:space="preserve">Question 7 · Find the error</w:t>
-      </w:r>
-    </w:p>
-    <w:bookmarkStart w:id="23" w:name="Xffd3e9d507dcd9cad7e3344f38641067b0e7a7d"/>
+        <w:t xml:space="preserve">Question 7 · Multiple choice</w:t>
+      </w:r>
+    </w:p>
+    <w:bookmarkStart w:id="24" w:name="Xe96a2f203d2535c52e7b96127d7d1454ad8e9cd"/>
     <w:p>
       <w:pPr>
         <w:pStyle w:val="Heading3"/>
       </w:pPr>
       <w:r>
-        <w:t xml:space="preserve">This code should test normality of the sunny group but errors. Fix it.</w:t>
+        <w:t xml:space="preserve">We use a</w:t>
+      </w:r>
+      <w:r>
+        <w:t xml:space="preserve"> </w:t>
+      </w:r>
+      <w:r>
+        <w:rPr>
+          <w:b/>
+          <w:bCs/>
+        </w:rPr>
+        <w:t xml:space="preserve">two-tailed</w:t>
+      </w:r>
+      <w:r>
+        <w:t xml:space="preserve"> </w:t>
+      </w:r>
+      <w:r>
+        <w:t xml:space="preserve">test for leaf weight even though we predicted shady leaves would be heavier. Why?</w:t>
       </w:r>
     </w:p>
     <w:p>
@@ -560,114 +665,36 @@
       </w:pPr>
       <w:r>
         <w:rPr>
-          <w:rStyle w:val="NormalTok"/>
-        </w:rPr>
-        <w:t xml:space="preserve">tree_df </w:t>
-      </w:r>
-      <w:r>
-        <w:rPr>
-          <w:rStyle w:val="SpecialCharTok"/>
-        </w:rPr>
-        <w:t xml:space="preserve">%&gt;%</w:t>
+          <w:rStyle w:val="VerbatimChar"/>
+        </w:rPr>
+        <w:t xml:space="preserve">A)  Two-tailed tests are easier to compute in R</w:t>
       </w:r>
       <w:r>
         <w:br/>
       </w:r>
       <w:r>
         <w:rPr>
-          <w:rStyle w:val="NormalTok"/>
-        </w:rPr>
-        <w:t xml:space="preserve">  </w:t>
-      </w:r>
-      <w:r>
-        <w:rPr>
-          <w:rStyle w:val="FunctionTok"/>
-        </w:rPr>
-        <w:t xml:space="preserve">filter</w:t>
-      </w:r>
-      <w:r>
-        <w:rPr>
-          <w:rStyle w:val="NormalTok"/>
-        </w:rPr>
-        <w:t xml:space="preserve">(</w:t>
-      </w:r>
-      <w:r>
-        <w:rPr>
-          <w:rStyle w:val="AttributeTok"/>
-        </w:rPr>
-        <w:t xml:space="preserve">side =</w:t>
-      </w:r>
-      <w:r>
-        <w:rPr>
-          <w:rStyle w:val="NormalTok"/>
-        </w:rPr>
-        <w:t xml:space="preserve"> </w:t>
-      </w:r>
-      <w:r>
-        <w:rPr>
-          <w:rStyle w:val="StringTok"/>
-        </w:rPr>
-        <w:t xml:space="preserve">"sunny"</w:t>
-      </w:r>
-      <w:r>
-        <w:rPr>
-          <w:rStyle w:val="NormalTok"/>
-        </w:rPr>
-        <w:t xml:space="preserve">) </w:t>
-      </w:r>
-      <w:r>
-        <w:rPr>
-          <w:rStyle w:val="SpecialCharTok"/>
-        </w:rPr>
-        <w:t xml:space="preserve">%&gt;%</w:t>
+          <w:rStyle w:val="VerbatimChar"/>
+        </w:rPr>
+        <w:t xml:space="preserve">B)  A two-tailed test can detect a difference in either direction, which is more conservative</w:t>
       </w:r>
       <w:r>
         <w:br/>
       </w:r>
       <w:r>
         <w:rPr>
-          <w:rStyle w:val="NormalTok"/>
-        </w:rPr>
-        <w:t xml:space="preserve">  </w:t>
-      </w:r>
-      <w:r>
-        <w:rPr>
-          <w:rStyle w:val="FunctionTok"/>
-        </w:rPr>
-        <w:t xml:space="preserve">pull</w:t>
-      </w:r>
-      <w:r>
-        <w:rPr>
-          <w:rStyle w:val="NormalTok"/>
-        </w:rPr>
-        <w:t xml:space="preserve">(weight_g) </w:t>
-      </w:r>
-      <w:r>
-        <w:rPr>
-          <w:rStyle w:val="SpecialCharTok"/>
-        </w:rPr>
-        <w:t xml:space="preserve">%&gt;%</w:t>
+          <w:rStyle w:val="VerbatimChar"/>
+        </w:rPr>
+        <w:t xml:space="preserve">C)  R does not support one-tailed tests</w:t>
       </w:r>
       <w:r>
         <w:br/>
       </w:r>
       <w:r>
         <w:rPr>
-          <w:rStyle w:val="NormalTok"/>
-        </w:rPr>
-        <w:t xml:space="preserve">  </w:t>
-      </w:r>
-      <w:r>
-        <w:rPr>
-          <w:rStyle w:val="FunctionTok"/>
-        </w:rPr>
-        <w:t xml:space="preserve">shapiro.test</w:t>
-      </w:r>
-      <w:r>
-        <w:rPr>
-          <w:rStyle w:val="NormalTok"/>
-        </w:rPr>
-        <w:t xml:space="preserve">()</w:t>
+          <w:rStyle w:val="VerbatimChar"/>
+        </w:rPr>
+        <w:t xml:space="preserve">D)  Two-tailed tests do not require a significance level</w:t>
       </w:r>
     </w:p>
     <w:p>
@@ -675,20 +702,7 @@
         <w:pStyle w:val="FirstParagraph"/>
       </w:pPr>
       <w:r>
-        <w:t xml:space="preserve">Corrected code:</w:t>
-      </w:r>
-    </w:p>
-    <w:p>
-      <w:pPr>
-        <w:pStyle w:val="SourceCode"/>
-      </w:pPr>
-    </w:p>
-    <w:p>
-      <w:pPr>
-        <w:pStyle w:val="FirstParagraph"/>
-      </w:pPr>
-      <w:r>
-        <w:t xml:space="preserve">Your explanation:</w:t>
+        <w:t xml:space="preserve">Your answer:</w:t>
       </w:r>
     </w:p>
     <w:p>
@@ -703,82 +717,43 @@
         </w:pict>
       </w:r>
     </w:p>
-    <w:bookmarkEnd w:id="23"/>
     <w:bookmarkEnd w:id="24"/>
-    <w:bookmarkStart w:id="26" w:name="X185487901ed6ce486a98767a879e57d4951dff2"/>
+    <w:bookmarkEnd w:id="25"/>
+    <w:bookmarkStart w:id="26" w:name="part-b-predict-the-output"/>
     <w:p>
       <w:pPr>
         <w:pStyle w:val="Heading1"/>
       </w:pPr>
       <w:r>
-        <w:t xml:space="preserve">Question 8 · Multiple choice — reading output</w:t>
-      </w:r>
-    </w:p>
-    <w:bookmarkStart w:id="25" w:name="Xef116b02f8743cecd8996411f0d224b4e37681e"/>
+        <w:t xml:space="preserve">Part B — Predict the Output</w:t>
+      </w:r>
+    </w:p>
+    <w:bookmarkEnd w:id="26"/>
+    <w:bookmarkStart w:id="28" w:name="X7b4763dc6c4a8139772078cec8c21df411ca7ca"/>
+    <w:p>
+      <w:pPr>
+        <w:pStyle w:val="Heading1"/>
+      </w:pPr>
+      <w:r>
+        <w:t xml:space="preserve">Question 8 · Predict — descriptive stats table</w:t>
+      </w:r>
+    </w:p>
+    <w:bookmarkStart w:id="27" w:name="Xaebf0569bf83a9dcda77739112f479eb01cbc1e"/>
     <w:p>
       <w:pPr>
         <w:pStyle w:val="Heading3"/>
       </w:pPr>
       <w:r>
-        <w:t xml:space="preserve">Your t-test reports</w:t>
-      </w:r>
-      <w:r>
-        <w:t xml:space="preserve"> </w:t>
-      </w:r>
-      <w:r>
         <w:rPr>
           <w:rStyle w:val="VerbatimChar"/>
         </w:rPr>
-        <w:t xml:space="preserve">t = 6.4, df = 17.2, p &lt; 0.001</w:t>
-      </w:r>
-      <w:r>
-        <w:t xml:space="preserve">. At α = 0.05 you should:</w:t>
-      </w:r>
-    </w:p>
-    <w:p>
-      <w:pPr>
-        <w:pStyle w:val="SourceCode"/>
-      </w:pPr>
-      <w:r>
-        <w:rPr>
-          <w:rStyle w:val="VerbatimChar"/>
-        </w:rPr>
-        <w:t xml:space="preserve">A)  Fail to reject H0 — the means are the same</w:t>
-      </w:r>
-      <w:r>
-        <w:br/>
-      </w:r>
-      <w:r>
-        <w:rPr>
-          <w:rStyle w:val="VerbatimChar"/>
-        </w:rPr>
-        <w:t xml:space="preserve">B)  Reject H0 — the group means differ significantly</w:t>
-      </w:r>
-      <w:r>
-        <w:br/>
-      </w:r>
-      <w:r>
-        <w:rPr>
-          <w:rStyle w:val="VerbatimChar"/>
-        </w:rPr>
-        <w:t xml:space="preserve">C)  Not decide — df is not a whole number</w:t>
-      </w:r>
-      <w:r>
-        <w:br/>
-      </w:r>
-      <w:r>
-        <w:rPr>
-          <w:rStyle w:val="VerbatimChar"/>
-        </w:rPr>
-        <w:t xml:space="preserve">D)  Re-run with var.equal = TRUE</w:t>
-      </w:r>
-    </w:p>
-    <w:p>
-      <w:pPr>
-        <w:pStyle w:val="FirstParagraph"/>
-      </w:pPr>
-      <w:r>
-        <w:t xml:space="preserve">Your answer:</w:t>
+        <w:t xml:space="preserve">tree_df %&gt;% group_by(side) %&gt;% summarize(n = sum(!is.na(weight_g)), mean_wt = mean(weight_g, na.rm = TRUE))</w:t>
+      </w:r>
+      <w:r>
+        <w:t xml:space="preserve"> </w:t>
+      </w:r>
+      <w:r>
+        <w:t xml:space="preserve">— describe the shape of the result (how many rows, what columns) without running it.</w:t>
       </w:r>
     </w:p>
     <w:p>
@@ -793,36 +768,24 @@
         </w:pict>
       </w:r>
     </w:p>
-    <w:bookmarkEnd w:id="25"/>
-    <w:bookmarkEnd w:id="26"/>
-    <w:bookmarkStart w:id="28" w:name="question-9-short-code-extract-a-value"/>
+    <w:bookmarkEnd w:id="27"/>
+    <w:bookmarkEnd w:id="28"/>
+    <w:bookmarkStart w:id="30" w:name="question-9-predict-plot-description"/>
     <w:p>
       <w:pPr>
         <w:pStyle w:val="Heading1"/>
       </w:pPr>
       <w:r>
-        <w:t xml:space="preserve">Question 9 · Short code — extract a value</w:t>
-      </w:r>
-    </w:p>
-    <w:bookmarkStart w:id="27" w:name="X9da878f14ec0a2d05054fd6ad560690728db40d"/>
+        <w:t xml:space="preserve">Question 9 · Predict — plot description</w:t>
+      </w:r>
+    </w:p>
+    <w:bookmarkStart w:id="29" w:name="X51c8c9396933f3c4d7464e875939d1bf597d409"/>
     <w:p>
       <w:pPr>
         <w:pStyle w:val="Heading3"/>
       </w:pPr>
       <w:r>
-        <w:t xml:space="preserve">From the fitted model</w:t>
-      </w:r>
-      <w:r>
-        <w:t xml:space="preserve"> </w:t>
-      </w:r>
-      <w:r>
-        <w:rPr>
-          <w:rStyle w:val="VerbatimChar"/>
-        </w:rPr>
-        <w:t xml:space="preserve">leaf_ttest_model</w:t>
-      </w:r>
-      <w:r>
-        <w:t xml:space="preserve">, write the one line that pulls out just the p-value.</w:t>
+        <w:t xml:space="preserve">This code runs without error. Sketch or describe what the plot looks like.</w:t>
       </w:r>
     </w:p>
     <w:p>
@@ -831,10 +794,342 @@
       </w:pPr>
       <w:r>
         <w:rPr>
-          <w:rStyle w:val="CommentTok"/>
-        </w:rPr>
-        <w:t xml:space="preserve"># Your code:</w:t>
-      </w:r>
+          <w:rStyle w:val="NormalTok"/>
+        </w:rPr>
+        <w:t xml:space="preserve">tree_df </w:t>
+      </w:r>
+      <w:r>
+        <w:rPr>
+          <w:rStyle w:val="SpecialCharTok"/>
+        </w:rPr>
+        <w:t xml:space="preserve">%&gt;%</w:t>
+      </w:r>
+      <w:r>
+        <w:br/>
+      </w:r>
+      <w:r>
+        <w:rPr>
+          <w:rStyle w:val="NormalTok"/>
+        </w:rPr>
+        <w:t xml:space="preserve">  </w:t>
+      </w:r>
+      <w:r>
+        <w:rPr>
+          <w:rStyle w:val="FunctionTok"/>
+        </w:rPr>
+        <w:t xml:space="preserve">ggplot</w:t>
+      </w:r>
+      <w:r>
+        <w:rPr>
+          <w:rStyle w:val="NormalTok"/>
+        </w:rPr>
+        <w:t xml:space="preserve">(</w:t>
+      </w:r>
+      <w:r>
+        <w:rPr>
+          <w:rStyle w:val="FunctionTok"/>
+        </w:rPr>
+        <w:t xml:space="preserve">aes</w:t>
+      </w:r>
+      <w:r>
+        <w:rPr>
+          <w:rStyle w:val="NormalTok"/>
+        </w:rPr>
+        <w:t xml:space="preserve">(</w:t>
+      </w:r>
+      <w:r>
+        <w:rPr>
+          <w:rStyle w:val="AttributeTok"/>
+        </w:rPr>
+        <w:t xml:space="preserve">x =</w:t>
+      </w:r>
+      <w:r>
+        <w:rPr>
+          <w:rStyle w:val="NormalTok"/>
+        </w:rPr>
+        <w:t xml:space="preserve"> side, </w:t>
+      </w:r>
+      <w:r>
+        <w:rPr>
+          <w:rStyle w:val="AttributeTok"/>
+        </w:rPr>
+        <w:t xml:space="preserve">y =</w:t>
+      </w:r>
+      <w:r>
+        <w:rPr>
+          <w:rStyle w:val="NormalTok"/>
+        </w:rPr>
+        <w:t xml:space="preserve"> weight_g, </w:t>
+      </w:r>
+      <w:r>
+        <w:rPr>
+          <w:rStyle w:val="AttributeTok"/>
+        </w:rPr>
+        <w:t xml:space="preserve">fill =</w:t>
+      </w:r>
+      <w:r>
+        <w:rPr>
+          <w:rStyle w:val="NormalTok"/>
+        </w:rPr>
+        <w:t xml:space="preserve"> side)) </w:t>
+      </w:r>
+      <w:r>
+        <w:rPr>
+          <w:rStyle w:val="SpecialCharTok"/>
+        </w:rPr>
+        <w:t xml:space="preserve">+</w:t>
+      </w:r>
+      <w:r>
+        <w:br/>
+      </w:r>
+      <w:r>
+        <w:rPr>
+          <w:rStyle w:val="NormalTok"/>
+        </w:rPr>
+        <w:t xml:space="preserve">  </w:t>
+      </w:r>
+      <w:r>
+        <w:rPr>
+          <w:rStyle w:val="FunctionTok"/>
+        </w:rPr>
+        <w:t xml:space="preserve">geom_boxplot</w:t>
+      </w:r>
+      <w:r>
+        <w:rPr>
+          <w:rStyle w:val="NormalTok"/>
+        </w:rPr>
+        <w:t xml:space="preserve">(</w:t>
+      </w:r>
+      <w:r>
+        <w:rPr>
+          <w:rStyle w:val="AttributeTok"/>
+        </w:rPr>
+        <w:t xml:space="preserve">alpha =</w:t>
+      </w:r>
+      <w:r>
+        <w:rPr>
+          <w:rStyle w:val="NormalTok"/>
+        </w:rPr>
+        <w:t xml:space="preserve"> </w:t>
+      </w:r>
+      <w:r>
+        <w:rPr>
+          <w:rStyle w:val="FloatTok"/>
+        </w:rPr>
+        <w:t xml:space="preserve">0.5</w:t>
+      </w:r>
+      <w:r>
+        <w:rPr>
+          <w:rStyle w:val="NormalTok"/>
+        </w:rPr>
+        <w:t xml:space="preserve">, </w:t>
+      </w:r>
+      <w:r>
+        <w:rPr>
+          <w:rStyle w:val="AttributeTok"/>
+        </w:rPr>
+        <w:t xml:space="preserve">outlier.shape =</w:t>
+      </w:r>
+      <w:r>
+        <w:rPr>
+          <w:rStyle w:val="NormalTok"/>
+        </w:rPr>
+        <w:t xml:space="preserve"> </w:t>
+      </w:r>
+      <w:r>
+        <w:rPr>
+          <w:rStyle w:val="ConstantTok"/>
+        </w:rPr>
+        <w:t xml:space="preserve">NA</w:t>
+      </w:r>
+      <w:r>
+        <w:rPr>
+          <w:rStyle w:val="NormalTok"/>
+        </w:rPr>
+        <w:t xml:space="preserve">) </w:t>
+      </w:r>
+      <w:r>
+        <w:rPr>
+          <w:rStyle w:val="SpecialCharTok"/>
+        </w:rPr>
+        <w:t xml:space="preserve">+</w:t>
+      </w:r>
+      <w:r>
+        <w:br/>
+      </w:r>
+      <w:r>
+        <w:rPr>
+          <w:rStyle w:val="NormalTok"/>
+        </w:rPr>
+        <w:t xml:space="preserve">  </w:t>
+      </w:r>
+      <w:r>
+        <w:rPr>
+          <w:rStyle w:val="FunctionTok"/>
+        </w:rPr>
+        <w:t xml:space="preserve">geom_point</w:t>
+      </w:r>
+      <w:r>
+        <w:rPr>
+          <w:rStyle w:val="NormalTok"/>
+        </w:rPr>
+        <w:t xml:space="preserve">(</w:t>
+      </w:r>
+      <w:r>
+        <w:rPr>
+          <w:rStyle w:val="AttributeTok"/>
+        </w:rPr>
+        <w:t xml:space="preserve">position =</w:t>
+      </w:r>
+      <w:r>
+        <w:rPr>
+          <w:rStyle w:val="NormalTok"/>
+        </w:rPr>
+        <w:t xml:space="preserve"> </w:t>
+      </w:r>
+      <w:r>
+        <w:rPr>
+          <w:rStyle w:val="FunctionTok"/>
+        </w:rPr>
+        <w:t xml:space="preserve">position_jitter</w:t>
+      </w:r>
+      <w:r>
+        <w:rPr>
+          <w:rStyle w:val="NormalTok"/>
+        </w:rPr>
+        <w:t xml:space="preserve">(</w:t>
+      </w:r>
+      <w:r>
+        <w:rPr>
+          <w:rStyle w:val="AttributeTok"/>
+        </w:rPr>
+        <w:t xml:space="preserve">width =</w:t>
+      </w:r>
+      <w:r>
+        <w:rPr>
+          <w:rStyle w:val="NormalTok"/>
+        </w:rPr>
+        <w:t xml:space="preserve"> </w:t>
+      </w:r>
+      <w:r>
+        <w:rPr>
+          <w:rStyle w:val="FloatTok"/>
+        </w:rPr>
+        <w:t xml:space="preserve">0.15</w:t>
+      </w:r>
+      <w:r>
+        <w:rPr>
+          <w:rStyle w:val="NormalTok"/>
+        </w:rPr>
+        <w:t xml:space="preserve">), </w:t>
+      </w:r>
+      <w:r>
+        <w:rPr>
+          <w:rStyle w:val="AttributeTok"/>
+        </w:rPr>
+        <w:t xml:space="preserve">alpha =</w:t>
+      </w:r>
+      <w:r>
+        <w:rPr>
+          <w:rStyle w:val="NormalTok"/>
+        </w:rPr>
+        <w:t xml:space="preserve"> </w:t>
+      </w:r>
+      <w:r>
+        <w:rPr>
+          <w:rStyle w:val="FloatTok"/>
+        </w:rPr>
+        <w:t xml:space="preserve">0.6</w:t>
+      </w:r>
+      <w:r>
+        <w:rPr>
+          <w:rStyle w:val="NormalTok"/>
+        </w:rPr>
+        <w:t xml:space="preserve">) </w:t>
+      </w:r>
+      <w:r>
+        <w:rPr>
+          <w:rStyle w:val="SpecialCharTok"/>
+        </w:rPr>
+        <w:t xml:space="preserve">+</w:t>
+      </w:r>
+      <w:r>
+        <w:br/>
+      </w:r>
+      <w:r>
+        <w:rPr>
+          <w:rStyle w:val="NormalTok"/>
+        </w:rPr>
+        <w:t xml:space="preserve">  </w:t>
+      </w:r>
+      <w:r>
+        <w:rPr>
+          <w:rStyle w:val="FunctionTok"/>
+        </w:rPr>
+        <w:t xml:space="preserve">theme_minimal</w:t>
+      </w:r>
+      <w:r>
+        <w:rPr>
+          <w:rStyle w:val="NormalTok"/>
+        </w:rPr>
+        <w:t xml:space="preserve">() </w:t>
+      </w:r>
+      <w:r>
+        <w:rPr>
+          <w:rStyle w:val="SpecialCharTok"/>
+        </w:rPr>
+        <w:t xml:space="preserve">+</w:t>
+      </w:r>
+      <w:r>
+        <w:br/>
+      </w:r>
+      <w:r>
+        <w:rPr>
+          <w:rStyle w:val="NormalTok"/>
+        </w:rPr>
+        <w:t xml:space="preserve">  </w:t>
+      </w:r>
+      <w:r>
+        <w:rPr>
+          <w:rStyle w:val="FunctionTok"/>
+        </w:rPr>
+        <w:t xml:space="preserve">theme</w:t>
+      </w:r>
+      <w:r>
+        <w:rPr>
+          <w:rStyle w:val="NormalTok"/>
+        </w:rPr>
+        <w:t xml:space="preserve">(</w:t>
+      </w:r>
+      <w:r>
+        <w:rPr>
+          <w:rStyle w:val="AttributeTok"/>
+        </w:rPr>
+        <w:t xml:space="preserve">legend.position =</w:t>
+      </w:r>
+      <w:r>
+        <w:rPr>
+          <w:rStyle w:val="NormalTok"/>
+        </w:rPr>
+        <w:t xml:space="preserve"> </w:t>
+      </w:r>
+      <w:r>
+        <w:rPr>
+          <w:rStyle w:val="StringTok"/>
+        </w:rPr>
+        <w:t xml:space="preserve">"none"</w:t>
+      </w:r>
+      <w:r>
+        <w:rPr>
+          <w:rStyle w:val="NormalTok"/>
+        </w:rPr>
+        <w:t xml:space="preserve">)</w:t>
+      </w:r>
+    </w:p>
+    <w:p>
+      <w:pPr>
+        <w:pStyle w:val="SourceCode"/>
+      </w:pPr>
     </w:p>
     <w:p>
       <w:r>
@@ -843,52 +1138,45 @@
         </w:pict>
       </w:r>
     </w:p>
-    <w:bookmarkEnd w:id="27"/>
-    <w:bookmarkEnd w:id="28"/>
-    <w:bookmarkStart w:id="30" w:name="question-10-find-the-error-reporting"/>
+    <w:bookmarkEnd w:id="29"/>
+    <w:bookmarkEnd w:id="30"/>
+    <w:bookmarkStart w:id="32" w:name="Xacbc23b79afafb686148b76a8db6efc331e702d"/>
     <w:p>
       <w:pPr>
         <w:pStyle w:val="Heading1"/>
       </w:pPr>
       <w:r>
-        <w:t xml:space="preserve">Question 10 · Find the error — reporting</w:t>
-      </w:r>
-    </w:p>
-    <w:bookmarkStart w:id="29" w:name="X98e74332e6c8827e86e4e92fd77bdbaa765845f"/>
+        <w:t xml:space="preserve">Question 10 · Predict — Shapiro-Wilk decision</w:t>
+      </w:r>
+    </w:p>
+    <w:bookmarkStart w:id="31" w:name="X593a1fd16a1fdeff91a8edf9cab50d120a082d2"/>
     <w:p>
       <w:pPr>
         <w:pStyle w:val="Heading3"/>
       </w:pPr>
       <w:r>
-        <w:t xml:space="preserve">A student writes:</w:t>
-      </w:r>
-      <w:r>
-        <w:t xml:space="preserve"> </w:t>
-      </w:r>
-      <w:r>
-        <w:rPr>
-          <w:i/>
-          <w:iCs/>
-        </w:rPr>
-        <w:t xml:space="preserve">“the difference was significant (p = 0.000).”</w:t>
-      </w:r>
-      <w:r>
-        <w:t xml:space="preserve"> </w:t>
-      </w:r>
-      <w:r>
-        <w:t xml:space="preserve">What is wrong with reporting</w:t>
-      </w:r>
-      <w:r>
-        <w:t xml:space="preserve"> </w:t>
-      </w:r>
-      <w:r>
         <w:rPr>
           <w:rStyle w:val="VerbatimChar"/>
         </w:rPr>
-        <w:t xml:space="preserve">p = 0.000</w:t>
-      </w:r>
-      <w:r>
-        <w:t xml:space="preserve">, and how should it be written?</w:t>
+        <w:t xml:space="preserve">shapiro.test()</w:t>
+      </w:r>
+      <w:r>
+        <w:t xml:space="preserve"> </w:t>
+      </w:r>
+      <w:r>
+        <w:t xml:space="preserve">on the sunny group returns</w:t>
+      </w:r>
+      <w:r>
+        <w:t xml:space="preserve"> </w:t>
+      </w:r>
+      <w:r>
+        <w:rPr>
+          <w:rStyle w:val="VerbatimChar"/>
+        </w:rPr>
+        <w:t xml:space="preserve">p = 0.32</w:t>
+      </w:r>
+      <w:r>
+        <w:t xml:space="preserve">. What do you conclude about normality, and do you proceed with the t-test?</w:t>
       </w:r>
     </w:p>
     <w:p>
@@ -903,9 +1191,1341 @@
         </w:pict>
       </w:r>
     </w:p>
-    <w:bookmarkEnd w:id="29"/>
-    <w:bookmarkEnd w:id="30"/>
-    <w:bookmarkStart w:id="33" w:name="X19fac04d5a5d6dbca660e85fda058eb10015d87"/>
+    <w:bookmarkEnd w:id="31"/>
+    <w:bookmarkEnd w:id="32"/>
+    <w:bookmarkStart w:id="34" w:name="question-11-predict-levenes-decision"/>
+    <w:p>
+      <w:pPr>
+        <w:pStyle w:val="Heading1"/>
+      </w:pPr>
+      <w:r>
+        <w:t xml:space="preserve">Question 11 · Predict — Levene’s decision</w:t>
+      </w:r>
+    </w:p>
+    <w:bookmarkStart w:id="33" w:name="Xa525f887ea72da18961051070bf4fb440448b55"/>
+    <w:p>
+      <w:pPr>
+        <w:pStyle w:val="Heading3"/>
+      </w:pPr>
+      <w:r>
+        <w:rPr>
+          <w:rStyle w:val="VerbatimChar"/>
+        </w:rPr>
+        <w:t xml:space="preserve">leveneTest(weight_g ~ side, data = tree_df)</w:t>
+      </w:r>
+      <w:r>
+        <w:t xml:space="preserve"> </w:t>
+      </w:r>
+      <w:r>
+        <w:t xml:space="preserve">returns</w:t>
+      </w:r>
+      <w:r>
+        <w:t xml:space="preserve"> </w:t>
+      </w:r>
+      <w:r>
+        <w:rPr>
+          <w:rStyle w:val="VerbatimChar"/>
+        </w:rPr>
+        <w:t xml:space="preserve">p = 0.61</w:t>
+      </w:r>
+      <w:r>
+        <w:t xml:space="preserve">. What does this say about the two groups’ variances — and does it change which test you run?</w:t>
+      </w:r>
+    </w:p>
+    <w:p>
+      <w:pPr>
+        <w:pStyle w:val="SourceCode"/>
+      </w:pPr>
+    </w:p>
+    <w:p>
+      <w:r>
+        <w:pict>
+          <v:rect style="width:0;height:1.5pt" o:hralign="center" o:hrstd="t" o:hr="t"/>
+        </w:pict>
+      </w:r>
+    </w:p>
+    <w:bookmarkEnd w:id="33"/>
+    <w:bookmarkEnd w:id="34"/>
+    <w:bookmarkStart w:id="36" w:name="question-12-predict-t-test-output"/>
+    <w:p>
+      <w:pPr>
+        <w:pStyle w:val="Heading1"/>
+      </w:pPr>
+      <w:r>
+        <w:t xml:space="preserve">Question 12 · Predict — t-test output</w:t>
+      </w:r>
+    </w:p>
+    <w:bookmarkStart w:id="35" w:name="X8a4ecfdf1b2c31b0b77b42f36c16445d6b34a32"/>
+    <w:p>
+      <w:pPr>
+        <w:pStyle w:val="Heading3"/>
+      </w:pPr>
+      <w:r>
+        <w:t xml:space="preserve">Given shady mean = 7.80 g, sunny mean = 3.80 g, and a t-test returning</w:t>
+      </w:r>
+      <w:r>
+        <w:t xml:space="preserve"> </w:t>
+      </w:r>
+      <w:r>
+        <w:rPr>
+          <w:rStyle w:val="VerbatimChar"/>
+        </w:rPr>
+        <w:t xml:space="preserve">t = 9.98, df = 17.4, p &lt; 0.001</w:t>
+      </w:r>
+      <w:r>
+        <w:t xml:space="preserve">, with a 95% CI of</w:t>
+      </w:r>
+      <w:r>
+        <w:t xml:space="preserve"> </w:t>
+      </w:r>
+      <w:r>
+        <w:rPr>
+          <w:rStyle w:val="VerbatimChar"/>
+        </w:rPr>
+        <w:t xml:space="preserve">[3.2, 4.8]</w:t>
+      </w:r>
+      <w:r>
+        <w:t xml:space="preserve"> </w:t>
+      </w:r>
+      <w:r>
+        <w:t xml:space="preserve">for the difference in means — state the decision (reject / fail to reject H₀) and why.</w:t>
+      </w:r>
+    </w:p>
+    <w:p>
+      <w:pPr>
+        <w:pStyle w:val="SourceCode"/>
+      </w:pPr>
+    </w:p>
+    <w:p>
+      <w:r>
+        <w:pict>
+          <v:rect style="width:0;height:1.5pt" o:hralign="center" o:hrstd="t" o:hr="t"/>
+        </w:pict>
+      </w:r>
+    </w:p>
+    <w:bookmarkEnd w:id="35"/>
+    <w:bookmarkEnd w:id="36"/>
+    <w:bookmarkStart w:id="38" w:name="question-13-predict-decision-code"/>
+    <w:p>
+      <w:pPr>
+        <w:pStyle w:val="Heading1"/>
+      </w:pPr>
+      <w:r>
+        <w:t xml:space="preserve">Question 13 · Predict — decision code</w:t>
+      </w:r>
+    </w:p>
+    <w:bookmarkStart w:id="37" w:name="X8dad21886634ec52f6770f3ba7453d1e1417fec"/>
+    <w:p>
+      <w:pPr>
+        <w:pStyle w:val="Heading3"/>
+      </w:pPr>
+      <w:r>
+        <w:t xml:space="preserve">With</w:t>
+      </w:r>
+      <w:r>
+        <w:t xml:space="preserve"> </w:t>
+      </w:r>
+      <w:r>
+        <w:rPr>
+          <w:rStyle w:val="VerbatimChar"/>
+        </w:rPr>
+        <w:t xml:space="preserve">p_val &lt;- 0.002</w:t>
+      </w:r>
+      <w:r>
+        <w:t xml:space="preserve"> </w:t>
+      </w:r>
+      <w:r>
+        <w:t xml:space="preserve">and</w:t>
+      </w:r>
+      <w:r>
+        <w:t xml:space="preserve"> </w:t>
+      </w:r>
+      <w:r>
+        <w:rPr>
+          <w:rStyle w:val="VerbatimChar"/>
+        </w:rPr>
+        <w:t xml:space="preserve">alpha &lt;- 0.05</w:t>
+      </w:r>
+      <w:r>
+        <w:t xml:space="preserve">, what does this code print?</w:t>
+      </w:r>
+    </w:p>
+    <w:p>
+      <w:pPr>
+        <w:pStyle w:val="SourceCode"/>
+      </w:pPr>
+      <w:r>
+        <w:rPr>
+          <w:rStyle w:val="ControlFlowTok"/>
+        </w:rPr>
+        <w:t xml:space="preserve">if</w:t>
+      </w:r>
+      <w:r>
+        <w:rPr>
+          <w:rStyle w:val="NormalTok"/>
+        </w:rPr>
+        <w:t xml:space="preserve"> (p_val </w:t>
+      </w:r>
+      <w:r>
+        <w:rPr>
+          <w:rStyle w:val="SpecialCharTok"/>
+        </w:rPr>
+        <w:t xml:space="preserve">&lt;</w:t>
+      </w:r>
+      <w:r>
+        <w:rPr>
+          <w:rStyle w:val="NormalTok"/>
+        </w:rPr>
+        <w:t xml:space="preserve"> alpha) {</w:t>
+      </w:r>
+      <w:r>
+        <w:br/>
+      </w:r>
+      <w:r>
+        <w:rPr>
+          <w:rStyle w:val="NormalTok"/>
+        </w:rPr>
+        <w:t xml:space="preserve">  </w:t>
+      </w:r>
+      <w:r>
+        <w:rPr>
+          <w:rStyle w:val="FunctionTok"/>
+        </w:rPr>
+        <w:t xml:space="preserve">cat</w:t>
+      </w:r>
+      <w:r>
+        <w:rPr>
+          <w:rStyle w:val="NormalTok"/>
+        </w:rPr>
+        <w:t xml:space="preserve">(</w:t>
+      </w:r>
+      <w:r>
+        <w:rPr>
+          <w:rStyle w:val="StringTok"/>
+        </w:rPr>
+        <w:t xml:space="preserve">"Decision: REJECT H0</w:t>
+      </w:r>
+      <w:r>
+        <w:rPr>
+          <w:rStyle w:val="SpecialCharTok"/>
+        </w:rPr>
+        <w:t xml:space="preserve">\n</w:t>
+      </w:r>
+      <w:r>
+        <w:rPr>
+          <w:rStyle w:val="StringTok"/>
+        </w:rPr>
+        <w:t xml:space="preserve">"</w:t>
+      </w:r>
+      <w:r>
+        <w:rPr>
+          <w:rStyle w:val="NormalTok"/>
+        </w:rPr>
+        <w:t xml:space="preserve">)</w:t>
+      </w:r>
+      <w:r>
+        <w:br/>
+      </w:r>
+      <w:r>
+        <w:rPr>
+          <w:rStyle w:val="NormalTok"/>
+        </w:rPr>
+        <w:t xml:space="preserve">} </w:t>
+      </w:r>
+      <w:r>
+        <w:rPr>
+          <w:rStyle w:val="ControlFlowTok"/>
+        </w:rPr>
+        <w:t xml:space="preserve">else</w:t>
+      </w:r>
+      <w:r>
+        <w:rPr>
+          <w:rStyle w:val="NormalTok"/>
+        </w:rPr>
+        <w:t xml:space="preserve"> {</w:t>
+      </w:r>
+      <w:r>
+        <w:br/>
+      </w:r>
+      <w:r>
+        <w:rPr>
+          <w:rStyle w:val="NormalTok"/>
+        </w:rPr>
+        <w:t xml:space="preserve">  </w:t>
+      </w:r>
+      <w:r>
+        <w:rPr>
+          <w:rStyle w:val="FunctionTok"/>
+        </w:rPr>
+        <w:t xml:space="preserve">cat</w:t>
+      </w:r>
+      <w:r>
+        <w:rPr>
+          <w:rStyle w:val="NormalTok"/>
+        </w:rPr>
+        <w:t xml:space="preserve">(</w:t>
+      </w:r>
+      <w:r>
+        <w:rPr>
+          <w:rStyle w:val="StringTok"/>
+        </w:rPr>
+        <w:t xml:space="preserve">"Decision: FAIL TO REJECT H0</w:t>
+      </w:r>
+      <w:r>
+        <w:rPr>
+          <w:rStyle w:val="SpecialCharTok"/>
+        </w:rPr>
+        <w:t xml:space="preserve">\n</w:t>
+      </w:r>
+      <w:r>
+        <w:rPr>
+          <w:rStyle w:val="StringTok"/>
+        </w:rPr>
+        <w:t xml:space="preserve">"</w:t>
+      </w:r>
+      <w:r>
+        <w:rPr>
+          <w:rStyle w:val="NormalTok"/>
+        </w:rPr>
+        <w:t xml:space="preserve">)</w:t>
+      </w:r>
+      <w:r>
+        <w:br/>
+      </w:r>
+      <w:r>
+        <w:rPr>
+          <w:rStyle w:val="NormalTok"/>
+        </w:rPr>
+        <w:t xml:space="preserve">}</w:t>
+      </w:r>
+    </w:p>
+    <w:p>
+      <w:pPr>
+        <w:pStyle w:val="SourceCode"/>
+      </w:pPr>
+    </w:p>
+    <w:p>
+      <w:r>
+        <w:pict>
+          <v:rect style="width:0;height:1.5pt" o:hralign="center" o:hrstd="t" o:hr="t"/>
+        </w:pict>
+      </w:r>
+    </w:p>
+    <w:bookmarkEnd w:id="37"/>
+    <w:bookmarkEnd w:id="38"/>
+    <w:bookmarkStart w:id="40" w:name="question-14-predict-subtitle-text"/>
+    <w:p>
+      <w:pPr>
+        <w:pStyle w:val="Heading1"/>
+      </w:pPr>
+      <w:r>
+        <w:t xml:space="preserve">Question 14 · Predict — subtitle text</w:t>
+      </w:r>
+    </w:p>
+    <w:bookmarkStart w:id="39" w:name="Xdc9c5d82e2542c5c0e556a27e766cc6aba864d3"/>
+    <w:p>
+      <w:pPr>
+        <w:pStyle w:val="Heading3"/>
+      </w:pPr>
+      <w:r>
+        <w:t xml:space="preserve">Given</w:t>
+      </w:r>
+      <w:r>
+        <w:t xml:space="preserve"> </w:t>
+      </w:r>
+      <w:r>
+        <w:rPr>
+          <w:rStyle w:val="VerbatimChar"/>
+        </w:rPr>
+        <w:t xml:space="preserve">leaf_ttest_model$statistic = 9.98</w:t>
+      </w:r>
+      <w:r>
+        <w:t xml:space="preserve"> </w:t>
+      </w:r>
+      <w:r>
+        <w:t xml:space="preserve">and</w:t>
+      </w:r>
+      <w:r>
+        <w:t xml:space="preserve"> </w:t>
+      </w:r>
+      <w:r>
+        <w:rPr>
+          <w:rStyle w:val="VerbatimChar"/>
+        </w:rPr>
+        <w:t xml:space="preserve">leaf_ttest_model$p.value = 0.0000012</w:t>
+      </w:r>
+      <w:r>
+        <w:t xml:space="preserve">, what text does this subtitle produce?</w:t>
+      </w:r>
+    </w:p>
+    <w:p>
+      <w:pPr>
+        <w:pStyle w:val="SourceCode"/>
+      </w:pPr>
+      <w:r>
+        <w:rPr>
+          <w:rStyle w:val="FunctionTok"/>
+        </w:rPr>
+        <w:t xml:space="preserve">paste0</w:t>
+      </w:r>
+      <w:r>
+        <w:rPr>
+          <w:rStyle w:val="NormalTok"/>
+        </w:rPr>
+        <w:t xml:space="preserve">(</w:t>
+      </w:r>
+      <w:r>
+        <w:rPr>
+          <w:rStyle w:val="StringTok"/>
+        </w:rPr>
+        <w:t xml:space="preserve">"Welch's t-test: t = "</w:t>
+      </w:r>
+      <w:r>
+        <w:rPr>
+          <w:rStyle w:val="NormalTok"/>
+        </w:rPr>
+        <w:t xml:space="preserve">, </w:t>
+      </w:r>
+      <w:r>
+        <w:rPr>
+          <w:rStyle w:val="FunctionTok"/>
+        </w:rPr>
+        <w:t xml:space="preserve">round</w:t>
+      </w:r>
+      <w:r>
+        <w:rPr>
+          <w:rStyle w:val="NormalTok"/>
+        </w:rPr>
+        <w:t xml:space="preserve">(leaf_ttest_model</w:t>
+      </w:r>
+      <w:r>
+        <w:rPr>
+          <w:rStyle w:val="SpecialCharTok"/>
+        </w:rPr>
+        <w:t xml:space="preserve">$</w:t>
+      </w:r>
+      <w:r>
+        <w:rPr>
+          <w:rStyle w:val="NormalTok"/>
+        </w:rPr>
+        <w:t xml:space="preserve">statistic, </w:t>
+      </w:r>
+      <w:r>
+        <w:rPr>
+          <w:rStyle w:val="DecValTok"/>
+        </w:rPr>
+        <w:t xml:space="preserve">2</w:t>
+      </w:r>
+      <w:r>
+        <w:rPr>
+          <w:rStyle w:val="NormalTok"/>
+        </w:rPr>
+        <w:t xml:space="preserve">),</w:t>
+      </w:r>
+      <w:r>
+        <w:br/>
+      </w:r>
+      <w:r>
+        <w:rPr>
+          <w:rStyle w:val="NormalTok"/>
+        </w:rPr>
+        <w:t xml:space="preserve">       </w:t>
+      </w:r>
+      <w:r>
+        <w:rPr>
+          <w:rStyle w:val="StringTok"/>
+        </w:rPr>
+        <w:t xml:space="preserve">", p = "</w:t>
+      </w:r>
+      <w:r>
+        <w:rPr>
+          <w:rStyle w:val="NormalTok"/>
+        </w:rPr>
+        <w:t xml:space="preserve">, </w:t>
+      </w:r>
+      <w:r>
+        <w:rPr>
+          <w:rStyle w:val="FunctionTok"/>
+        </w:rPr>
+        <w:t xml:space="preserve">signif</w:t>
+      </w:r>
+      <w:r>
+        <w:rPr>
+          <w:rStyle w:val="NormalTok"/>
+        </w:rPr>
+        <w:t xml:space="preserve">(leaf_ttest_model</w:t>
+      </w:r>
+      <w:r>
+        <w:rPr>
+          <w:rStyle w:val="SpecialCharTok"/>
+        </w:rPr>
+        <w:t xml:space="preserve">$</w:t>
+      </w:r>
+      <w:r>
+        <w:rPr>
+          <w:rStyle w:val="NormalTok"/>
+        </w:rPr>
+        <w:t xml:space="preserve">p.value, </w:t>
+      </w:r>
+      <w:r>
+        <w:rPr>
+          <w:rStyle w:val="DecValTok"/>
+        </w:rPr>
+        <w:t xml:space="preserve">2</w:t>
+      </w:r>
+      <w:r>
+        <w:rPr>
+          <w:rStyle w:val="NormalTok"/>
+        </w:rPr>
+        <w:t xml:space="preserve">))</w:t>
+      </w:r>
+    </w:p>
+    <w:p>
+      <w:pPr>
+        <w:pStyle w:val="SourceCode"/>
+      </w:pPr>
+    </w:p>
+    <w:p>
+      <w:r>
+        <w:pict>
+          <v:rect style="width:0;height:1.5pt" o:hralign="center" o:hrstd="t" o:hr="t"/>
+        </w:pict>
+      </w:r>
+    </w:p>
+    <w:bookmarkEnd w:id="39"/>
+    <w:bookmarkEnd w:id="40"/>
+    <w:bookmarkStart w:id="41" w:name="part-c-troubleshooting"/>
+    <w:p>
+      <w:pPr>
+        <w:pStyle w:val="Heading1"/>
+      </w:pPr>
+      <w:r>
+        <w:t xml:space="preserve">Part C — Troubleshooting</w:t>
+      </w:r>
+    </w:p>
+    <w:bookmarkEnd w:id="41"/>
+    <w:bookmarkStart w:id="43" w:name="question-15-find-the-error"/>
+    <w:p>
+      <w:pPr>
+        <w:pStyle w:val="Heading1"/>
+      </w:pPr>
+      <w:r>
+        <w:t xml:space="preserve">Question 15 · Find the error</w:t>
+      </w:r>
+    </w:p>
+    <w:bookmarkStart w:id="42" w:name="Xc3ef5495c1bc4f3c856837487cc598fe021bf8f"/>
+    <w:p>
+      <w:pPr>
+        <w:pStyle w:val="Heading3"/>
+      </w:pPr>
+      <w:r>
+        <w:t xml:space="preserve">This errors with</w:t>
+      </w:r>
+      <w:r>
+        <w:t xml:space="preserve"> </w:t>
+      </w:r>
+      <w:r>
+        <w:rPr>
+          <w:rStyle w:val="VerbatimChar"/>
+        </w:rPr>
+        <w:t xml:space="preserve">could not find function "leveneTest"</w:t>
+      </w:r>
+      <w:r>
+        <w:t xml:space="preserve">. What’s wrong?</w:t>
+      </w:r>
+    </w:p>
+    <w:p>
+      <w:pPr>
+        <w:pStyle w:val="SourceCode"/>
+      </w:pPr>
+      <w:r>
+        <w:rPr>
+          <w:rStyle w:val="FunctionTok"/>
+        </w:rPr>
+        <w:t xml:space="preserve">leveneTest</w:t>
+      </w:r>
+      <w:r>
+        <w:rPr>
+          <w:rStyle w:val="NormalTok"/>
+        </w:rPr>
+        <w:t xml:space="preserve">(weight_g </w:t>
+      </w:r>
+      <w:r>
+        <w:rPr>
+          <w:rStyle w:val="SpecialCharTok"/>
+        </w:rPr>
+        <w:t xml:space="preserve">~</w:t>
+      </w:r>
+      <w:r>
+        <w:rPr>
+          <w:rStyle w:val="NormalTok"/>
+        </w:rPr>
+        <w:t xml:space="preserve"> side, </w:t>
+      </w:r>
+      <w:r>
+        <w:rPr>
+          <w:rStyle w:val="AttributeTok"/>
+        </w:rPr>
+        <w:t xml:space="preserve">data =</w:t>
+      </w:r>
+      <w:r>
+        <w:rPr>
+          <w:rStyle w:val="NormalTok"/>
+        </w:rPr>
+        <w:t xml:space="preserve"> tree_df)</w:t>
+      </w:r>
+    </w:p>
+    <w:p>
+      <w:pPr>
+        <w:pStyle w:val="FirstParagraph"/>
+      </w:pPr>
+      <w:r>
+        <w:t xml:space="preserve">Your fix and explanation:</w:t>
+      </w:r>
+    </w:p>
+    <w:p>
+      <w:pPr>
+        <w:pStyle w:val="SourceCode"/>
+      </w:pPr>
+    </w:p>
+    <w:p>
+      <w:r>
+        <w:pict>
+          <v:rect style="width:0;height:1.5pt" o:hralign="center" o:hrstd="t" o:hr="t"/>
+        </w:pict>
+      </w:r>
+    </w:p>
+    <w:bookmarkEnd w:id="42"/>
+    <w:bookmarkEnd w:id="43"/>
+    <w:bookmarkStart w:id="45" w:name="Xf66ed1c4e8a93eeba55861a22151e4646b6c077"/>
+    <w:p>
+      <w:pPr>
+        <w:pStyle w:val="Heading1"/>
+      </w:pPr>
+      <w:r>
+        <w:t xml:space="preserve">Question 16 · Find the error — reversed formula</w:t>
+      </w:r>
+    </w:p>
+    <w:bookmarkStart w:id="44" w:name="X51d77db6c4ad603741fd245308c1a46f921407e"/>
+    <w:p>
+      <w:pPr>
+        <w:pStyle w:val="Heading3"/>
+      </w:pPr>
+      <w:r>
+        <w:t xml:space="preserve">A student writes</w:t>
+      </w:r>
+      <w:r>
+        <w:t xml:space="preserve"> </w:t>
+      </w:r>
+      <w:r>
+        <w:rPr>
+          <w:rStyle w:val="VerbatimChar"/>
+        </w:rPr>
+        <w:t xml:space="preserve">t.test(side ~ weight_g, data = tree_df)</w:t>
+      </w:r>
+      <w:r>
+        <w:t xml:space="preserve"> </w:t>
+      </w:r>
+      <w:r>
+        <w:t xml:space="preserve">and gets an error. What did they get backwards, and what should the formula be?</w:t>
+      </w:r>
+    </w:p>
+    <w:p>
+      <w:pPr>
+        <w:pStyle w:val="SourceCode"/>
+      </w:pPr>
+    </w:p>
+    <w:p>
+      <w:r>
+        <w:pict>
+          <v:rect style="width:0;height:1.5pt" o:hralign="center" o:hrstd="t" o:hr="t"/>
+        </w:pict>
+      </w:r>
+    </w:p>
+    <w:bookmarkEnd w:id="44"/>
+    <w:bookmarkEnd w:id="45"/>
+    <w:bookmarkStart w:id="47" w:name="X0e97699d24ac49cf7a958b93fa83369ebbcd274"/>
+    <w:p>
+      <w:pPr>
+        <w:pStyle w:val="Heading1"/>
+      </w:pPr>
+      <w:r>
+        <w:t xml:space="preserve">Question 17 · Find the problem — wrong test choice</w:t>
+      </w:r>
+    </w:p>
+    <w:bookmarkStart w:id="46" w:name="X3d20b7efa2ac67216eae55c0ac8fdcecd2c9daf"/>
+    <w:p>
+      <w:pPr>
+        <w:pStyle w:val="Heading3"/>
+      </w:pPr>
+      <w:r>
+        <w:t xml:space="preserve">Levene’s test returns</w:t>
+      </w:r>
+      <w:r>
+        <w:t xml:space="preserve"> </w:t>
+      </w:r>
+      <w:r>
+        <w:rPr>
+          <w:rStyle w:val="VerbatimChar"/>
+        </w:rPr>
+        <w:t xml:space="preserve">p = 0.02</w:t>
+      </w:r>
+      <w:r>
+        <w:t xml:space="preserve"> </w:t>
+      </w:r>
+      <w:r>
+        <w:t xml:space="preserve">(variances differ significantly), but a student runs</w:t>
+      </w:r>
+      <w:r>
+        <w:t xml:space="preserve"> </w:t>
+      </w:r>
+      <w:r>
+        <w:rPr>
+          <w:rStyle w:val="VerbatimChar"/>
+        </w:rPr>
+        <w:t xml:space="preserve">t.test(weight_g ~ side, data = tree_df, var.equal = TRUE)</w:t>
+      </w:r>
+      <w:r>
+        <w:t xml:space="preserve">. What is the risk of this choice, and what should they do instead?</w:t>
+      </w:r>
+    </w:p>
+    <w:p>
+      <w:pPr>
+        <w:pStyle w:val="SourceCode"/>
+      </w:pPr>
+    </w:p>
+    <w:p>
+      <w:r>
+        <w:pict>
+          <v:rect style="width:0;height:1.5pt" o:hralign="center" o:hrstd="t" o:hr="t"/>
+        </w:pict>
+      </w:r>
+    </w:p>
+    <w:bookmarkEnd w:id="46"/>
+    <w:bookmarkEnd w:id="47"/>
+    <w:bookmarkStart w:id="49" w:name="Xf01663a4f98437bb3c40230978c1f388f81975b"/>
+    <w:p>
+      <w:pPr>
+        <w:pStyle w:val="Heading1"/>
+      </w:pPr>
+      <w:r>
+        <w:t xml:space="preserve">Question 18 · Find the error — testing the wrong thing</w:t>
+      </w:r>
+    </w:p>
+    <w:bookmarkStart w:id="48" w:name="X874ac9ec44310b94c9379eba4dfbc606e6b6223"/>
+    <w:p>
+      <w:pPr>
+        <w:pStyle w:val="Heading3"/>
+      </w:pPr>
+      <w:r>
+        <w:t xml:space="preserve">A student runs</w:t>
+      </w:r>
+      <w:r>
+        <w:t xml:space="preserve"> </w:t>
+      </w:r>
+      <w:r>
+        <w:rPr>
+          <w:rStyle w:val="VerbatimChar"/>
+        </w:rPr>
+        <w:t xml:space="preserve">shapiro.test(tree_df$weight_g)</w:t>
+      </w:r>
+      <w:r>
+        <w:t xml:space="preserve"> </w:t>
+      </w:r>
+      <w:r>
+        <w:t xml:space="preserve">on the whole column at once, without splitting by</w:t>
+      </w:r>
+      <w:r>
+        <w:t xml:space="preserve"> </w:t>
+      </w:r>
+      <w:r>
+        <w:rPr>
+          <w:rStyle w:val="VerbatimChar"/>
+        </w:rPr>
+        <w:t xml:space="preserve">side</w:t>
+      </w:r>
+      <w:r>
+        <w:t xml:space="preserve">, to check normality for the t-test. What’s wrong with this approach?</w:t>
+      </w:r>
+    </w:p>
+    <w:p>
+      <w:pPr>
+        <w:pStyle w:val="SourceCode"/>
+      </w:pPr>
+    </w:p>
+    <w:p>
+      <w:r>
+        <w:pict>
+          <v:rect style="width:0;height:1.5pt" o:hralign="center" o:hrstd="t" o:hr="t"/>
+        </w:pict>
+      </w:r>
+    </w:p>
+    <w:bookmarkEnd w:id="48"/>
+    <w:bookmarkEnd w:id="49"/>
+    <w:bookmarkStart w:id="51" w:name="question-19-find-the-problem-reporting"/>
+    <w:p>
+      <w:pPr>
+        <w:pStyle w:val="Heading1"/>
+      </w:pPr>
+      <w:r>
+        <w:t xml:space="preserve">Question 19 · Find the problem — reporting</w:t>
+      </w:r>
+    </w:p>
+    <w:bookmarkStart w:id="50" w:name="Xe6418d9b3e1471cd4172f297153199dfc7245d1"/>
+    <w:p>
+      <w:pPr>
+        <w:pStyle w:val="Heading3"/>
+      </w:pPr>
+      <w:r>
+        <w:t xml:space="preserve">A student’s results section says</w:t>
+      </w:r>
+      <w:r>
+        <w:t xml:space="preserve"> </w:t>
+      </w:r>
+      <w:r>
+        <w:t xml:space="preserve">“t-test: t = 5.2, p = 0.000.”</w:t>
+      </w:r>
+      <w:r>
+        <w:t xml:space="preserve"> </w:t>
+      </w:r>
+      <w:r>
+        <w:t xml:space="preserve">What’s wrong with how the p-value is reported, and how should it be written instead?</w:t>
+      </w:r>
+    </w:p>
+    <w:p>
+      <w:pPr>
+        <w:pStyle w:val="SourceCode"/>
+      </w:pPr>
+    </w:p>
+    <w:p>
+      <w:r>
+        <w:pict>
+          <v:rect style="width:0;height:1.5pt" o:hralign="center" o:hrstd="t" o:hr="t"/>
+        </w:pict>
+      </w:r>
+    </w:p>
+    <w:bookmarkEnd w:id="50"/>
+    <w:bookmarkEnd w:id="51"/>
+    <w:bookmarkStart w:id="53" w:name="question-20-find-the-error-broken-pipe"/>
+    <w:p>
+      <w:pPr>
+        <w:pStyle w:val="Heading1"/>
+      </w:pPr>
+      <w:r>
+        <w:t xml:space="preserve">Question 20 · Find the error — broken pipe</w:t>
+      </w:r>
+    </w:p>
+    <w:bookmarkStart w:id="52" w:name="X689c9fb03ea49a10281a5fe35be3d8b2adcc72e"/>
+    <w:p>
+      <w:pPr>
+        <w:pStyle w:val="Heading3"/>
+      </w:pPr>
+      <w:r>
+        <w:t xml:space="preserve">This code throws a syntax error. Find and fix it.</w:t>
+      </w:r>
+    </w:p>
+    <w:p>
+      <w:pPr>
+        <w:pStyle w:val="SourceCode"/>
+      </w:pPr>
+      <w:r>
+        <w:rPr>
+          <w:rStyle w:val="NormalTok"/>
+        </w:rPr>
+        <w:t xml:space="preserve">tree_df </w:t>
+      </w:r>
+      <w:r>
+        <w:rPr>
+          <w:rStyle w:val="SpecialCharTok"/>
+        </w:rPr>
+        <w:t xml:space="preserve">%&gt;%</w:t>
+      </w:r>
+      <w:r>
+        <w:br/>
+      </w:r>
+      <w:r>
+        <w:rPr>
+          <w:rStyle w:val="NormalTok"/>
+        </w:rPr>
+        <w:t xml:space="preserve">  </w:t>
+      </w:r>
+      <w:r>
+        <w:rPr>
+          <w:rStyle w:val="FunctionTok"/>
+        </w:rPr>
+        <w:t xml:space="preserve">filter</w:t>
+      </w:r>
+      <w:r>
+        <w:rPr>
+          <w:rStyle w:val="NormalTok"/>
+        </w:rPr>
+        <w:t xml:space="preserve">(side </w:t>
+      </w:r>
+      <w:r>
+        <w:rPr>
+          <w:rStyle w:val="SpecialCharTok"/>
+        </w:rPr>
+        <w:t xml:space="preserve">==</w:t>
+      </w:r>
+      <w:r>
+        <w:rPr>
+          <w:rStyle w:val="NormalTok"/>
+        </w:rPr>
+        <w:t xml:space="preserve"> </w:t>
+      </w:r>
+      <w:r>
+        <w:rPr>
+          <w:rStyle w:val="StringTok"/>
+        </w:rPr>
+        <w:t xml:space="preserve">"sunny"</w:t>
+      </w:r>
+      <w:r>
+        <w:rPr>
+          <w:rStyle w:val="NormalTok"/>
+        </w:rPr>
+        <w:t xml:space="preserve">) </w:t>
+      </w:r>
+      <w:r>
+        <w:rPr>
+          <w:rStyle w:val="SpecialCharTok"/>
+        </w:rPr>
+        <w:t xml:space="preserve">%&gt;%</w:t>
+      </w:r>
+      <w:r>
+        <w:br/>
+      </w:r>
+      <w:r>
+        <w:rPr>
+          <w:rStyle w:val="NormalTok"/>
+        </w:rPr>
+        <w:t xml:space="preserve">  </w:t>
+      </w:r>
+      <w:r>
+        <w:rPr>
+          <w:rStyle w:val="FunctionTok"/>
+        </w:rPr>
+        <w:t xml:space="preserve">pull</w:t>
+      </w:r>
+      <w:r>
+        <w:rPr>
+          <w:rStyle w:val="NormalTok"/>
+        </w:rPr>
+        <w:t xml:space="preserve">(weight_g)</w:t>
+      </w:r>
+      <w:r>
+        <w:br/>
+      </w:r>
+      <w:r>
+        <w:rPr>
+          <w:rStyle w:val="NormalTok"/>
+        </w:rPr>
+        <w:t xml:space="preserve">  </w:t>
+      </w:r>
+      <w:r>
+        <w:rPr>
+          <w:rStyle w:val="FunctionTok"/>
+        </w:rPr>
+        <w:t xml:space="preserve">shapiro.test</w:t>
+      </w:r>
+      <w:r>
+        <w:rPr>
+          <w:rStyle w:val="NormalTok"/>
+        </w:rPr>
+        <w:t xml:space="preserve">()</w:t>
+      </w:r>
+    </w:p>
+    <w:p>
+      <w:pPr>
+        <w:pStyle w:val="SourceCode"/>
+      </w:pPr>
+    </w:p>
+    <w:p>
+      <w:r>
+        <w:pict>
+          <v:rect style="width:0;height:1.5pt" o:hralign="center" o:hrstd="t" o:hr="t"/>
+        </w:pict>
+      </w:r>
+    </w:p>
+    <w:bookmarkEnd w:id="52"/>
+    <w:bookmarkEnd w:id="53"/>
+    <w:bookmarkStart w:id="55" w:name="Xbb4411b423d573fd23006963b639fac8996d5a2"/>
+    <w:p>
+      <w:pPr>
+        <w:pStyle w:val="Heading1"/>
+      </w:pPr>
+      <w:r>
+        <w:t xml:space="preserve">Question 21 · Find the error — confidence level</w:t>
+      </w:r>
+    </w:p>
+    <w:bookmarkStart w:id="54" w:name="X06d09654a26f7b59a6dee31985b787900917b79"/>
+    <w:p>
+      <w:pPr>
+        <w:pStyle w:val="Heading3"/>
+      </w:pPr>
+      <w:r>
+        <w:t xml:space="preserve">A student wants a 99% confidence interval and writes</w:t>
+      </w:r>
+      <w:r>
+        <w:t xml:space="preserve"> </w:t>
+      </w:r>
+      <w:r>
+        <w:rPr>
+          <w:rStyle w:val="VerbatimChar"/>
+        </w:rPr>
+        <w:t xml:space="preserve">conf.level = 99</w:t>
+      </w:r>
+      <w:r>
+        <w:t xml:space="preserve">. What’s wrong, and what should it be?</w:t>
+      </w:r>
+    </w:p>
+    <w:p>
+      <w:pPr>
+        <w:pStyle w:val="SourceCode"/>
+      </w:pPr>
+    </w:p>
+    <w:p>
+      <w:r>
+        <w:pict>
+          <v:rect style="width:0;height:1.5pt" o:hralign="center" o:hrstd="t" o:hr="t"/>
+        </w:pict>
+      </w:r>
+    </w:p>
+    <w:bookmarkEnd w:id="54"/>
+    <w:bookmarkEnd w:id="55"/>
+    <w:bookmarkStart w:id="56" w:name="part-d-open-ended-applied"/>
+    <w:p>
+      <w:pPr>
+        <w:pStyle w:val="Heading1"/>
+      </w:pPr>
+      <w:r>
+        <w:t xml:space="preserve">Part D — Open-Ended / Applied</w:t>
+      </w:r>
+    </w:p>
+    <w:bookmarkEnd w:id="56"/>
+    <w:bookmarkStart w:id="58" w:name="X0ccfd0f4a8ad7a058f650ba5f1df43b720571a8"/>
+    <w:p>
+      <w:pPr>
+        <w:pStyle w:val="Heading1"/>
+      </w:pPr>
+      <w:r>
+        <w:t xml:space="preserve">Question 22 · Concept — hypothesis vs. prediction</w:t>
+      </w:r>
+    </w:p>
+    <w:bookmarkStart w:id="57" w:name="X1b0194d3913cbbed4a4b453adb2f1b058fd8f7c"/>
+    <w:p>
+      <w:pPr>
+        <w:pStyle w:val="Heading3"/>
+      </w:pPr>
+      <w:r>
+        <w:t xml:space="preserve">Explain the difference between a</w:t>
+      </w:r>
+      <w:r>
+        <w:t xml:space="preserve"> </w:t>
+      </w:r>
+      <w:r>
+        <w:rPr>
+          <w:b/>
+          <w:bCs/>
+        </w:rPr>
+        <w:t xml:space="preserve">biological prediction</w:t>
+      </w:r>
+      <w:r>
+        <w:t xml:space="preserve"> </w:t>
+      </w:r>
+      <w:r>
+        <w:t xml:space="preserve">(</w:t>
+      </w:r>
+      <w:r>
+        <w:t xml:space="preserve">“shady leaves will be heavier”</w:t>
+      </w:r>
+      <w:r>
+        <w:t xml:space="preserve">) and a</w:t>
+      </w:r>
+      <w:r>
+        <w:t xml:space="preserve"> </w:t>
+      </w:r>
+      <w:r>
+        <w:rPr>
+          <w:b/>
+          <w:bCs/>
+        </w:rPr>
+        <w:t xml:space="preserve">statistical null/alternate hypothesis</w:t>
+      </w:r>
+      <w:r>
+        <w:t xml:space="preserve"> </w:t>
+      </w:r>
+      <w:r>
+        <w:t xml:space="preserve">(H₀/Hₐ). Why do we need both?</w:t>
+      </w:r>
+    </w:p>
+    <w:p>
+      <w:pPr>
+        <w:pStyle w:val="SourceCode"/>
+      </w:pPr>
+    </w:p>
+    <w:p>
+      <w:r>
+        <w:pict>
+          <v:rect style="width:0;height:1.5pt" o:hralign="center" o:hrstd="t" o:hr="t"/>
+        </w:pict>
+      </w:r>
+    </w:p>
+    <w:bookmarkEnd w:id="57"/>
+    <w:bookmarkEnd w:id="58"/>
+    <w:bookmarkStart w:id="60" w:name="question-23-concept-assumptions"/>
+    <w:p>
+      <w:pPr>
+        <w:pStyle w:val="Heading1"/>
+      </w:pPr>
+      <w:r>
+        <w:t xml:space="preserve">Question 23 · Concept — assumptions</w:t>
+      </w:r>
+    </w:p>
+    <w:bookmarkStart w:id="59" w:name="X1eb808853c0e2dbf62ec57028492dbb0880471e"/>
+    <w:p>
+      <w:pPr>
+        <w:pStyle w:val="Heading3"/>
+      </w:pPr>
+      <w:r>
+        <w:t xml:space="preserve">List the assumptions of a two-sample t-test and, for each, how you check it in this course’s workflow.</w:t>
+      </w:r>
+    </w:p>
+    <w:p>
+      <w:pPr>
+        <w:pStyle w:val="SourceCode"/>
+      </w:pPr>
+      <w:r>
+        <w:rPr>
+          <w:rStyle w:val="VerbatimChar"/>
+        </w:rPr>
+        <w:t xml:space="preserve">Assumption 1:                 How checked:</w:t>
+      </w:r>
+      <w:r>
+        <w:br/>
+      </w:r>
+      <w:r>
+        <w:rPr>
+          <w:rStyle w:val="VerbatimChar"/>
+        </w:rPr>
+        <w:t xml:space="preserve">Assumption 2:                 How checked:</w:t>
+      </w:r>
+      <w:r>
+        <w:br/>
+      </w:r>
+      <w:r>
+        <w:rPr>
+          <w:rStyle w:val="VerbatimChar"/>
+        </w:rPr>
+        <w:t xml:space="preserve">Assumption 3:                 How checked:</w:t>
+      </w:r>
+    </w:p>
+    <w:p>
+      <w:r>
+        <w:pict>
+          <v:rect style="width:0;height:1.5pt" o:hralign="center" o:hrstd="t" o:hr="t"/>
+        </w:pict>
+      </w:r>
+    </w:p>
+    <w:bookmarkEnd w:id="59"/>
+    <w:bookmarkEnd w:id="60"/>
+    <w:bookmarkStart w:id="62" w:name="question-24-concept-why-welchs"/>
+    <w:p>
+      <w:pPr>
+        <w:pStyle w:val="Heading1"/>
+      </w:pPr>
+      <w:r>
+        <w:t xml:space="preserve">Question 24 · Concept — why Welch’s</w:t>
+      </w:r>
+    </w:p>
+    <w:bookmarkStart w:id="61" w:name="Xa6f154f4f3181784ccdfae7a64a3bcebf3b34a1"/>
+    <w:p>
+      <w:pPr>
+        <w:pStyle w:val="Heading3"/>
+      </w:pPr>
+      <w:r>
+        <w:t xml:space="preserve">Why does this course default to Welch’s t-test (</w:t>
+      </w:r>
+      <w:r>
+        <w:rPr>
+          <w:rStyle w:val="VerbatimChar"/>
+        </w:rPr>
+        <w:t xml:space="preserve">var.equal = FALSE</w:t>
+      </w:r>
+      <w:r>
+        <w:t xml:space="preserve">) for every two-group comparison, rather than checking Levene’s test first and choosing accordingly?</w:t>
+      </w:r>
+    </w:p>
+    <w:p>
+      <w:pPr>
+        <w:pStyle w:val="SourceCode"/>
+      </w:pPr>
+    </w:p>
+    <w:p>
+      <w:r>
+        <w:pict>
+          <v:rect style="width:0;height:1.5pt" o:hralign="center" o:hrstd="t" o:hr="t"/>
+        </w:pict>
+      </w:r>
+    </w:p>
+    <w:bookmarkEnd w:id="61"/>
+    <w:bookmarkEnd w:id="62"/>
+    <w:bookmarkStart w:id="64" w:name="question-25-concept-harking"/>
+    <w:p>
+      <w:pPr>
+        <w:pStyle w:val="Heading1"/>
+      </w:pPr>
+      <w:r>
+        <w:t xml:space="preserve">Question 25 · Concept — HARKing</w:t>
+      </w:r>
+    </w:p>
+    <w:bookmarkStart w:id="63" w:name="Xc9c704ccc7647fb92514a9fd7582332570b8367"/>
+    <w:p>
+      <w:pPr>
+        <w:pStyle w:val="Heading3"/>
+      </w:pPr>
+      <w:r>
+        <w:t xml:space="preserve">Why must H₀ and Hₐ be written down</w:t>
+      </w:r>
+      <w:r>
+        <w:t xml:space="preserve"> </w:t>
+      </w:r>
+      <w:r>
+        <w:rPr>
+          <w:i/>
+          <w:iCs/>
+        </w:rPr>
+        <w:t xml:space="preserve">before</w:t>
+      </w:r>
+      <w:r>
+        <w:t xml:space="preserve"> </w:t>
+      </w:r>
+      <w:r>
+        <w:t xml:space="preserve">looking at the data or running any test? What problem does this prevent?</w:t>
+      </w:r>
+    </w:p>
+    <w:p>
+      <w:pPr>
+        <w:pStyle w:val="SourceCode"/>
+      </w:pPr>
+    </w:p>
+    <w:p>
+      <w:r>
+        <w:pict>
+          <v:rect style="width:0;height:1.5pt" o:hralign="center" o:hrstd="t" o:hr="t"/>
+        </w:pict>
+      </w:r>
+    </w:p>
+    <w:bookmarkEnd w:id="63"/>
+    <w:bookmarkEnd w:id="64"/>
+    <w:bookmarkStart w:id="66" w:name="question-26-concept-small-sample-power"/>
+    <w:p>
+      <w:pPr>
+        <w:pStyle w:val="Heading1"/>
+      </w:pPr>
+      <w:r>
+        <w:t xml:space="preserve">Question 26 · Concept — small-sample power</w:t>
+      </w:r>
+    </w:p>
+    <w:bookmarkStart w:id="65" w:name="Xcd375eecde8138c7c806f199e2651e2e5f805e6"/>
+    <w:p>
+      <w:pPr>
+        <w:pStyle w:val="Heading3"/>
+      </w:pPr>
+      <w:r>
+        <w:t xml:space="preserve">With only n = 10 per group, the Shapiro-Wilk test has low statistical power. What does</w:t>
+      </w:r>
+      <w:r>
+        <w:t xml:space="preserve"> </w:t>
+      </w:r>
+      <w:r>
+        <w:t xml:space="preserve">“low power”</w:t>
+      </w:r>
+      <w:r>
+        <w:t xml:space="preserve"> </w:t>
+      </w:r>
+      <w:r>
+        <w:t xml:space="preserve">mean here, and why shouldn’t you rely on the p-value alone to judge normality?</w:t>
+      </w:r>
+    </w:p>
+    <w:p>
+      <w:pPr>
+        <w:pStyle w:val="SourceCode"/>
+      </w:pPr>
+    </w:p>
+    <w:p>
+      <w:r>
+        <w:pict>
+          <v:rect style="width:0;height:1.5pt" o:hralign="center" o:hrstd="t" o:hr="t"/>
+        </w:pict>
+      </w:r>
+    </w:p>
+    <w:bookmarkEnd w:id="65"/>
+    <w:bookmarkEnd w:id="66"/>
+    <w:bookmarkStart w:id="68" w:name="question-27-concept-confidence-intervals"/>
+    <w:p>
+      <w:pPr>
+        <w:pStyle w:val="Heading1"/>
+      </w:pPr>
+      <w:r>
+        <w:t xml:space="preserve">Question 27 · Concept — confidence intervals</w:t>
+      </w:r>
+    </w:p>
+    <w:bookmarkStart w:id="67" w:name="X4e804883b05485dea0974a602acd293a098a8c8"/>
+    <w:p>
+      <w:pPr>
+        <w:pStyle w:val="Heading3"/>
+      </w:pPr>
+      <w:r>
+        <w:t xml:space="preserve">What does a 95% confidence interval for the difference in means actually represent? How does whether it includes zero relate to the test’s significance decision?</w:t>
+      </w:r>
+    </w:p>
+    <w:p>
+      <w:pPr>
+        <w:pStyle w:val="SourceCode"/>
+      </w:pPr>
+    </w:p>
+    <w:p>
+      <w:r>
+        <w:pict>
+          <v:rect style="width:0;height:1.5pt" o:hralign="center" o:hrstd="t" o:hr="t"/>
+        </w:pict>
+      </w:r>
+    </w:p>
+    <w:bookmarkEnd w:id="67"/>
+    <w:bookmarkEnd w:id="68"/>
+    <w:bookmarkStart w:id="70" w:name="X74b1d9f495c2a48b6452dfde312f365a04dd630"/>
+    <w:p>
+      <w:pPr>
+        <w:pStyle w:val="Heading1"/>
+      </w:pPr>
+      <w:r>
+        <w:t xml:space="preserve">Question 28 · Applied — write the results sentence</w:t>
+      </w:r>
+    </w:p>
+    <w:bookmarkStart w:id="69" w:name="X6e98f8ae65dedda094a351c667823151cb6c460"/>
+    <w:p>
+      <w:pPr>
+        <w:pStyle w:val="Heading3"/>
+      </w:pPr>
+      <w:r>
+        <w:t xml:space="preserve">Using shady mean = 7.80 g (SE = 0.31), sunny mean = 3.80 g (SE = 0.28), Welch’s t(17.4) = 9.98, p &lt; 0.001, write a complete, properly formatted scientific results sentence.</w:t>
+      </w:r>
+    </w:p>
+    <w:p>
+      <w:pPr>
+        <w:pStyle w:val="SourceCode"/>
+      </w:pPr>
+    </w:p>
+    <w:p>
+      <w:r>
+        <w:pict>
+          <v:rect style="width:0;height:1.5pt" o:hralign="center" o:hrstd="t" o:hr="t"/>
+        </w:pict>
+      </w:r>
+    </w:p>
+    <w:bookmarkEnd w:id="69"/>
+    <w:bookmarkEnd w:id="70"/>
+    <w:bookmarkStart w:id="72" w:name="X19fac04d5a5d6dbca660e85fda058eb10015d87"/>
     <w:p>
       <w:pPr>
         <w:pStyle w:val="Heading1"/>
@@ -932,9 +2552,9 @@
         <w:tblLook w:firstRow="1" w:lastRow="0" w:firstColumn="0" w:lastColumn="0" w:noHBand="0" w:noVBand="0" w:val="0020"/>
       </w:tblPr>
       <w:tblGrid>
-        <w:gridCol w:w="2640"/>
-        <w:gridCol w:w="2640"/>
-        <w:gridCol w:w="2640"/>
+        <w:gridCol w:w="2084"/>
+        <w:gridCol w:w="2501"/>
+        <w:gridCol w:w="3334"/>
       </w:tblGrid>
       <w:tr>
         <w:trPr>
@@ -993,6 +2613,60 @@
               <w:pStyle w:val="Compact"/>
             </w:pPr>
             <w:r>
+              <w:t xml:space="preserve">MC</w:t>
+            </w:r>
+          </w:p>
+        </w:tc>
+        <w:tc>
+          <w:tcPr/>
+          <w:p>
+            <w:pPr>
+              <w:pStyle w:val="Compact"/>
+            </w:pPr>
+            <w:r>
+              <w:rPr>
+                <w:b/>
+                <w:bCs/>
+              </w:rPr>
+              <w:t xml:space="preserve">C</w:t>
+            </w:r>
+            <w:r>
+              <w:t xml:space="preserve"> </w:t>
+            </w:r>
+            <w:r>
+              <w:t xml:space="preserve">—</w:t>
+            </w:r>
+            <w:r>
+              <w:t xml:space="preserve"> </w:t>
+            </w:r>
+            <w:r>
+              <w:rPr>
+                <w:rStyle w:val="VerbatimChar"/>
+              </w:rPr>
+              <w:t xml:space="preserve">car</w:t>
+            </w:r>
+          </w:p>
+        </w:tc>
+      </w:tr>
+      <w:tr>
+        <w:tc>
+          <w:tcPr/>
+          <w:p>
+            <w:pPr>
+              <w:pStyle w:val="Compact"/>
+            </w:pPr>
+            <w:r>
+              <w:t xml:space="preserve">2</w:t>
+            </w:r>
+          </w:p>
+        </w:tc>
+        <w:tc>
+          <w:tcPr/>
+          <w:p>
+            <w:pPr>
+              <w:pStyle w:val="Compact"/>
+            </w:pPr>
+            <w:r>
               <w:t xml:space="preserve">T/F</w:t>
             </w:r>
           </w:p>
@@ -1014,7 +2688,7 @@
               <w:t xml:space="preserve"> </w:t>
             </w:r>
             <w:r>
-              <w:t xml:space="preserve">— p is the chance of data this extreme</w:t>
+              <w:t xml:space="preserve">— Welch’s does</w:t>
             </w:r>
             <w:r>
               <w:t xml:space="preserve"> </w:t>
@@ -1024,10 +2698,13 @@
                 <w:i/>
                 <w:iCs/>
               </w:rPr>
-              <w:t xml:space="preserve">if H₀ were true</w:t>
-            </w:r>
-            <w:r>
-              <w:t xml:space="preserve">, not P(H₀ true)</w:t>
+              <w:t xml:space="preserve">not</w:t>
+            </w:r>
+            <w:r>
+              <w:t xml:space="preserve"> </w:t>
+            </w:r>
+            <w:r>
+              <w:t xml:space="preserve">require equal variance; that’s the point of it</w:t>
             </w:r>
           </w:p>
         </w:tc>
@@ -1040,7 +2717,42 @@
               <w:pStyle w:val="Compact"/>
             </w:pPr>
             <w:r>
-              <w:t xml:space="preserve">2</w:t>
+              <w:t xml:space="preserve">3</w:t>
+            </w:r>
+          </w:p>
+        </w:tc>
+        <w:tc>
+          <w:tcPr/>
+          <w:p>
+            <w:pPr>
+              <w:pStyle w:val="Compact"/>
+            </w:pPr>
+            <w:r>
+              <w:t xml:space="preserve">Concept</w:t>
+            </w:r>
+          </w:p>
+        </w:tc>
+        <w:tc>
+          <w:tcPr/>
+          <w:p>
+            <w:pPr>
+              <w:pStyle w:val="Compact"/>
+            </w:pPr>
+            <w:r>
+              <w:t xml:space="preserve">The probability of seeing a difference this large (or larger) if H₀ were true — a small p means the result is unlikely to be due to chance alone</w:t>
+            </w:r>
+          </w:p>
+        </w:tc>
+      </w:tr>
+      <w:tr>
+        <w:tc>
+          <w:tcPr/>
+          <w:p>
+            <w:pPr>
+              <w:pStyle w:val="Compact"/>
+            </w:pPr>
+            <w:r>
+              <w:t xml:space="preserve">4</w:t>
             </w:r>
           </w:p>
         </w:tc>
@@ -1072,7 +2784,10 @@
               <w:t xml:space="preserve"> </w:t>
             </w:r>
             <w:r>
-              <w:t xml:space="preserve">— Welch’s (</w:t>
+              <w:t xml:space="preserve">—</w:t>
+            </w:r>
+            <w:r>
+              <w:t xml:space="preserve"> </w:t>
             </w:r>
             <w:r>
               <w:rPr>
@@ -1080,9 +2795,6 @@
               </w:rPr>
               <w:t xml:space="preserve">var.equal = FALSE</w:t>
             </w:r>
-            <w:r>
-              <w:t xml:space="preserve">) is the safe default</w:t>
-            </w:r>
           </w:p>
         </w:tc>
       </w:tr>
@@ -1094,76 +2806,6 @@
               <w:pStyle w:val="Compact"/>
             </w:pPr>
             <w:r>
-              <w:t xml:space="preserve">3</w:t>
-            </w:r>
-          </w:p>
-        </w:tc>
-        <w:tc>
-          <w:tcPr/>
-          <w:p>
-            <w:pPr>
-              <w:pStyle w:val="Compact"/>
-            </w:pPr>
-            <w:r>
-              <w:t xml:space="preserve">Code</w:t>
-            </w:r>
-          </w:p>
-        </w:tc>
-        <w:tc>
-          <w:tcPr/>
-          <w:p>
-            <w:pPr>
-              <w:pStyle w:val="Compact"/>
-            </w:pPr>
-            <w:r>
-              <w:t xml:space="preserve">H₀: μ_shady = μ_sunny; Hₐ: μ_shady ≠ μ_sunny</w:t>
-            </w:r>
-          </w:p>
-        </w:tc>
-      </w:tr>
-      <w:tr>
-        <w:tc>
-          <w:tcPr/>
-          <w:p>
-            <w:pPr>
-              <w:pStyle w:val="Compact"/>
-            </w:pPr>
-            <w:r>
-              <w:t xml:space="preserve">4</w:t>
-            </w:r>
-          </w:p>
-        </w:tc>
-        <w:tc>
-          <w:tcPr/>
-          <w:p>
-            <w:pPr>
-              <w:pStyle w:val="Compact"/>
-            </w:pPr>
-            <w:r>
-              <w:t xml:space="preserve">Match</w:t>
-            </w:r>
-          </w:p>
-        </w:tc>
-        <w:tc>
-          <w:tcPr/>
-          <w:p>
-            <w:pPr>
-              <w:pStyle w:val="Compact"/>
-            </w:pPr>
-            <w:r>
-              <w:t xml:space="preserve">1–C, 2–B, 3–A, 4–D</w:t>
-            </w:r>
-          </w:p>
-        </w:tc>
-      </w:tr>
-      <w:tr>
-        <w:tc>
-          <w:tcPr/>
-          <w:p>
-            <w:pPr>
-              <w:pStyle w:val="Compact"/>
-            </w:pPr>
-            <w:r>
               <w:t xml:space="preserve">5</w:t>
             </w:r>
           </w:p>
@@ -1175,77 +2817,7 @@
               <w:pStyle w:val="Compact"/>
             </w:pPr>
             <w:r>
-              <w:t xml:space="preserve">Code</w:t>
-            </w:r>
-          </w:p>
-        </w:tc>
-        <w:tc>
-          <w:tcPr/>
-          <w:p>
-            <w:pPr>
-              <w:pStyle w:val="Compact"/>
-            </w:pPr>
-            <w:r>
-              <w:t xml:space="preserve">See below</w:t>
-            </w:r>
-          </w:p>
-        </w:tc>
-      </w:tr>
-      <w:tr>
-        <w:tc>
-          <w:tcPr/>
-          <w:p>
-            <w:pPr>
-              <w:pStyle w:val="Compact"/>
-            </w:pPr>
-            <w:r>
-              <w:t xml:space="preserve">6</w:t>
-            </w:r>
-          </w:p>
-        </w:tc>
-        <w:tc>
-          <w:tcPr/>
-          <w:p>
-            <w:pPr>
-              <w:pStyle w:val="Compact"/>
-            </w:pPr>
-            <w:r>
               <w:t xml:space="preserve">Concept</w:t>
-            </w:r>
-          </w:p>
-        </w:tc>
-        <w:tc>
-          <w:tcPr/>
-          <w:p>
-            <w:pPr>
-              <w:pStyle w:val="Compact"/>
-            </w:pPr>
-            <w:r>
-              <w:t xml:space="preserve">p &gt; 0.05 → variances not significantly different; still fine to use Welch’s (valid either way)</w:t>
-            </w:r>
-          </w:p>
-        </w:tc>
-      </w:tr>
-      <w:tr>
-        <w:tc>
-          <w:tcPr/>
-          <w:p>
-            <w:pPr>
-              <w:pStyle w:val="Compact"/>
-            </w:pPr>
-            <w:r>
-              <w:t xml:space="preserve">7</w:t>
-            </w:r>
-          </w:p>
-        </w:tc>
-        <w:tc>
-          <w:tcPr/>
-          <w:p>
-            <w:pPr>
-              <w:pStyle w:val="Compact"/>
-            </w:pPr>
-            <w:r>
-              <w:t xml:space="preserve">Error</w:t>
             </w:r>
           </w:p>
         </w:tc>
@@ -1259,13 +2831,13 @@
               <w:rPr>
                 <w:rStyle w:val="VerbatimChar"/>
               </w:rPr>
-              <w:t xml:space="preserve">filter(side == "sunny")</w:t>
+              <w:t xml:space="preserve">weight_g</w:t>
             </w:r>
             <w:r>
               <w:t xml:space="preserve"> </w:t>
             </w:r>
             <w:r>
-              <w:t xml:space="preserve">— needs</w:t>
+              <w:t xml:space="preserve">is the response/measured variable;</w:t>
             </w:r>
             <w:r>
               <w:t xml:space="preserve"> </w:t>
@@ -1274,19 +2846,13 @@
               <w:rPr>
                 <w:rStyle w:val="VerbatimChar"/>
               </w:rPr>
-              <w:t xml:space="preserve">==</w:t>
-            </w:r>
-            <w:r>
-              <w:t xml:space="preserve">, not</w:t>
+              <w:t xml:space="preserve">side</w:t>
             </w:r>
             <w:r>
               <w:t xml:space="preserve"> </w:t>
             </w:r>
             <w:r>
-              <w:rPr>
-                <w:rStyle w:val="VerbatimChar"/>
-              </w:rPr>
-              <w:t xml:space="preserve">=</w:t>
+              <w:t xml:space="preserve">is the grouping variable (sunny/shady)</w:t>
             </w:r>
           </w:p>
         </w:tc>
@@ -1299,7 +2865,46 @@
               <w:pStyle w:val="Compact"/>
             </w:pPr>
             <w:r>
-              <w:t xml:space="preserve">8</w:t>
+              <w:t xml:space="preserve">6</w:t>
+            </w:r>
+          </w:p>
+        </w:tc>
+        <w:tc>
+          <w:tcPr/>
+          <w:p>
+            <w:pPr>
+              <w:pStyle w:val="Compact"/>
+            </w:pPr>
+            <w:r>
+              <w:t xml:space="preserve">T/F</w:t>
+            </w:r>
+          </w:p>
+        </w:tc>
+        <w:tc>
+          <w:tcPr/>
+          <w:p>
+            <w:pPr>
+              <w:pStyle w:val="Compact"/>
+            </w:pPr>
+            <w:r>
+              <w:rPr>
+                <w:b/>
+                <w:bCs/>
+              </w:rPr>
+              <w:t xml:space="preserve">TRUE</w:t>
+            </w:r>
+          </w:p>
+        </w:tc>
+      </w:tr>
+      <w:tr>
+        <w:tc>
+          <w:tcPr/>
+          <w:p>
+            <w:pPr>
+              <w:pStyle w:val="Compact"/>
+            </w:pPr>
+            <w:r>
+              <w:t xml:space="preserve">7</w:t>
             </w:r>
           </w:p>
         </w:tc>
@@ -1331,7 +2936,7 @@
               <w:t xml:space="preserve"> </w:t>
             </w:r>
             <w:r>
-              <w:t xml:space="preserve">— reject H₀; non-integer df is normal for Welch</w:t>
+              <w:t xml:space="preserve">— two-tailed is more conservative and detects a difference in either direction</w:t>
             </w:r>
           </w:p>
         </w:tc>
@@ -1344,32 +2949,62 @@
               <w:pStyle w:val="Compact"/>
             </w:pPr>
             <w:r>
-              <w:t xml:space="preserve">9</w:t>
-            </w:r>
-          </w:p>
-        </w:tc>
-        <w:tc>
-          <w:tcPr/>
-          <w:p>
-            <w:pPr>
-              <w:pStyle w:val="Compact"/>
-            </w:pPr>
-            <w:r>
-              <w:t xml:space="preserve">Code</w:t>
-            </w:r>
-          </w:p>
-        </w:tc>
-        <w:tc>
-          <w:tcPr/>
-          <w:p>
-            <w:pPr>
-              <w:pStyle w:val="Compact"/>
-            </w:pPr>
+              <w:t xml:space="preserve">8</w:t>
+            </w:r>
+          </w:p>
+        </w:tc>
+        <w:tc>
+          <w:tcPr/>
+          <w:p>
+            <w:pPr>
+              <w:pStyle w:val="Compact"/>
+            </w:pPr>
+            <w:r>
+              <w:t xml:space="preserve">Predict</w:t>
+            </w:r>
+          </w:p>
+        </w:tc>
+        <w:tc>
+          <w:tcPr/>
+          <w:p>
+            <w:pPr>
+              <w:pStyle w:val="Compact"/>
+            </w:pPr>
+            <w:r>
+              <w:t xml:space="preserve">2 rows (one per side), columns</w:t>
+            </w:r>
+            <w:r>
+              <w:t xml:space="preserve"> </w:t>
+            </w:r>
             <w:r>
               <w:rPr>
                 <w:rStyle w:val="VerbatimChar"/>
               </w:rPr>
-              <w:t xml:space="preserve">leaf_ttest_model$p.value</w:t>
+              <w:t xml:space="preserve">side</w:t>
+            </w:r>
+            <w:r>
+              <w:t xml:space="preserve">,</w:t>
+            </w:r>
+            <w:r>
+              <w:t xml:space="preserve"> </w:t>
+            </w:r>
+            <w:r>
+              <w:rPr>
+                <w:rStyle w:val="VerbatimChar"/>
+              </w:rPr>
+              <w:t xml:space="preserve">n</w:t>
+            </w:r>
+            <w:r>
+              <w:t xml:space="preserve">,</w:t>
+            </w:r>
+            <w:r>
+              <w:t xml:space="preserve"> </w:t>
+            </w:r>
+            <w:r>
+              <w:rPr>
+                <w:rStyle w:val="VerbatimChar"/>
+              </w:rPr>
+              <w:t xml:space="preserve">mean_wt</w:t>
             </w:r>
           </w:p>
         </w:tc>
@@ -1382,6 +3017,41 @@
               <w:pStyle w:val="Compact"/>
             </w:pPr>
             <w:r>
+              <w:t xml:space="preserve">9</w:t>
+            </w:r>
+          </w:p>
+        </w:tc>
+        <w:tc>
+          <w:tcPr/>
+          <w:p>
+            <w:pPr>
+              <w:pStyle w:val="Compact"/>
+            </w:pPr>
+            <w:r>
+              <w:t xml:space="preserve">Predict</w:t>
+            </w:r>
+          </w:p>
+        </w:tc>
+        <w:tc>
+          <w:tcPr/>
+          <w:p>
+            <w:pPr>
+              <w:pStyle w:val="Compact"/>
+            </w:pPr>
+            <w:r>
+              <w:t xml:space="preserve">Boxplots for shady and sunny with median line and IQR box, overlaid jittered raw points, no legend (colors mapped to fill but redundant with x-axis)</w:t>
+            </w:r>
+          </w:p>
+        </w:tc>
+      </w:tr>
+      <w:tr>
+        <w:tc>
+          <w:tcPr/>
+          <w:p>
+            <w:pPr>
+              <w:pStyle w:val="Compact"/>
+            </w:pPr>
+            <w:r>
               <w:t xml:space="preserve">10</w:t>
             </w:r>
           </w:p>
@@ -1393,18 +3063,88 @@
               <w:pStyle w:val="Compact"/>
             </w:pPr>
             <w:r>
-              <w:t xml:space="preserve">Concept</w:t>
-            </w:r>
-          </w:p>
-        </w:tc>
-        <w:tc>
-          <w:tcPr/>
-          <w:p>
-            <w:pPr>
-              <w:pStyle w:val="Compact"/>
-            </w:pPr>
-            <w:r>
-              <w:t xml:space="preserve">p is never exactly 0; report</w:t>
+              <w:t xml:space="preserve">Predict</w:t>
+            </w:r>
+          </w:p>
+        </w:tc>
+        <w:tc>
+          <w:tcPr/>
+          <w:p>
+            <w:pPr>
+              <w:pStyle w:val="Compact"/>
+            </w:pPr>
+            <w:r>
+              <w:t xml:space="preserve">p &gt; 0.05 → fail to reject normality → proceed with t-test</w:t>
+            </w:r>
+          </w:p>
+        </w:tc>
+      </w:tr>
+      <w:tr>
+        <w:tc>
+          <w:tcPr/>
+          <w:p>
+            <w:pPr>
+              <w:pStyle w:val="Compact"/>
+            </w:pPr>
+            <w:r>
+              <w:t xml:space="preserve">11</w:t>
+            </w:r>
+          </w:p>
+        </w:tc>
+        <w:tc>
+          <w:tcPr/>
+          <w:p>
+            <w:pPr>
+              <w:pStyle w:val="Compact"/>
+            </w:pPr>
+            <w:r>
+              <w:t xml:space="preserve">Predict</w:t>
+            </w:r>
+          </w:p>
+        </w:tc>
+        <w:tc>
+          <w:tcPr/>
+          <w:p>
+            <w:pPr>
+              <w:pStyle w:val="Compact"/>
+            </w:pPr>
+            <w:r>
+              <w:t xml:space="preserve">p &gt; 0.05 → variances not significantly different; still use Welch’s regardless</w:t>
+            </w:r>
+          </w:p>
+        </w:tc>
+      </w:tr>
+      <w:tr>
+        <w:tc>
+          <w:tcPr/>
+          <w:p>
+            <w:pPr>
+              <w:pStyle w:val="Compact"/>
+            </w:pPr>
+            <w:r>
+              <w:t xml:space="preserve">12</w:t>
+            </w:r>
+          </w:p>
+        </w:tc>
+        <w:tc>
+          <w:tcPr/>
+          <w:p>
+            <w:pPr>
+              <w:pStyle w:val="Compact"/>
+            </w:pPr>
+            <w:r>
+              <w:t xml:space="preserve">Predict</w:t>
+            </w:r>
+          </w:p>
+        </w:tc>
+        <w:tc>
+          <w:tcPr/>
+          <w:p>
+            <w:pPr>
+              <w:pStyle w:val="Compact"/>
+            </w:pPr>
+            <w:r>
+              <w:t xml:space="preserve">p &lt; 0.001 and CI excludes zero →</w:t>
             </w:r>
             <w:r>
               <w:t xml:space="preserve"> </w:t>
@@ -1414,338 +3154,858 @@
                 <w:b/>
                 <w:bCs/>
               </w:rPr>
+              <w:t xml:space="preserve">reject H₀</w:t>
+            </w:r>
+            <w:r>
+              <w:t xml:space="preserve">; shady leaves are significantly heavier than sunny leaves</w:t>
+            </w:r>
+          </w:p>
+        </w:tc>
+      </w:tr>
+      <w:tr>
+        <w:tc>
+          <w:tcPr/>
+          <w:p>
+            <w:pPr>
+              <w:pStyle w:val="Compact"/>
+            </w:pPr>
+            <w:r>
+              <w:t xml:space="preserve">13</w:t>
+            </w:r>
+          </w:p>
+        </w:tc>
+        <w:tc>
+          <w:tcPr/>
+          <w:p>
+            <w:pPr>
+              <w:pStyle w:val="Compact"/>
+            </w:pPr>
+            <w:r>
+              <w:t xml:space="preserve">Predict</w:t>
+            </w:r>
+          </w:p>
+        </w:tc>
+        <w:tc>
+          <w:tcPr/>
+          <w:p>
+            <w:pPr>
+              <w:pStyle w:val="Compact"/>
+            </w:pPr>
+            <w:r>
+              <w:t xml:space="preserve">Prints</w:t>
+            </w:r>
+            <w:r>
+              <w:t xml:space="preserve"> </w:t>
+            </w:r>
+            <w:r>
+              <w:rPr>
+                <w:rStyle w:val="VerbatimChar"/>
+              </w:rPr>
+              <w:t xml:space="preserve">Decision: REJECT H0</w:t>
+            </w:r>
+            <w:r>
+              <w:t xml:space="preserve"> </w:t>
+            </w:r>
+            <w:r>
+              <w:t xml:space="preserve">since 0.002 &lt; 0.05</w:t>
+            </w:r>
+          </w:p>
+        </w:tc>
+      </w:tr>
+      <w:tr>
+        <w:tc>
+          <w:tcPr/>
+          <w:p>
+            <w:pPr>
+              <w:pStyle w:val="Compact"/>
+            </w:pPr>
+            <w:r>
+              <w:t xml:space="preserve">14</w:t>
+            </w:r>
+          </w:p>
+        </w:tc>
+        <w:tc>
+          <w:tcPr/>
+          <w:p>
+            <w:pPr>
+              <w:pStyle w:val="Compact"/>
+            </w:pPr>
+            <w:r>
+              <w:t xml:space="preserve">Predict</w:t>
+            </w:r>
+          </w:p>
+        </w:tc>
+        <w:tc>
+          <w:tcPr/>
+          <w:p>
+            <w:pPr>
+              <w:pStyle w:val="Compact"/>
+            </w:pPr>
+            <w:r>
+              <w:rPr>
+                <w:rStyle w:val="VerbatimChar"/>
+              </w:rPr>
+              <w:t xml:space="preserve">"Welch's t-test: t = 9.98, p = 1.2e-06"</w:t>
+            </w:r>
+          </w:p>
+        </w:tc>
+      </w:tr>
+      <w:tr>
+        <w:tc>
+          <w:tcPr/>
+          <w:p>
+            <w:pPr>
+              <w:pStyle w:val="Compact"/>
+            </w:pPr>
+            <w:r>
+              <w:t xml:space="preserve">15</w:t>
+            </w:r>
+          </w:p>
+        </w:tc>
+        <w:tc>
+          <w:tcPr/>
+          <w:p>
+            <w:pPr>
+              <w:pStyle w:val="Compact"/>
+            </w:pPr>
+            <w:r>
+              <w:t xml:space="preserve">Error</w:t>
+            </w:r>
+          </w:p>
+        </w:tc>
+        <w:tc>
+          <w:tcPr/>
+          <w:p>
+            <w:pPr>
+              <w:pStyle w:val="Compact"/>
+            </w:pPr>
+            <w:r>
+              <w:rPr>
+                <w:rStyle w:val="VerbatimChar"/>
+              </w:rPr>
+              <w:t xml:space="preserve">library(car)</w:t>
+            </w:r>
+            <w:r>
+              <w:t xml:space="preserve"> </w:t>
+            </w:r>
+            <w:r>
+              <w:t xml:space="preserve">was never loaded —</w:t>
+            </w:r>
+            <w:r>
+              <w:t xml:space="preserve"> </w:t>
+            </w:r>
+            <w:r>
+              <w:rPr>
+                <w:rStyle w:val="VerbatimChar"/>
+              </w:rPr>
+              <w:t xml:space="preserve">leveneTest()</w:t>
+            </w:r>
+            <w:r>
+              <w:t xml:space="preserve"> </w:t>
+            </w:r>
+            <w:r>
+              <w:t xml:space="preserve">lives in</w:t>
+            </w:r>
+            <w:r>
+              <w:t xml:space="preserve"> </w:t>
+            </w:r>
+            <w:r>
+              <w:rPr>
+                <w:rStyle w:val="VerbatimChar"/>
+              </w:rPr>
+              <w:t xml:space="preserve">car</w:t>
+            </w:r>
+            <w:r>
+              <w:t xml:space="preserve">, not base R</w:t>
+            </w:r>
+          </w:p>
+        </w:tc>
+      </w:tr>
+      <w:tr>
+        <w:tc>
+          <w:tcPr/>
+          <w:p>
+            <w:pPr>
+              <w:pStyle w:val="Compact"/>
+            </w:pPr>
+            <w:r>
+              <w:t xml:space="preserve">16</w:t>
+            </w:r>
+          </w:p>
+        </w:tc>
+        <w:tc>
+          <w:tcPr/>
+          <w:p>
+            <w:pPr>
+              <w:pStyle w:val="Compact"/>
+            </w:pPr>
+            <w:r>
+              <w:t xml:space="preserve">Error</w:t>
+            </w:r>
+          </w:p>
+        </w:tc>
+        <w:tc>
+          <w:tcPr/>
+          <w:p>
+            <w:pPr>
+              <w:pStyle w:val="Compact"/>
+            </w:pPr>
+            <w:r>
+              <w:t xml:space="preserve">Formula is backwards — response goes on the left of</w:t>
+            </w:r>
+            <w:r>
+              <w:t xml:space="preserve"> </w:t>
+            </w:r>
+            <w:r>
+              <w:rPr>
+                <w:rStyle w:val="VerbatimChar"/>
+              </w:rPr>
+              <w:t xml:space="preserve">~</w:t>
+            </w:r>
+            <w:r>
+              <w:t xml:space="preserve">, grouping variable on the right:</w:t>
+            </w:r>
+            <w:r>
+              <w:t xml:space="preserve"> </w:t>
+            </w:r>
+            <w:r>
+              <w:rPr>
+                <w:rStyle w:val="VerbatimChar"/>
+              </w:rPr>
+              <w:t xml:space="preserve">t.test(weight_g ~ side, data = tree_df)</w:t>
+            </w:r>
+          </w:p>
+        </w:tc>
+      </w:tr>
+      <w:tr>
+        <w:tc>
+          <w:tcPr/>
+          <w:p>
+            <w:pPr>
+              <w:pStyle w:val="Compact"/>
+            </w:pPr>
+            <w:r>
+              <w:t xml:space="preserve">17</w:t>
+            </w:r>
+          </w:p>
+        </w:tc>
+        <w:tc>
+          <w:tcPr/>
+          <w:p>
+            <w:pPr>
+              <w:pStyle w:val="Compact"/>
+            </w:pPr>
+            <w:r>
+              <w:t xml:space="preserve">Error</w:t>
+            </w:r>
+          </w:p>
+        </w:tc>
+        <w:tc>
+          <w:tcPr/>
+          <w:p>
+            <w:pPr>
+              <w:pStyle w:val="Compact"/>
+            </w:pPr>
+            <w:r>
+              <w:t xml:space="preserve">Using the pooled-variance test when variances differ risks an unreliable p-value (inflated Type I error); should use</w:t>
+            </w:r>
+            <w:r>
+              <w:t xml:space="preserve"> </w:t>
+            </w:r>
+            <w:r>
+              <w:rPr>
+                <w:rStyle w:val="VerbatimChar"/>
+              </w:rPr>
+              <w:t xml:space="preserve">var.equal = FALSE</w:t>
+            </w:r>
+            <w:r>
+              <w:t xml:space="preserve"> </w:t>
+            </w:r>
+            <w:r>
+              <w:t xml:space="preserve">(Welch’s)</w:t>
+            </w:r>
+          </w:p>
+        </w:tc>
+      </w:tr>
+      <w:tr>
+        <w:tc>
+          <w:tcPr/>
+          <w:p>
+            <w:pPr>
+              <w:pStyle w:val="Compact"/>
+            </w:pPr>
+            <w:r>
+              <w:t xml:space="preserve">18</w:t>
+            </w:r>
+          </w:p>
+        </w:tc>
+        <w:tc>
+          <w:tcPr/>
+          <w:p>
+            <w:pPr>
+              <w:pStyle w:val="Compact"/>
+            </w:pPr>
+            <w:r>
+              <w:t xml:space="preserve">Error</w:t>
+            </w:r>
+          </w:p>
+        </w:tc>
+        <w:tc>
+          <w:tcPr/>
+          <w:p>
+            <w:pPr>
+              <w:pStyle w:val="Compact"/>
+            </w:pPr>
+            <w:r>
+              <w:t xml:space="preserve">Testing the pooled column ignores that the t-test’s normality assumption applies</w:t>
+            </w:r>
+            <w:r>
+              <w:t xml:space="preserve"> </w:t>
+            </w:r>
+            <w:r>
+              <w:rPr>
+                <w:b/>
+                <w:bCs/>
+              </w:rPr>
+              <w:t xml:space="preserve">within each group</w:t>
+            </w:r>
+            <w:r>
+              <w:t xml:space="preserve"> </w:t>
+            </w:r>
+            <w:r>
+              <w:t xml:space="preserve">— must</w:t>
+            </w:r>
+            <w:r>
+              <w:t xml:space="preserve"> </w:t>
+            </w:r>
+            <w:r>
+              <w:rPr>
+                <w:rStyle w:val="VerbatimChar"/>
+              </w:rPr>
+              <w:t xml:space="preserve">filter()</w:t>
+            </w:r>
+            <w:r>
+              <w:t xml:space="preserve"> </w:t>
+            </w:r>
+            <w:r>
+              <w:t xml:space="preserve">by</w:t>
+            </w:r>
+            <w:r>
+              <w:t xml:space="preserve"> </w:t>
+            </w:r>
+            <w:r>
+              <w:rPr>
+                <w:rStyle w:val="VerbatimChar"/>
+              </w:rPr>
+              <w:t xml:space="preserve">side</w:t>
+            </w:r>
+            <w:r>
+              <w:t xml:space="preserve"> </w:t>
+            </w:r>
+            <w:r>
+              <w:t xml:space="preserve">and test each group separately</w:t>
+            </w:r>
+          </w:p>
+        </w:tc>
+      </w:tr>
+      <w:tr>
+        <w:tc>
+          <w:tcPr/>
+          <w:p>
+            <w:pPr>
+              <w:pStyle w:val="Compact"/>
+            </w:pPr>
+            <w:r>
+              <w:t xml:space="preserve">19</w:t>
+            </w:r>
+          </w:p>
+        </w:tc>
+        <w:tc>
+          <w:tcPr/>
+          <w:p>
+            <w:pPr>
+              <w:pStyle w:val="Compact"/>
+            </w:pPr>
+            <w:r>
+              <w:t xml:space="preserve">Error</w:t>
+            </w:r>
+          </w:p>
+        </w:tc>
+        <w:tc>
+          <w:tcPr/>
+          <w:p>
+            <w:pPr>
+              <w:pStyle w:val="Compact"/>
+            </w:pPr>
+            <w:r>
+              <w:t xml:space="preserve">A p-value is never exactly 0 — report</w:t>
+            </w:r>
+            <w:r>
+              <w:t xml:space="preserve"> </w:t>
+            </w:r>
+            <w:r>
+              <w:rPr>
+                <w:rStyle w:val="VerbatimChar"/>
+              </w:rPr>
               <w:t xml:space="preserve">p &lt; 0.001</w:t>
+            </w:r>
+            <w:r>
+              <w:t xml:space="preserve"> </w:t>
+            </w:r>
+            <w:r>
+              <w:t xml:space="preserve">instead of</w:t>
+            </w:r>
+            <w:r>
+              <w:t xml:space="preserve"> </w:t>
+            </w:r>
+            <w:r>
+              <w:rPr>
+                <w:rStyle w:val="VerbatimChar"/>
+              </w:rPr>
+              <w:t xml:space="preserve">p = 0.000</w:t>
+            </w:r>
+          </w:p>
+        </w:tc>
+      </w:tr>
+      <w:tr>
+        <w:tc>
+          <w:tcPr/>
+          <w:p>
+            <w:pPr>
+              <w:pStyle w:val="Compact"/>
+            </w:pPr>
+            <w:r>
+              <w:t xml:space="preserve">20</w:t>
+            </w:r>
+          </w:p>
+        </w:tc>
+        <w:tc>
+          <w:tcPr/>
+          <w:p>
+            <w:pPr>
+              <w:pStyle w:val="Compact"/>
+            </w:pPr>
+            <w:r>
+              <w:t xml:space="preserve">Error</w:t>
+            </w:r>
+          </w:p>
+        </w:tc>
+        <w:tc>
+          <w:tcPr/>
+          <w:p>
+            <w:pPr>
+              <w:pStyle w:val="Compact"/>
+            </w:pPr>
+            <w:r>
+              <w:t xml:space="preserve">Missing</w:t>
+            </w:r>
+            <w:r>
+              <w:t xml:space="preserve"> </w:t>
+            </w:r>
+            <w:r>
+              <w:rPr>
+                <w:rStyle w:val="VerbatimChar"/>
+              </w:rPr>
+              <w:t xml:space="preserve">%&gt;%</w:t>
+            </w:r>
+            <w:r>
+              <w:t xml:space="preserve"> </w:t>
+            </w:r>
+            <w:r>
+              <w:t xml:space="preserve">before</w:t>
+            </w:r>
+            <w:r>
+              <w:t xml:space="preserve"> </w:t>
+            </w:r>
+            <w:r>
+              <w:rPr>
+                <w:rStyle w:val="VerbatimChar"/>
+              </w:rPr>
+              <w:t xml:space="preserve">shapiro.test()</w:t>
+            </w:r>
+            <w:r>
+              <w:t xml:space="preserve"> </w:t>
+            </w:r>
+            <w:r>
+              <w:t xml:space="preserve">— should be</w:t>
+            </w:r>
+            <w:r>
+              <w:t xml:space="preserve"> </w:t>
+            </w:r>
+            <w:r>
+              <w:rPr>
+                <w:rStyle w:val="VerbatimChar"/>
+              </w:rPr>
+              <w:t xml:space="preserve">... %&gt;% pull(weight_g) %&gt;% shapiro.test()</w:t>
+            </w:r>
+          </w:p>
+        </w:tc>
+      </w:tr>
+      <w:tr>
+        <w:tc>
+          <w:tcPr/>
+          <w:p>
+            <w:pPr>
+              <w:pStyle w:val="Compact"/>
+            </w:pPr>
+            <w:r>
+              <w:t xml:space="preserve">21</w:t>
+            </w:r>
+          </w:p>
+        </w:tc>
+        <w:tc>
+          <w:tcPr/>
+          <w:p>
+            <w:pPr>
+              <w:pStyle w:val="Compact"/>
+            </w:pPr>
+            <w:r>
+              <w:t xml:space="preserve">Error</w:t>
+            </w:r>
+          </w:p>
+        </w:tc>
+        <w:tc>
+          <w:tcPr/>
+          <w:p>
+            <w:pPr>
+              <w:pStyle w:val="Compact"/>
+            </w:pPr>
+            <w:r>
+              <w:rPr>
+                <w:rStyle w:val="VerbatimChar"/>
+              </w:rPr>
+              <w:t xml:space="preserve">conf.level</w:t>
+            </w:r>
+            <w:r>
+              <w:t xml:space="preserve"> </w:t>
+            </w:r>
+            <w:r>
+              <w:t xml:space="preserve">must be a proportion between 0 and 1 — should be</w:t>
+            </w:r>
+            <w:r>
+              <w:t xml:space="preserve"> </w:t>
+            </w:r>
+            <w:r>
+              <w:rPr>
+                <w:rStyle w:val="VerbatimChar"/>
+              </w:rPr>
+              <w:t xml:space="preserve">conf.level = 0.99</w:t>
+            </w:r>
+          </w:p>
+        </w:tc>
+      </w:tr>
+      <w:tr>
+        <w:tc>
+          <w:tcPr/>
+          <w:p>
+            <w:pPr>
+              <w:pStyle w:val="Compact"/>
+            </w:pPr>
+            <w:r>
+              <w:t xml:space="preserve">22</w:t>
+            </w:r>
+          </w:p>
+        </w:tc>
+        <w:tc>
+          <w:tcPr/>
+          <w:p>
+            <w:pPr>
+              <w:pStyle w:val="Compact"/>
+            </w:pPr>
+            <w:r>
+              <w:t xml:space="preserve">Concept</w:t>
+            </w:r>
+          </w:p>
+        </w:tc>
+        <w:tc>
+          <w:tcPr/>
+          <w:p>
+            <w:pPr>
+              <w:pStyle w:val="Compact"/>
+            </w:pPr>
+            <w:r>
+              <w:t xml:space="preserve">A prediction is a plain-language biological guess about direction; H₀/Hₐ are formal, testable statistical statements (often two-tailed) that let us apply a decision rule (reject / fail to reject)</w:t>
+            </w:r>
+          </w:p>
+        </w:tc>
+      </w:tr>
+      <w:tr>
+        <w:tc>
+          <w:tcPr/>
+          <w:p>
+            <w:pPr>
+              <w:pStyle w:val="Compact"/>
+            </w:pPr>
+            <w:r>
+              <w:t xml:space="preserve">23</w:t>
+            </w:r>
+          </w:p>
+        </w:tc>
+        <w:tc>
+          <w:tcPr/>
+          <w:p>
+            <w:pPr>
+              <w:pStyle w:val="Compact"/>
+            </w:pPr>
+            <w:r>
+              <w:t xml:space="preserve">Concept</w:t>
+            </w:r>
+          </w:p>
+        </w:tc>
+        <w:tc>
+          <w:tcPr/>
+          <w:p>
+            <w:pPr>
+              <w:pStyle w:val="Compact"/>
+            </w:pPr>
+            <w:r>
+              <w:t xml:space="preserve">Independence (study design, not testable statistically); Normality (histogram +</w:t>
+            </w:r>
+            <w:r>
+              <w:t xml:space="preserve"> </w:t>
+            </w:r>
+            <w:r>
+              <w:rPr>
+                <w:rStyle w:val="VerbatimChar"/>
+              </w:rPr>
+              <w:t xml:space="preserve">shapiro.test()</w:t>
+            </w:r>
+            <w:r>
+              <w:t xml:space="preserve"> </w:t>
+            </w:r>
+            <w:r>
+              <w:t xml:space="preserve">per group); Equal variance (</w:t>
+            </w:r>
+            <w:r>
+              <w:rPr>
+                <w:rStyle w:val="VerbatimChar"/>
+              </w:rPr>
+              <w:t xml:space="preserve">leveneTest()</w:t>
+            </w:r>
+            <w:r>
+              <w:t xml:space="preserve"> </w:t>
+            </w:r>
+            <w:r>
+              <w:t xml:space="preserve">— informational only, since we use Welch’s regardless)</w:t>
+            </w:r>
+          </w:p>
+        </w:tc>
+      </w:tr>
+      <w:tr>
+        <w:tc>
+          <w:tcPr/>
+          <w:p>
+            <w:pPr>
+              <w:pStyle w:val="Compact"/>
+            </w:pPr>
+            <w:r>
+              <w:t xml:space="preserve">24</w:t>
+            </w:r>
+          </w:p>
+        </w:tc>
+        <w:tc>
+          <w:tcPr/>
+          <w:p>
+            <w:pPr>
+              <w:pStyle w:val="Compact"/>
+            </w:pPr>
+            <w:r>
+              <w:t xml:space="preserve">Concept</w:t>
+            </w:r>
+          </w:p>
+        </w:tc>
+        <w:tc>
+          <w:tcPr/>
+          <w:p>
+            <w:pPr>
+              <w:pStyle w:val="Compact"/>
+            </w:pPr>
+            <w:r>
+              <w:t xml:space="preserve">Welch’s performs almost identically to the standard test when variances are equal, but protects against inflated Type I error when they are not — so it’s a safe default either way, with no real cost</w:t>
+            </w:r>
+          </w:p>
+        </w:tc>
+      </w:tr>
+      <w:tr>
+        <w:tc>
+          <w:tcPr/>
+          <w:p>
+            <w:pPr>
+              <w:pStyle w:val="Compact"/>
+            </w:pPr>
+            <w:r>
+              <w:t xml:space="preserve">25</w:t>
+            </w:r>
+          </w:p>
+        </w:tc>
+        <w:tc>
+          <w:tcPr/>
+          <w:p>
+            <w:pPr>
+              <w:pStyle w:val="Compact"/>
+            </w:pPr>
+            <w:r>
+              <w:t xml:space="preserve">Concept</w:t>
+            </w:r>
+          </w:p>
+        </w:tc>
+        <w:tc>
+          <w:tcPr/>
+          <w:p>
+            <w:pPr>
+              <w:pStyle w:val="Compact"/>
+            </w:pPr>
+            <w:r>
+              <w:t xml:space="preserve">Prevents</w:t>
+            </w:r>
+            <w:r>
+              <w:t xml:space="preserve"> </w:t>
+            </w:r>
+            <w:r>
+              <w:t xml:space="preserve">“HARKing”</w:t>
+            </w:r>
+            <w:r>
+              <w:t xml:space="preserve"> </w:t>
+            </w:r>
+            <w:r>
+              <w:t xml:space="preserve">(Hypothesizing After Results are Known) — committing to a hypothesis first keeps the analysis honest and prevents cherry-picking a direction after seeing the data</w:t>
+            </w:r>
+          </w:p>
+        </w:tc>
+      </w:tr>
+      <w:tr>
+        <w:tc>
+          <w:tcPr/>
+          <w:p>
+            <w:pPr>
+              <w:pStyle w:val="Compact"/>
+            </w:pPr>
+            <w:r>
+              <w:t xml:space="preserve">26</w:t>
+            </w:r>
+          </w:p>
+        </w:tc>
+        <w:tc>
+          <w:tcPr/>
+          <w:p>
+            <w:pPr>
+              <w:pStyle w:val="Compact"/>
+            </w:pPr>
+            <w:r>
+              <w:t xml:space="preserve">Concept</w:t>
+            </w:r>
+          </w:p>
+        </w:tc>
+        <w:tc>
+          <w:tcPr/>
+          <w:p>
+            <w:pPr>
+              <w:pStyle w:val="Compact"/>
+            </w:pPr>
+            <w:r>
+              <w:t xml:space="preserve">Low power means the test often fails to detect real non-normality when it exists (misses it, not over-flags it) — so a</w:t>
+            </w:r>
+            <w:r>
+              <w:t xml:space="preserve"> </w:t>
+            </w:r>
+            <w:r>
+              <w:t xml:space="preserve">“pass”</w:t>
+            </w:r>
+            <w:r>
+              <w:t xml:space="preserve"> </w:t>
+            </w:r>
+            <w:r>
+              <w:t xml:space="preserve">from Shapiro-Wilk with small n is weak evidence; the histogram must be checked too</w:t>
+            </w:r>
+          </w:p>
+        </w:tc>
+      </w:tr>
+      <w:tr>
+        <w:tc>
+          <w:tcPr/>
+          <w:p>
+            <w:pPr>
+              <w:pStyle w:val="Compact"/>
+            </w:pPr>
+            <w:r>
+              <w:t xml:space="preserve">27</w:t>
+            </w:r>
+          </w:p>
+        </w:tc>
+        <w:tc>
+          <w:tcPr/>
+          <w:p>
+            <w:pPr>
+              <w:pStyle w:val="Compact"/>
+            </w:pPr>
+            <w:r>
+              <w:t xml:space="preserve">Concept</w:t>
+            </w:r>
+          </w:p>
+        </w:tc>
+        <w:tc>
+          <w:tcPr/>
+          <w:p>
+            <w:pPr>
+              <w:pStyle w:val="Compact"/>
+            </w:pPr>
+            <w:r>
+              <w:t xml:space="preserve">It’s the range of plausible values for the true population difference in means; if the interval excludes zero, zero is not a plausible value for the difference, consistent with rejecting H₀ at α = 0.05</w:t>
+            </w:r>
+          </w:p>
+        </w:tc>
+      </w:tr>
+      <w:tr>
+        <w:tc>
+          <w:tcPr/>
+          <w:p>
+            <w:pPr>
+              <w:pStyle w:val="Compact"/>
+            </w:pPr>
+            <w:r>
+              <w:t xml:space="preserve">28</w:t>
+            </w:r>
+          </w:p>
+        </w:tc>
+        <w:tc>
+          <w:tcPr/>
+          <w:p>
+            <w:pPr>
+              <w:pStyle w:val="Compact"/>
+            </w:pPr>
+            <w:r>
+              <w:t xml:space="preserve">Applied</w:t>
+            </w:r>
+          </w:p>
+        </w:tc>
+        <w:tc>
+          <w:tcPr/>
+          <w:p>
+            <w:pPr>
+              <w:pStyle w:val="Compact"/>
+            </w:pPr>
+            <w:r>
+              <w:t xml:space="preserve">See model answer below</w:t>
             </w:r>
           </w:p>
         </w:tc>
       </w:tr>
     </w:tbl>
-    <w:bookmarkStart w:id="31" w:name="q5-model-answer"/>
+    <w:bookmarkStart w:id="71" w:name="q28-model-answer"/>
     <w:p>
       <w:pPr>
         <w:pStyle w:val="Heading3"/>
       </w:pPr>
       <w:r>
-        <w:t xml:space="preserve">Q5 model answer</w:t>
-      </w:r>
-    </w:p>
-    <w:p>
-      <w:pPr>
-        <w:pStyle w:val="SourceCode"/>
-      </w:pPr>
-      <w:r>
-        <w:rPr>
-          <w:rStyle w:val="NormalTok"/>
-        </w:rPr>
-        <w:t xml:space="preserve">leaf_ttest_model </w:t>
-      </w:r>
-      <w:r>
-        <w:rPr>
-          <w:rStyle w:val="OtherTok"/>
-        </w:rPr>
-        <w:t xml:space="preserve">&lt;-</w:t>
-      </w:r>
-      <w:r>
-        <w:rPr>
-          <w:rStyle w:val="NormalTok"/>
-        </w:rPr>
-        <w:t xml:space="preserve"> </w:t>
-      </w:r>
-      <w:r>
-        <w:rPr>
-          <w:rStyle w:val="FunctionTok"/>
-        </w:rPr>
-        <w:t xml:space="preserve">t.test</w:t>
-      </w:r>
-      <w:r>
-        <w:rPr>
-          <w:rStyle w:val="NormalTok"/>
-        </w:rPr>
-        <w:t xml:space="preserve">(</w:t>
-      </w:r>
-      <w:r>
-        <w:br/>
-      </w:r>
-      <w:r>
-        <w:rPr>
-          <w:rStyle w:val="NormalTok"/>
-        </w:rPr>
-        <w:t xml:space="preserve">  weight_g </w:t>
-      </w:r>
-      <w:r>
-        <w:rPr>
-          <w:rStyle w:val="SpecialCharTok"/>
-        </w:rPr>
-        <w:t xml:space="preserve">~</w:t>
-      </w:r>
-      <w:r>
-        <w:rPr>
-          <w:rStyle w:val="NormalTok"/>
-        </w:rPr>
-        <w:t xml:space="preserve"> side,</w:t>
-      </w:r>
-      <w:r>
-        <w:br/>
-      </w:r>
-      <w:r>
-        <w:rPr>
-          <w:rStyle w:val="NormalTok"/>
-        </w:rPr>
-        <w:t xml:space="preserve">  </w:t>
-      </w:r>
-      <w:r>
-        <w:rPr>
-          <w:rStyle w:val="AttributeTok"/>
-        </w:rPr>
-        <w:t xml:space="preserve">data =</w:t>
-      </w:r>
-      <w:r>
-        <w:rPr>
-          <w:rStyle w:val="NormalTok"/>
-        </w:rPr>
-        <w:t xml:space="preserve"> tree_df,</w:t>
-      </w:r>
-      <w:r>
-        <w:br/>
-      </w:r>
-      <w:r>
-        <w:rPr>
-          <w:rStyle w:val="NormalTok"/>
-        </w:rPr>
-        <w:t xml:space="preserve">  </w:t>
-      </w:r>
-      <w:r>
-        <w:rPr>
-          <w:rStyle w:val="AttributeTok"/>
-        </w:rPr>
-        <w:t xml:space="preserve">var.equal =</w:t>
-      </w:r>
-      <w:r>
-        <w:rPr>
-          <w:rStyle w:val="NormalTok"/>
-        </w:rPr>
-        <w:t xml:space="preserve"> </w:t>
-      </w:r>
-      <w:r>
-        <w:rPr>
-          <w:rStyle w:val="ConstantTok"/>
-        </w:rPr>
-        <w:t xml:space="preserve">FALSE</w:t>
-      </w:r>
-      <w:r>
-        <w:rPr>
-          <w:rStyle w:val="NormalTok"/>
-        </w:rPr>
-        <w:t xml:space="preserve">,</w:t>
-      </w:r>
-      <w:r>
-        <w:br/>
-      </w:r>
-      <w:r>
-        <w:rPr>
-          <w:rStyle w:val="NormalTok"/>
-        </w:rPr>
-        <w:t xml:space="preserve">  </w:t>
-      </w:r>
-      <w:r>
-        <w:rPr>
-          <w:rStyle w:val="AttributeTok"/>
-        </w:rPr>
-        <w:t xml:space="preserve">alternative =</w:t>
-      </w:r>
-      <w:r>
-        <w:rPr>
-          <w:rStyle w:val="NormalTok"/>
-        </w:rPr>
-        <w:t xml:space="preserve"> </w:t>
-      </w:r>
-      <w:r>
-        <w:rPr>
-          <w:rStyle w:val="StringTok"/>
-        </w:rPr>
-        <w:t xml:space="preserve">"two.sided"</w:t>
-      </w:r>
-      <w:r>
-        <w:br/>
-      </w:r>
-      <w:r>
-        <w:rPr>
-          <w:rStyle w:val="NormalTok"/>
-        </w:rPr>
-        <w:t xml:space="preserve">)</w:t>
-      </w:r>
-    </w:p>
-    <w:bookmarkEnd w:id="31"/>
-    <w:bookmarkStart w:id="32" w:name="q7-model-answer"/>
-    <w:p>
-      <w:pPr>
-        <w:pStyle w:val="Heading3"/>
-      </w:pPr>
-      <w:r>
-        <w:t xml:space="preserve">Q7 model answer</w:t>
-      </w:r>
-    </w:p>
-    <w:p>
-      <w:pPr>
-        <w:pStyle w:val="SourceCode"/>
-      </w:pPr>
-      <w:r>
-        <w:rPr>
-          <w:rStyle w:val="NormalTok"/>
-        </w:rPr>
-        <w:t xml:space="preserve">tree_df </w:t>
-      </w:r>
-      <w:r>
-        <w:rPr>
-          <w:rStyle w:val="SpecialCharTok"/>
-        </w:rPr>
-        <w:t xml:space="preserve">%&gt;%</w:t>
-      </w:r>
-      <w:r>
-        <w:br/>
-      </w:r>
-      <w:r>
-        <w:rPr>
-          <w:rStyle w:val="NormalTok"/>
-        </w:rPr>
-        <w:t xml:space="preserve">  </w:t>
-      </w:r>
-      <w:r>
-        <w:rPr>
-          <w:rStyle w:val="FunctionTok"/>
-        </w:rPr>
-        <w:t xml:space="preserve">filter</w:t>
-      </w:r>
-      <w:r>
-        <w:rPr>
-          <w:rStyle w:val="NormalTok"/>
-        </w:rPr>
-        <w:t xml:space="preserve">(side </w:t>
-      </w:r>
-      <w:r>
-        <w:rPr>
-          <w:rStyle w:val="SpecialCharTok"/>
-        </w:rPr>
-        <w:t xml:space="preserve">==</w:t>
-      </w:r>
-      <w:r>
-        <w:rPr>
-          <w:rStyle w:val="NormalTok"/>
-        </w:rPr>
-        <w:t xml:space="preserve"> </w:t>
-      </w:r>
-      <w:r>
-        <w:rPr>
-          <w:rStyle w:val="StringTok"/>
-        </w:rPr>
-        <w:t xml:space="preserve">"sunny"</w:t>
-      </w:r>
-      <w:r>
-        <w:rPr>
-          <w:rStyle w:val="NormalTok"/>
-        </w:rPr>
-        <w:t xml:space="preserve">) </w:t>
-      </w:r>
-      <w:r>
-        <w:rPr>
-          <w:rStyle w:val="SpecialCharTok"/>
-        </w:rPr>
-        <w:t xml:space="preserve">%&gt;%</w:t>
-      </w:r>
-      <w:r>
-        <w:br/>
-      </w:r>
-      <w:r>
-        <w:rPr>
-          <w:rStyle w:val="NormalTok"/>
-        </w:rPr>
-        <w:t xml:space="preserve">  </w:t>
-      </w:r>
-      <w:r>
-        <w:rPr>
-          <w:rStyle w:val="FunctionTok"/>
-        </w:rPr>
-        <w:t xml:space="preserve">pull</w:t>
-      </w:r>
-      <w:r>
-        <w:rPr>
-          <w:rStyle w:val="NormalTok"/>
-        </w:rPr>
-        <w:t xml:space="preserve">(weight_g) </w:t>
-      </w:r>
-      <w:r>
-        <w:rPr>
-          <w:rStyle w:val="SpecialCharTok"/>
-        </w:rPr>
-        <w:t xml:space="preserve">%&gt;%</w:t>
-      </w:r>
-      <w:r>
-        <w:br/>
-      </w:r>
-      <w:r>
-        <w:rPr>
-          <w:rStyle w:val="NormalTok"/>
-        </w:rPr>
-        <w:t xml:space="preserve">  </w:t>
-      </w:r>
-      <w:r>
-        <w:rPr>
-          <w:rStyle w:val="FunctionTok"/>
-        </w:rPr>
-        <w:t xml:space="preserve">shapiro.test</w:t>
-      </w:r>
-      <w:r>
-        <w:rPr>
-          <w:rStyle w:val="NormalTok"/>
-        </w:rPr>
-        <w:t xml:space="preserve">()</w:t>
-      </w:r>
-    </w:p>
-    <w:p>
-      <w:pPr>
-        <w:pStyle w:val="FirstParagraph"/>
-      </w:pPr>
-      <w:r>
-        <w:rPr>
-          <w:rStyle w:val="VerbatimChar"/>
-        </w:rPr>
-        <w:t xml:space="preserve">filter()</w:t>
-      </w:r>
-      <w:r>
-        <w:t xml:space="preserve"> </w:t>
-      </w:r>
-      <w:r>
-        <w:t xml:space="preserve">needs</w:t>
-      </w:r>
-      <w:r>
-        <w:t xml:space="preserve"> </w:t>
-      </w:r>
-      <w:r>
-        <w:rPr>
-          <w:rStyle w:val="VerbatimChar"/>
-        </w:rPr>
-        <w:t xml:space="preserve">==</w:t>
-      </w:r>
-      <w:r>
-        <w:t xml:space="preserve"> </w:t>
-      </w:r>
-      <w:r>
-        <w:t xml:space="preserve">(equality test);</w:t>
-      </w:r>
-      <w:r>
-        <w:t xml:space="preserve"> </w:t>
-      </w:r>
-      <w:r>
-        <w:rPr>
-          <w:rStyle w:val="VerbatimChar"/>
-        </w:rPr>
-        <w:t xml:space="preserve">=</w:t>
-      </w:r>
-      <w:r>
-        <w:t xml:space="preserve"> </w:t>
-      </w:r>
-      <w:r>
-        <w:t xml:space="preserve">tries to assign and errors.</w:t>
+        <w:t xml:space="preserve">Q28 model answer</w:t>
+      </w:r>
+    </w:p>
+    <w:p>
+      <w:pPr>
+        <w:pStyle w:val="BlockText"/>
+      </w:pPr>
+      <w:r>
+        <w:t xml:space="preserve">“Shady-side leaves were significantly heavier than sunny-side leaves (Welch’s t-test: t(17.4) = 9.98, p &lt; 0.001). Mean ± SE: shady = 7.80 ± 0.31 g, sunny = 3.80 ± 0.28 g.”</w:t>
       </w:r>
     </w:p>
     <w:p>
@@ -1767,8 +4027,8 @@
         <w:t xml:space="preserve">End of Quiz 04.</w:t>
       </w:r>
     </w:p>
-    <w:bookmarkEnd w:id="32"/>
-    <w:bookmarkEnd w:id="33"/>
+    <w:bookmarkEnd w:id="71"/>
+    <w:bookmarkEnd w:id="72"/>
     <w:sectPr>
       <w:footnotePr>
         <w:numRestart w:val="eachSect"/>

--- a/docs/quizzes/04_quiz_t_tests.docx
+++ b/docs/quizzes/04_quiz_t_tests.docx
@@ -31,7 +31,7 @@
         <w:pStyle w:val="Date"/>
       </w:pPr>
       <w:r>
-        <w:t xml:space="preserve">2026-08-27</w:t>
+        <w:t xml:space="preserve">2026-09-01</w:t>
       </w:r>
     </w:p>
     <w:bookmarkStart w:id="10" w:name="quiz-04-t-tests-and-hypotheses"/>

--- a/docs/quizzes/04_quiz_t_tests.docx
+++ b/docs/quizzes/04_quiz_t_tests.docx
@@ -31,7 +31,7 @@
         <w:pStyle w:val="Date"/>
       </w:pPr>
       <w:r>
-        <w:t xml:space="preserve">2026-09-01</w:t>
+        <w:t xml:space="preserve">2026-09-03</w:t>
       </w:r>
     </w:p>
     <w:bookmarkStart w:id="10" w:name="quiz-04-t-tests-and-hypotheses"/>

--- a/docs/quizzes/04_quiz_t_tests.docx
+++ b/docs/quizzes/04_quiz_t_tests.docx
@@ -4030,9 +4030,10 @@
     <w:bookmarkEnd w:id="71"/>
     <w:bookmarkEnd w:id="72"/>
     <w:sectPr>
-      <w:footnotePr>
-        <w:numRestart w:val="eachSect"/>
-      </w:footnotePr>
+      <w:pgSz w:h="15840" w:w="12240"/>
+      <w:pgMar w:bottom="1440" w:footer="720" w:gutter="0" w:header="720" w:left="1440" w:right="1440" w:top="1440"/>
+      <w:cols w:space="720"/>
+      <w:docGrid w:linePitch="360"/>
     </w:sectPr>
   </w:body>
 </w:document>
@@ -4146,191 +4147,410 @@
 </file>
 
 <file path=word/styles.xml><?xml version="1.0" encoding="utf-8"?>
-<w:styles xmlns:r="http://schemas.openxmlformats.org/officeDocument/2006/relationships" xmlns:w="http://schemas.openxmlformats.org/wordprocessingml/2006/main">
+<w:styles xmlns:mc="http://schemas.openxmlformats.org/markup-compatibility/2006" xmlns:r="http://schemas.openxmlformats.org/officeDocument/2006/relationships" xmlns:w="http://schemas.openxmlformats.org/wordprocessingml/2006/main" xmlns:w14="http://schemas.microsoft.com/office/word/2010/wordml" xmlns:w15="http://schemas.microsoft.com/office/word/2012/wordml" xmlns:w16="http://schemas.microsoft.com/office/word/2018/wordml" xmlns:w16cex="http://schemas.microsoft.com/office/word/2018/wordml/cex" xmlns:w16cid="http://schemas.microsoft.com/office/word/2016/wordml/cid" xmlns:w16du="http://schemas.microsoft.com/office/word/2023/wordml/word16du" xmlns:w16sdtdh="http://schemas.microsoft.com/office/word/2020/wordml/sdtdatahash" xmlns:w16sdtfl="http://schemas.microsoft.com/office/word/2024/wordml/sdtformatlock" xmlns:w16se="http://schemas.microsoft.com/office/word/2015/wordml/symex" mc:Ignorable="w14 w15 w16se w16cid w16 w16cex w16sdtdh w16sdtfl w16du">
   <w:docDefaults>
     <w:rPrDefault>
       <w:rPr>
-        <w:rFonts w:asciiTheme="minorHAnsi" w:cstheme="minorBidi" w:eastAsiaTheme="minorEastAsia" w:hAnsiTheme="minorHAnsi"/>
+        <w:rFonts w:ascii="Calibri" w:cs="Calibri" w:eastAsia="Calibri" w:hAnsi="Calibri"/>
+        <w:kern w:val="2"/>
         <w:sz w:val="24"/>
         <w:szCs w:val="24"/>
-        <w:lang w:bidi="ar-SA" w:eastAsia="zh-CN" w:val="en-US"/>
+        <w:lang w:bidi="ar-SA" w:eastAsia="en-US" w:val="en-US"/>
+        <w14:ligatures w14:val="standardContextual"/>
       </w:rPr>
     </w:rPrDefault>
-    <w:pPrDefault>
-      <w:pPr>
-        <w:spacing w:after="200"/>
-      </w:pPr>
-    </w:pPrDefault>
+    <w:pPrDefault/>
   </w:docDefaults>
-  <w:latentStyles w:count="276" w:defLockedState="0" w:defQFormat="0" w:defSemiHidden="0" w:defUIPriority="0" w:defUnhideWhenUsed="0"/>
+  <w:latentStyles w:count="376" w:defLockedState="0" w:defQFormat="0" w:defSemiHidden="0" w:defUIPriority="99" w:defUnhideWhenUsed="0">
+    <w:lsdException w:name="Normal" w:qFormat="1" w:uiPriority="0"/>
+    <w:lsdException w:name="heading 1" w:qFormat="1" w:uiPriority="9"/>
+    <w:lsdException w:name="heading 2" w:qFormat="1" w:semiHidden="1" w:uiPriority="9" w:unhideWhenUsed="1"/>
+    <w:lsdException w:name="heading 3" w:qFormat="1" w:semiHidden="1" w:uiPriority="9" w:unhideWhenUsed="1"/>
+    <w:lsdException w:name="heading 4" w:qFormat="1" w:semiHidden="1" w:uiPriority="9" w:unhideWhenUsed="1"/>
+    <w:lsdException w:name="heading 5" w:qFormat="1" w:semiHidden="1" w:uiPriority="9" w:unhideWhenUsed="1"/>
+    <w:lsdException w:name="heading 6" w:qFormat="1" w:semiHidden="1" w:uiPriority="9" w:unhideWhenUsed="1"/>
+    <w:lsdException w:name="heading 7" w:qFormat="1" w:semiHidden="1" w:uiPriority="9" w:unhideWhenUsed="1"/>
+    <w:lsdException w:name="heading 8" w:qFormat="1" w:semiHidden="1" w:uiPriority="9" w:unhideWhenUsed="1"/>
+    <w:lsdException w:name="heading 9" w:qFormat="1" w:semiHidden="1" w:uiPriority="9" w:unhideWhenUsed="1"/>
+    <w:lsdException w:name="index 1" w:semiHidden="1" w:unhideWhenUsed="1"/>
+    <w:lsdException w:name="index 2" w:semiHidden="1" w:unhideWhenUsed="1"/>
+    <w:lsdException w:name="index 3" w:semiHidden="1" w:unhideWhenUsed="1"/>
+    <w:lsdException w:name="index 4" w:semiHidden="1" w:unhideWhenUsed="1"/>
+    <w:lsdException w:name="index 5" w:semiHidden="1" w:unhideWhenUsed="1"/>
+    <w:lsdException w:name="index 6" w:semiHidden="1" w:unhideWhenUsed="1"/>
+    <w:lsdException w:name="index 7" w:semiHidden="1" w:unhideWhenUsed="1"/>
+    <w:lsdException w:name="index 8" w:semiHidden="1" w:unhideWhenUsed="1"/>
+    <w:lsdException w:name="index 9" w:semiHidden="1" w:unhideWhenUsed="1"/>
+    <w:lsdException w:name="toc 1" w:semiHidden="1" w:uiPriority="39" w:unhideWhenUsed="1"/>
+    <w:lsdException w:name="toc 2" w:semiHidden="1" w:uiPriority="39" w:unhideWhenUsed="1"/>
+    <w:lsdException w:name="toc 3" w:semiHidden="1" w:uiPriority="39" w:unhideWhenUsed="1"/>
+    <w:lsdException w:name="toc 4" w:semiHidden="1" w:uiPriority="39" w:unhideWhenUsed="1"/>
+    <w:lsdException w:name="toc 5" w:semiHidden="1" w:uiPriority="39" w:unhideWhenUsed="1"/>
+    <w:lsdException w:name="toc 6" w:semiHidden="1" w:uiPriority="39" w:unhideWhenUsed="1"/>
+    <w:lsdException w:name="toc 7" w:semiHidden="1" w:uiPriority="39" w:unhideWhenUsed="1"/>
+    <w:lsdException w:name="toc 8" w:semiHidden="1" w:uiPriority="39" w:unhideWhenUsed="1"/>
+    <w:lsdException w:name="toc 9" w:semiHidden="1" w:uiPriority="39" w:unhideWhenUsed="1"/>
+    <w:lsdException w:name="Normal Indent" w:semiHidden="1" w:unhideWhenUsed="1"/>
+    <w:lsdException w:name="footnote text" w:semiHidden="1" w:unhideWhenUsed="1"/>
+    <w:lsdException w:name="annotation text" w:semiHidden="1" w:unhideWhenUsed="1"/>
+    <w:lsdException w:name="header" w:semiHidden="1" w:unhideWhenUsed="1"/>
+    <w:lsdException w:name="footer" w:semiHidden="1" w:unhideWhenUsed="1"/>
+    <w:lsdException w:name="index heading" w:semiHidden="1" w:unhideWhenUsed="1"/>
+    <w:lsdException w:name="caption" w:qFormat="1" w:semiHidden="1" w:uiPriority="35" w:unhideWhenUsed="1"/>
+    <w:lsdException w:name="table of figures" w:semiHidden="1" w:unhideWhenUsed="1"/>
+    <w:lsdException w:name="envelope address" w:semiHidden="1" w:unhideWhenUsed="1"/>
+    <w:lsdException w:name="envelope return" w:semiHidden="1" w:unhideWhenUsed="1"/>
+    <w:lsdException w:name="footnote reference" w:semiHidden="1" w:unhideWhenUsed="1"/>
+    <w:lsdException w:name="annotation reference" w:semiHidden="1" w:unhideWhenUsed="1"/>
+    <w:lsdException w:name="line number" w:semiHidden="1" w:unhideWhenUsed="1"/>
+    <w:lsdException w:name="page number" w:semiHidden="1" w:unhideWhenUsed="1"/>
+    <w:lsdException w:name="endnote reference" w:semiHidden="1" w:unhideWhenUsed="1"/>
+    <w:lsdException w:name="endnote text" w:semiHidden="1" w:unhideWhenUsed="1"/>
+    <w:lsdException w:name="table of authorities" w:semiHidden="1" w:unhideWhenUsed="1"/>
+    <w:lsdException w:name="macro" w:semiHidden="1" w:unhideWhenUsed="1"/>
+    <w:lsdException w:name="toa heading" w:semiHidden="1" w:unhideWhenUsed="1"/>
+    <w:lsdException w:name="List" w:semiHidden="1" w:unhideWhenUsed="1"/>
+    <w:lsdException w:name="List Bullet" w:semiHidden="1" w:unhideWhenUsed="1"/>
+    <w:lsdException w:name="List Number" w:semiHidden="1" w:unhideWhenUsed="1"/>
+    <w:lsdException w:name="List 2" w:semiHidden="1" w:unhideWhenUsed="1"/>
+    <w:lsdException w:name="List 3" w:semiHidden="1" w:unhideWhenUsed="1"/>
+    <w:lsdException w:name="List 4" w:semiHidden="1" w:unhideWhenUsed="1"/>
+    <w:lsdException w:name="List 5" w:semiHidden="1" w:unhideWhenUsed="1"/>
+    <w:lsdException w:name="List Bullet 2" w:semiHidden="1" w:unhideWhenUsed="1"/>
+    <w:lsdException w:name="List Bullet 3" w:semiHidden="1" w:unhideWhenUsed="1"/>
+    <w:lsdException w:name="List Bullet 4" w:semiHidden="1" w:unhideWhenUsed="1"/>
+    <w:lsdException w:name="List Bullet 5" w:semiHidden="1" w:unhideWhenUsed="1"/>
+    <w:lsdException w:name="List Number 2" w:semiHidden="1" w:unhideWhenUsed="1"/>
+    <w:lsdException w:name="List Number 3" w:semiHidden="1" w:unhideWhenUsed="1"/>
+    <w:lsdException w:name="List Number 4" w:semiHidden="1" w:unhideWhenUsed="1"/>
+    <w:lsdException w:name="List Number 5" w:semiHidden="1" w:unhideWhenUsed="1"/>
+    <w:lsdException w:name="Title" w:qFormat="1" w:uiPriority="10"/>
+    <w:lsdException w:name="Closing" w:semiHidden="1" w:unhideWhenUsed="1"/>
+    <w:lsdException w:name="Signature" w:semiHidden="1" w:unhideWhenUsed="1"/>
+    <w:lsdException w:name="Default Paragraph Font" w:semiHidden="1" w:uiPriority="1" w:unhideWhenUsed="1"/>
+    <w:lsdException w:name="Body Text" w:semiHidden="1" w:unhideWhenUsed="1"/>
+    <w:lsdException w:name="Body Text Indent" w:semiHidden="1" w:unhideWhenUsed="1"/>
+    <w:lsdException w:name="List Continue" w:semiHidden="1" w:unhideWhenUsed="1"/>
+    <w:lsdException w:name="List Continue 2" w:semiHidden="1" w:unhideWhenUsed="1"/>
+    <w:lsdException w:name="List Continue 3" w:semiHidden="1" w:unhideWhenUsed="1"/>
+    <w:lsdException w:name="List Continue 4" w:semiHidden="1" w:unhideWhenUsed="1"/>
+    <w:lsdException w:name="List Continue 5" w:semiHidden="1" w:unhideWhenUsed="1"/>
+    <w:lsdException w:name="Message Header" w:semiHidden="1" w:unhideWhenUsed="1"/>
+    <w:lsdException w:name="Subtitle" w:qFormat="1" w:uiPriority="11"/>
+    <w:lsdException w:name="Salutation" w:semiHidden="1" w:unhideWhenUsed="1"/>
+    <w:lsdException w:name="Date" w:semiHidden="1" w:unhideWhenUsed="1"/>
+    <w:lsdException w:name="Body Text First Indent" w:semiHidden="1" w:unhideWhenUsed="1"/>
+    <w:lsdException w:name="Body Text First Indent 2" w:semiHidden="1" w:unhideWhenUsed="1"/>
+    <w:lsdException w:name="Note Heading" w:semiHidden="1" w:unhideWhenUsed="1"/>
+    <w:lsdException w:name="Body Text 2" w:semiHidden="1" w:unhideWhenUsed="1"/>
+    <w:lsdException w:name="Body Text 3" w:semiHidden="1" w:unhideWhenUsed="1"/>
+    <w:lsdException w:name="Body Text Indent 2" w:semiHidden="1" w:unhideWhenUsed="1"/>
+    <w:lsdException w:name="Body Text Indent 3" w:semiHidden="1" w:unhideWhenUsed="1"/>
+    <w:lsdException w:name="Block Text" w:semiHidden="1" w:unhideWhenUsed="1"/>
+    <w:lsdException w:name="Hyperlink" w:semiHidden="1" w:unhideWhenUsed="1"/>
+    <w:lsdException w:name="FollowedHyperlink" w:semiHidden="1" w:unhideWhenUsed="1"/>
+    <w:lsdException w:name="Strong" w:qFormat="1" w:uiPriority="22"/>
+    <w:lsdException w:name="Emphasis" w:qFormat="1" w:uiPriority="20"/>
+    <w:lsdException w:name="Document Map" w:semiHidden="1" w:unhideWhenUsed="1"/>
+    <w:lsdException w:name="Plain Text" w:semiHidden="1" w:unhideWhenUsed="1"/>
+    <w:lsdException w:name="E-mail Signature" w:semiHidden="1" w:unhideWhenUsed="1"/>
+    <w:lsdException w:name="HTML Top of Form" w:semiHidden="1" w:unhideWhenUsed="1"/>
+    <w:lsdException w:name="HTML Bottom of Form" w:semiHidden="1" w:unhideWhenUsed="1"/>
+    <w:lsdException w:name="Normal (Web)" w:semiHidden="1" w:unhideWhenUsed="1"/>
+    <w:lsdException w:name="HTML Acronym" w:semiHidden="1" w:unhideWhenUsed="1"/>
+    <w:lsdException w:name="HTML Address" w:semiHidden="1" w:unhideWhenUsed="1"/>
+    <w:lsdException w:name="HTML Cite" w:semiHidden="1" w:unhideWhenUsed="1"/>
+    <w:lsdException w:name="HTML Code" w:semiHidden="1" w:unhideWhenUsed="1"/>
+    <w:lsdException w:name="HTML Definition" w:semiHidden="1" w:unhideWhenUsed="1"/>
+    <w:lsdException w:name="HTML Keyboard" w:semiHidden="1" w:unhideWhenUsed="1"/>
+    <w:lsdException w:name="HTML Preformatted" w:semiHidden="1" w:unhideWhenUsed="1"/>
+    <w:lsdException w:name="HTML Sample" w:semiHidden="1" w:unhideWhenUsed="1"/>
+    <w:lsdException w:name="HTML Typewriter" w:semiHidden="1" w:unhideWhenUsed="1"/>
+    <w:lsdException w:name="HTML Variable" w:semiHidden="1" w:unhideWhenUsed="1"/>
+    <w:lsdException w:name="Normal Table" w:semiHidden="1" w:unhideWhenUsed="1"/>
+    <w:lsdException w:name="annotation subject" w:semiHidden="1" w:unhideWhenUsed="1"/>
+    <w:lsdException w:name="No List" w:semiHidden="1" w:unhideWhenUsed="1"/>
+    <w:lsdException w:name="Outline List 1" w:semiHidden="1" w:unhideWhenUsed="1"/>
+    <w:lsdException w:name="Outline List 2" w:semiHidden="1" w:unhideWhenUsed="1"/>
+    <w:lsdException w:name="Outline List 3" w:semiHidden="1" w:unhideWhenUsed="1"/>
+    <w:lsdException w:name="Table Simple 1" w:semiHidden="1" w:unhideWhenUsed="1"/>
+    <w:lsdException w:name="Table Simple 2" w:semiHidden="1" w:unhideWhenUsed="1"/>
+    <w:lsdException w:name="Table Simple 3" w:semiHidden="1" w:unhideWhenUsed="1"/>
+    <w:lsdException w:name="Table Classic 1" w:semiHidden="1" w:unhideWhenUsed="1"/>
+    <w:lsdException w:name="Table Classic 2" w:semiHidden="1" w:unhideWhenUsed="1"/>
+    <w:lsdException w:name="Table Classic 3" w:semiHidden="1" w:unhideWhenUsed="1"/>
+    <w:lsdException w:name="Table Classic 4" w:semiHidden="1" w:unhideWhenUsed="1"/>
+    <w:lsdException w:name="Table Colorful 1" w:semiHidden="1" w:unhideWhenUsed="1"/>
+    <w:lsdException w:name="Table Colorful 2" w:semiHidden="1" w:unhideWhenUsed="1"/>
+    <w:lsdException w:name="Table Colorful 3" w:semiHidden="1" w:unhideWhenUsed="1"/>
+    <w:lsdException w:name="Table Columns 1" w:semiHidden="1" w:unhideWhenUsed="1"/>
+    <w:lsdException w:name="Table Columns 2" w:semiHidden="1" w:unhideWhenUsed="1"/>
+    <w:lsdException w:name="Table Columns 3" w:semiHidden="1" w:unhideWhenUsed="1"/>
+    <w:lsdException w:name="Table Columns 4" w:semiHidden="1" w:unhideWhenUsed="1"/>
+    <w:lsdException w:name="Table Columns 5" w:semiHidden="1" w:unhideWhenUsed="1"/>
+    <w:lsdException w:name="Table Grid 1" w:semiHidden="1" w:unhideWhenUsed="1"/>
+    <w:lsdException w:name="Table Grid 2" w:semiHidden="1" w:unhideWhenUsed="1"/>
+    <w:lsdException w:name="Table Grid 3" w:semiHidden="1" w:unhideWhenUsed="1"/>
+    <w:lsdException w:name="Table Grid 4" w:semiHidden="1" w:unhideWhenUsed="1"/>
+    <w:lsdException w:name="Table Grid 5" w:semiHidden="1" w:unhideWhenUsed="1"/>
+    <w:lsdException w:name="Table Grid 6" w:semiHidden="1" w:unhideWhenUsed="1"/>
+    <w:lsdException w:name="Table Grid 7" w:semiHidden="1" w:unhideWhenUsed="1"/>
+    <w:lsdException w:name="Table Grid 8" w:semiHidden="1" w:unhideWhenUsed="1"/>
+    <w:lsdException w:name="Table List 1" w:semiHidden="1" w:unhideWhenUsed="1"/>
+    <w:lsdException w:name="Table List 2" w:semiHidden="1" w:unhideWhenUsed="1"/>
+    <w:lsdException w:name="Table List 3" w:semiHidden="1" w:unhideWhenUsed="1"/>
+    <w:lsdException w:name="Table List 4" w:semiHidden="1" w:unhideWhenUsed="1"/>
+    <w:lsdException w:name="Table List 5" w:semiHidden="1" w:unhideWhenUsed="1"/>
+    <w:lsdException w:name="Table List 6" w:semiHidden="1" w:unhideWhenUsed="1"/>
+    <w:lsdException w:name="Table List 7" w:semiHidden="1" w:unhideWhenUsed="1"/>
+    <w:lsdException w:name="Table List 8" w:semiHidden="1" w:unhideWhenUsed="1"/>
+    <w:lsdException w:name="Table 3D effects 1" w:semiHidden="1" w:unhideWhenUsed="1"/>
+    <w:lsdException w:name="Table 3D effects 2" w:semiHidden="1" w:unhideWhenUsed="1"/>
+    <w:lsdException w:name="Table 3D effects 3" w:semiHidden="1" w:unhideWhenUsed="1"/>
+    <w:lsdException w:name="Table Contemporary" w:semiHidden="1" w:unhideWhenUsed="1"/>
+    <w:lsdException w:name="Table Elegant" w:semiHidden="1" w:unhideWhenUsed="1"/>
+    <w:lsdException w:name="Table Professional" w:semiHidden="1" w:unhideWhenUsed="1"/>
+    <w:lsdException w:name="Table Subtle 1" w:semiHidden="1" w:unhideWhenUsed="1"/>
+    <w:lsdException w:name="Table Subtle 2" w:semiHidden="1" w:unhideWhenUsed="1"/>
+    <w:lsdException w:name="Table Web 1" w:semiHidden="1" w:unhideWhenUsed="1"/>
+    <w:lsdException w:name="Table Web 2" w:semiHidden="1" w:unhideWhenUsed="1"/>
+    <w:lsdException w:name="Table Web 3" w:semiHidden="1" w:unhideWhenUsed="1"/>
+    <w:lsdException w:name="Balloon Text" w:semiHidden="1" w:unhideWhenUsed="1"/>
+    <w:lsdException w:name="Table Grid" w:uiPriority="39"/>
+    <w:lsdException w:name="Table Theme" w:semiHidden="1" w:unhideWhenUsed="1"/>
+    <w:lsdException w:name="Placeholder Text" w:semiHidden="1"/>
+    <w:lsdException w:name="No Spacing" w:qFormat="1" w:uiPriority="1"/>
+    <w:lsdException w:name="Light Shading" w:uiPriority="60"/>
+    <w:lsdException w:name="Light List" w:uiPriority="61"/>
+    <w:lsdException w:name="Light Grid" w:uiPriority="62"/>
+    <w:lsdException w:name="Medium Shading 1" w:uiPriority="63"/>
+    <w:lsdException w:name="Medium Shading 2" w:uiPriority="64"/>
+    <w:lsdException w:name="Medium List 1" w:uiPriority="65"/>
+    <w:lsdException w:name="Medium List 2" w:uiPriority="66"/>
+    <w:lsdException w:name="Medium Grid 1" w:uiPriority="67"/>
+    <w:lsdException w:name="Medium Grid 2" w:uiPriority="68"/>
+    <w:lsdException w:name="Medium Grid 3" w:uiPriority="69"/>
+    <w:lsdException w:name="Dark List" w:uiPriority="70"/>
+    <w:lsdException w:name="Colorful Shading" w:uiPriority="71"/>
+    <w:lsdException w:name="Colorful List" w:uiPriority="72"/>
+    <w:lsdException w:name="Colorful Grid" w:uiPriority="73"/>
+    <w:lsdException w:name="Light Shading Accent 1" w:uiPriority="60"/>
+    <w:lsdException w:name="Light List Accent 1" w:uiPriority="61"/>
+    <w:lsdException w:name="Light Grid Accent 1" w:uiPriority="62"/>
+    <w:lsdException w:name="Medium Shading 1 Accent 1" w:uiPriority="63"/>
+    <w:lsdException w:name="Medium Shading 2 Accent 1" w:uiPriority="64"/>
+    <w:lsdException w:name="Medium List 1 Accent 1" w:uiPriority="65"/>
+    <w:lsdException w:name="Revision" w:semiHidden="1"/>
+    <w:lsdException w:name="List Paragraph" w:qFormat="1" w:uiPriority="34"/>
+    <w:lsdException w:name="Quote" w:qFormat="1" w:uiPriority="29"/>
+    <w:lsdException w:name="Intense Quote" w:qFormat="1" w:uiPriority="30"/>
+    <w:lsdException w:name="Medium List 2 Accent 1" w:uiPriority="66"/>
+    <w:lsdException w:name="Medium Grid 1 Accent 1" w:uiPriority="67"/>
+    <w:lsdException w:name="Medium Grid 2 Accent 1" w:uiPriority="68"/>
+    <w:lsdException w:name="Medium Grid 3 Accent 1" w:uiPriority="69"/>
+    <w:lsdException w:name="Dark List Accent 1" w:uiPriority="70"/>
+    <w:lsdException w:name="Colorful Shading Accent 1" w:uiPriority="71"/>
+    <w:lsdException w:name="Colorful List Accent 1" w:uiPriority="72"/>
+    <w:lsdException w:name="Colorful Grid Accent 1" w:uiPriority="73"/>
+    <w:lsdException w:name="Light Shading Accent 2" w:uiPriority="60"/>
+    <w:lsdException w:name="Light List Accent 2" w:uiPriority="61"/>
+    <w:lsdException w:name="Light Grid Accent 2" w:uiPriority="62"/>
+    <w:lsdException w:name="Medium Shading 1 Accent 2" w:uiPriority="63"/>
+    <w:lsdException w:name="Medium Shading 2 Accent 2" w:uiPriority="64"/>
+    <w:lsdException w:name="Medium List 1 Accent 2" w:uiPriority="65"/>
+    <w:lsdException w:name="Medium List 2 Accent 2" w:uiPriority="66"/>
+    <w:lsdException w:name="Medium Grid 1 Accent 2" w:uiPriority="67"/>
+    <w:lsdException w:name="Medium Grid 2 Accent 2" w:uiPriority="68"/>
+    <w:lsdException w:name="Medium Grid 3 Accent 2" w:uiPriority="69"/>
+    <w:lsdException w:name="Dark List Accent 2" w:uiPriority="70"/>
+    <w:lsdException w:name="Colorful Shading Accent 2" w:uiPriority="71"/>
+    <w:lsdException w:name="Colorful List Accent 2" w:uiPriority="72"/>
+    <w:lsdException w:name="Colorful Grid Accent 2" w:uiPriority="73"/>
+    <w:lsdException w:name="Light Shading Accent 3" w:uiPriority="60"/>
+    <w:lsdException w:name="Light List Accent 3" w:uiPriority="61"/>
+    <w:lsdException w:name="Light Grid Accent 3" w:uiPriority="62"/>
+    <w:lsdException w:name="Medium Shading 1 Accent 3" w:uiPriority="63"/>
+    <w:lsdException w:name="Medium Shading 2 Accent 3" w:uiPriority="64"/>
+    <w:lsdException w:name="Medium List 1 Accent 3" w:uiPriority="65"/>
+    <w:lsdException w:name="Medium List 2 Accent 3" w:uiPriority="66"/>
+    <w:lsdException w:name="Medium Grid 1 Accent 3" w:uiPriority="67"/>
+    <w:lsdException w:name="Medium Grid 2 Accent 3" w:uiPriority="68"/>
+    <w:lsdException w:name="Medium Grid 3 Accent 3" w:uiPriority="69"/>
+    <w:lsdException w:name="Dark List Accent 3" w:uiPriority="70"/>
+    <w:lsdException w:name="Colorful Shading Accent 3" w:uiPriority="71"/>
+    <w:lsdException w:name="Colorful List Accent 3" w:uiPriority="72"/>
+    <w:lsdException w:name="Colorful Grid Accent 3" w:uiPriority="73"/>
+    <w:lsdException w:name="Light Shading Accent 4" w:uiPriority="60"/>
+    <w:lsdException w:name="Light List Accent 4" w:uiPriority="61"/>
+    <w:lsdException w:name="Light Grid Accent 4" w:uiPriority="62"/>
+    <w:lsdException w:name="Medium Shading 1 Accent 4" w:uiPriority="63"/>
+    <w:lsdException w:name="Medium Shading 2 Accent 4" w:uiPriority="64"/>
+    <w:lsdException w:name="Medium List 1 Accent 4" w:uiPriority="65"/>
+    <w:lsdException w:name="Medium List 2 Accent 4" w:uiPriority="66"/>
+    <w:lsdException w:name="Medium Grid 1 Accent 4" w:uiPriority="67"/>
+    <w:lsdException w:name="Medium Grid 2 Accent 4" w:uiPriority="68"/>
+    <w:lsdException w:name="Medium Grid 3 Accent 4" w:uiPriority="69"/>
+    <w:lsdException w:name="Dark List Accent 4" w:uiPriority="70"/>
+    <w:lsdException w:name="Colorful Shading Accent 4" w:uiPriority="71"/>
+    <w:lsdException w:name="Colorful List Accent 4" w:uiPriority="72"/>
+    <w:lsdException w:name="Colorful Grid Accent 4" w:uiPriority="73"/>
+    <w:lsdException w:name="Light Shading Accent 5" w:uiPriority="60"/>
+    <w:lsdException w:name="Light List Accent 5" w:uiPriority="61"/>
+    <w:lsdException w:name="Light Grid Accent 5" w:uiPriority="62"/>
+    <w:lsdException w:name="Medium Shading 1 Accent 5" w:uiPriority="63"/>
+    <w:lsdException w:name="Medium Shading 2 Accent 5" w:uiPriority="64"/>
+    <w:lsdException w:name="Medium List 1 Accent 5" w:uiPriority="65"/>
+    <w:lsdException w:name="Medium List 2 Accent 5" w:uiPriority="66"/>
+    <w:lsdException w:name="Medium Grid 1 Accent 5" w:uiPriority="67"/>
+    <w:lsdException w:name="Medium Grid 2 Accent 5" w:uiPriority="68"/>
+    <w:lsdException w:name="Medium Grid 3 Accent 5" w:uiPriority="69"/>
+    <w:lsdException w:name="Dark List Accent 5" w:uiPriority="70"/>
+    <w:lsdException w:name="Colorful Shading Accent 5" w:uiPriority="71"/>
+    <w:lsdException w:name="Colorful List Accent 5" w:uiPriority="72"/>
+    <w:lsdException w:name="Colorful Grid Accent 5" w:uiPriority="73"/>
+    <w:lsdException w:name="Light Shading Accent 6" w:uiPriority="60"/>
+    <w:lsdException w:name="Light List Accent 6" w:uiPriority="61"/>
+    <w:lsdException w:name="Light Grid Accent 6" w:uiPriority="62"/>
+    <w:lsdException w:name="Medium Shading 1 Accent 6" w:uiPriority="63"/>
+    <w:lsdException w:name="Medium Shading 2 Accent 6" w:uiPriority="64"/>
+    <w:lsdException w:name="Medium List 1 Accent 6" w:uiPriority="65"/>
+    <w:lsdException w:name="Medium List 2 Accent 6" w:uiPriority="66"/>
+    <w:lsdException w:name="Medium Grid 1 Accent 6" w:uiPriority="67"/>
+    <w:lsdException w:name="Medium Grid 2 Accent 6" w:uiPriority="68"/>
+    <w:lsdException w:name="Medium Grid 3 Accent 6" w:uiPriority="69"/>
+    <w:lsdException w:name="Dark List Accent 6" w:uiPriority="70"/>
+    <w:lsdException w:name="Colorful Shading Accent 6" w:uiPriority="71"/>
+    <w:lsdException w:name="Colorful List Accent 6" w:uiPriority="72"/>
+    <w:lsdException w:name="Colorful Grid Accent 6" w:uiPriority="73"/>
+    <w:lsdException w:name="Subtle Emphasis" w:qFormat="1" w:uiPriority="19"/>
+    <w:lsdException w:name="Intense Emphasis" w:qFormat="1" w:uiPriority="21"/>
+    <w:lsdException w:name="Subtle Reference" w:qFormat="1" w:uiPriority="31"/>
+    <w:lsdException w:name="Intense Reference" w:qFormat="1" w:uiPriority="32"/>
+    <w:lsdException w:name="Book Title" w:qFormat="1" w:uiPriority="33"/>
+    <w:lsdException w:name="Bibliography" w:semiHidden="1" w:uiPriority="37" w:unhideWhenUsed="1"/>
+    <w:lsdException w:name="TOC Heading" w:qFormat="1" w:semiHidden="1" w:uiPriority="39" w:unhideWhenUsed="1"/>
+    <w:lsdException w:name="Plain Table 1" w:uiPriority="41"/>
+    <w:lsdException w:name="Plain Table 2" w:uiPriority="42"/>
+    <w:lsdException w:name="Plain Table 3" w:uiPriority="43"/>
+    <w:lsdException w:name="Plain Table 4" w:uiPriority="44"/>
+    <w:lsdException w:name="Plain Table 5" w:uiPriority="45"/>
+    <w:lsdException w:name="Grid Table Light" w:uiPriority="40"/>
+    <w:lsdException w:name="Grid Table 1 Light" w:uiPriority="46"/>
+    <w:lsdException w:name="Grid Table 2" w:uiPriority="47"/>
+    <w:lsdException w:name="Grid Table 3" w:uiPriority="48"/>
+    <w:lsdException w:name="Grid Table 4" w:uiPriority="49"/>
+    <w:lsdException w:name="Grid Table 5 Dark" w:uiPriority="50"/>
+    <w:lsdException w:name="Grid Table 6 Colorful" w:uiPriority="51"/>
+    <w:lsdException w:name="Grid Table 7 Colorful" w:uiPriority="52"/>
+    <w:lsdException w:name="Grid Table 1 Light Accent 1" w:uiPriority="46"/>
+    <w:lsdException w:name="Grid Table 2 Accent 1" w:uiPriority="47"/>
+    <w:lsdException w:name="Grid Table 3 Accent 1" w:uiPriority="48"/>
+    <w:lsdException w:name="Grid Table 4 Accent 1" w:uiPriority="49"/>
+    <w:lsdException w:name="Grid Table 5 Dark Accent 1" w:uiPriority="50"/>
+    <w:lsdException w:name="Grid Table 6 Colorful Accent 1" w:uiPriority="51"/>
+    <w:lsdException w:name="Grid Table 7 Colorful Accent 1" w:uiPriority="52"/>
+    <w:lsdException w:name="Grid Table 1 Light Accent 2" w:uiPriority="46"/>
+    <w:lsdException w:name="Grid Table 2 Accent 2" w:uiPriority="47"/>
+    <w:lsdException w:name="Grid Table 3 Accent 2" w:uiPriority="48"/>
+    <w:lsdException w:name="Grid Table 4 Accent 2" w:uiPriority="49"/>
+    <w:lsdException w:name="Grid Table 5 Dark Accent 2" w:uiPriority="50"/>
+    <w:lsdException w:name="Grid Table 6 Colorful Accent 2" w:uiPriority="51"/>
+    <w:lsdException w:name="Grid Table 7 Colorful Accent 2" w:uiPriority="52"/>
+    <w:lsdException w:name="Grid Table 1 Light Accent 3" w:uiPriority="46"/>
+    <w:lsdException w:name="Grid Table 2 Accent 3" w:uiPriority="47"/>
+    <w:lsdException w:name="Grid Table 3 Accent 3" w:uiPriority="48"/>
+    <w:lsdException w:name="Grid Table 4 Accent 3" w:uiPriority="49"/>
+    <w:lsdException w:name="Grid Table 5 Dark Accent 3" w:uiPriority="50"/>
+    <w:lsdException w:name="Grid Table 6 Colorful Accent 3" w:uiPriority="51"/>
+    <w:lsdException w:name="Grid Table 7 Colorful Accent 3" w:uiPriority="52"/>
+    <w:lsdException w:name="Grid Table 1 Light Accent 4" w:uiPriority="46"/>
+    <w:lsdException w:name="Grid Table 2 Accent 4" w:uiPriority="47"/>
+    <w:lsdException w:name="Grid Table 3 Accent 4" w:uiPriority="48"/>
+    <w:lsdException w:name="Grid Table 4 Accent 4" w:uiPriority="49"/>
+    <w:lsdException w:name="Grid Table 5 Dark Accent 4" w:uiPriority="50"/>
+    <w:lsdException w:name="Grid Table 6 Colorful Accent 4" w:uiPriority="51"/>
+    <w:lsdException w:name="Grid Table 7 Colorful Accent 4" w:uiPriority="52"/>
+    <w:lsdException w:name="Grid Table 1 Light Accent 5" w:uiPriority="46"/>
+    <w:lsdException w:name="Grid Table 2 Accent 5" w:uiPriority="47"/>
+    <w:lsdException w:name="Grid Table 3 Accent 5" w:uiPriority="48"/>
+    <w:lsdException w:name="Grid Table 4 Accent 5" w:uiPriority="49"/>
+    <w:lsdException w:name="Grid Table 5 Dark Accent 5" w:uiPriority="50"/>
+    <w:lsdException w:name="Grid Table 6 Colorful Accent 5" w:uiPriority="51"/>
+    <w:lsdException w:name="Grid Table 7 Colorful Accent 5" w:uiPriority="52"/>
+    <w:lsdException w:name="Grid Table 1 Light Accent 6" w:uiPriority="46"/>
+    <w:lsdException w:name="Grid Table 2 Accent 6" w:uiPriority="47"/>
+    <w:lsdException w:name="Grid Table 3 Accent 6" w:uiPriority="48"/>
+    <w:lsdException w:name="Grid Table 4 Accent 6" w:uiPriority="49"/>
+    <w:lsdException w:name="Grid Table 5 Dark Accent 6" w:uiPriority="50"/>
+    <w:lsdException w:name="Grid Table 6 Colorful Accent 6" w:uiPriority="51"/>
+    <w:lsdException w:name="Grid Table 7 Colorful Accent 6" w:uiPriority="52"/>
+    <w:lsdException w:name="List Table 1 Light" w:uiPriority="46"/>
+    <w:lsdException w:name="List Table 2" w:uiPriority="47"/>
+    <w:lsdException w:name="List Table 3" w:uiPriority="48"/>
+    <w:lsdException w:name="List Table 4" w:uiPriority="49"/>
+    <w:lsdException w:name="List Table 5 Dark" w:uiPriority="50"/>
+    <w:lsdException w:name="List Table 6 Colorful" w:uiPriority="51"/>
+    <w:lsdException w:name="List Table 7 Colorful" w:uiPriority="52"/>
+    <w:lsdException w:name="List Table 1 Light Accent 1" w:uiPriority="46"/>
+    <w:lsdException w:name="List Table 2 Accent 1" w:uiPriority="47"/>
+    <w:lsdException w:name="List Table 3 Accent 1" w:uiPriority="48"/>
+    <w:lsdException w:name="List Table 4 Accent 1" w:uiPriority="49"/>
+    <w:lsdException w:name="List Table 5 Dark Accent 1" w:uiPriority="50"/>
+    <w:lsdException w:name="List Table 6 Colorful Accent 1" w:uiPriority="51"/>
+    <w:lsdException w:name="List Table 7 Colorful Accent 1" w:uiPriority="52"/>
+    <w:lsdException w:name="List Table 1 Light Accent 2" w:uiPriority="46"/>
+    <w:lsdException w:name="List Table 2 Accent 2" w:uiPriority="47"/>
+    <w:lsdException w:name="List Table 3 Accent 2" w:uiPriority="48"/>
+    <w:lsdException w:name="List Table 4 Accent 2" w:uiPriority="49"/>
+    <w:lsdException w:name="List Table 5 Dark Accent 2" w:uiPriority="50"/>
+    <w:lsdException w:name="List Table 6 Colorful Accent 2" w:uiPriority="51"/>
+    <w:lsdException w:name="List Table 7 Colorful Accent 2" w:uiPriority="52"/>
+    <w:lsdException w:name="List Table 1 Light Accent 3" w:uiPriority="46"/>
+    <w:lsdException w:name="List Table 2 Accent 3" w:uiPriority="47"/>
+    <w:lsdException w:name="List Table 3 Accent 3" w:uiPriority="48"/>
+    <w:lsdException w:name="List Table 4 Accent 3" w:uiPriority="49"/>
+    <w:lsdException w:name="List Table 5 Dark Accent 3" w:uiPriority="50"/>
+    <w:lsdException w:name="List Table 6 Colorful Accent 3" w:uiPriority="51"/>
+    <w:lsdException w:name="List Table 7 Colorful Accent 3" w:uiPriority="52"/>
+    <w:lsdException w:name="List Table 1 Light Accent 4" w:uiPriority="46"/>
+    <w:lsdException w:name="List Table 2 Accent 4" w:uiPriority="47"/>
+    <w:lsdException w:name="List Table 3 Accent 4" w:uiPriority="48"/>
+    <w:lsdException w:name="List Table 4 Accent 4" w:uiPriority="49"/>
+    <w:lsdException w:name="List Table 5 Dark Accent 4" w:uiPriority="50"/>
+    <w:lsdException w:name="List Table 6 Colorful Accent 4" w:uiPriority="51"/>
+    <w:lsdException w:name="List Table 7 Colorful Accent 4" w:uiPriority="52"/>
+    <w:lsdException w:name="List Table 1 Light Accent 5" w:uiPriority="46"/>
+    <w:lsdException w:name="List Table 2 Accent 5" w:uiPriority="47"/>
+    <w:lsdException w:name="List Table 3 Accent 5" w:uiPriority="48"/>
+    <w:lsdException w:name="List Table 4 Accent 5" w:uiPriority="49"/>
+    <w:lsdException w:name="List Table 5 Dark Accent 5" w:uiPriority="50"/>
+    <w:lsdException w:name="List Table 6 Colorful Accent 5" w:uiPriority="51"/>
+    <w:lsdException w:name="List Table 7 Colorful Accent 5" w:uiPriority="52"/>
+    <w:lsdException w:name="List Table 1 Light Accent 6" w:uiPriority="46"/>
+    <w:lsdException w:name="List Table 2 Accent 6" w:uiPriority="47"/>
+    <w:lsdException w:name="List Table 3 Accent 6" w:uiPriority="48"/>
+    <w:lsdException w:name="List Table 4 Accent 6" w:uiPriority="49"/>
+    <w:lsdException w:name="List Table 5 Dark Accent 6" w:uiPriority="50"/>
+    <w:lsdException w:name="List Table 6 Colorful Accent 6" w:uiPriority="51"/>
+    <w:lsdException w:name="List Table 7 Colorful Accent 6" w:uiPriority="52"/>
+    <w:lsdException w:name="Mention" w:semiHidden="1" w:unhideWhenUsed="1"/>
+    <w:lsdException w:name="Smart Hyperlink" w:semiHidden="1" w:unhideWhenUsed="1"/>
+    <w:lsdException w:name="Hashtag" w:semiHidden="1" w:unhideWhenUsed="1"/>
+    <w:lsdException w:name="Unresolved Mention" w:semiHidden="1" w:unhideWhenUsed="1"/>
+    <w:lsdException w:name="Smart Link" w:semiHidden="1" w:unhideWhenUsed="1"/>
+  </w:latentStyles>
   <w:style w:default="1" w:styleId="Normal" w:type="paragraph">
     <w:name w:val="Normal"/>
     <w:qFormat/>
   </w:style>
-  <w:style w:styleId="BodyText" w:type="paragraph">
-    <w:name w:val="Body Text"/>
-    <w:basedOn w:val="Normal"/>
-    <w:link w:val="BodyTextChar"/>
-    <w:qFormat/>
-    <w:pPr>
-      <w:spacing w:after="180" w:before="180"/>
-    </w:pPr>
-  </w:style>
-  <w:style w:customStyle="1" w:styleId="FirstParagraph" w:type="paragraph">
-    <w:name w:val="First Paragraph"/>
-    <w:basedOn w:val="BodyText"/>
-    <w:next w:val="BodyText"/>
-    <w:qFormat/>
-  </w:style>
-  <w:style w:customStyle="1" w:styleId="Compact" w:type="paragraph">
-    <w:name w:val="Compact"/>
-    <w:basedOn w:val="BodyText"/>
-    <w:qFormat/>
-    <w:pPr>
-      <w:spacing w:after="36" w:before="36"/>
-    </w:pPr>
-  </w:style>
-  <w:style w:styleId="Title" w:type="paragraph">
-    <w:name w:val="Title"/>
-    <w:basedOn w:val="Normal"/>
-    <w:next w:val="BodyText"/>
-    <w:link w:val="TitleChar"/>
-    <w:uiPriority w:val="10"/>
-    <w:qFormat/>
-    <w:rsid w:val="00A10FD9"/>
-    <w:pPr>
-      <w:spacing w:after="80" w:line="240" w:lineRule="auto"/>
-      <w:contextualSpacing/>
-      <w:jc w:val="center"/>
-    </w:pPr>
-    <w:rPr>
-      <w:rFonts w:asciiTheme="majorHAnsi" w:cstheme="majorBidi" w:eastAsiaTheme="majorEastAsia" w:hAnsiTheme="majorHAnsi"/>
-      <w:sz w:val="56"/>
-      <w:szCs w:val="56"/>
-    </w:rPr>
-  </w:style>
-  <w:style w:customStyle="1" w:styleId="TitleChar" w:type="character">
-    <w:name w:val="Title Char"/>
-    <w:basedOn w:val="DefaultParagraphFont"/>
-    <w:link w:val="Title"/>
-    <w:uiPriority w:val="10"/>
-    <w:rsid w:val="00A10FD9"/>
-    <w:rPr>
-      <w:rFonts w:asciiTheme="majorHAnsi" w:cstheme="majorBidi" w:eastAsiaTheme="majorEastAsia" w:hAnsiTheme="majorHAnsi"/>
-      <w:sz w:val="56"/>
-      <w:szCs w:val="56"/>
-    </w:rPr>
-  </w:style>
-  <w:style w:styleId="Subtitle" w:type="paragraph">
-    <w:name w:val="Subtitle"/>
-    <w:basedOn w:val="Title"/>
-    <w:next w:val="BodyText"/>
-    <w:link w:val="SubtitleChar"/>
-    <w:uiPriority w:val="11"/>
-    <w:qFormat/>
-    <w:rsid w:val="00A10FD9"/>
-    <w:pPr>
-      <w:numPr>
-        <w:ilvl w:val="1"/>
-      </w:numPr>
-    </w:pPr>
-    <w:rPr>
-      <w:rFonts w:cstheme="majorBidi" w:eastAsiaTheme="majorEastAsia"/>
-      <w:spacing w:val="15"/>
-      <w:sz w:val="28"/>
-      <w:szCs w:val="28"/>
-    </w:rPr>
-  </w:style>
-  <w:style w:customStyle="1" w:styleId="SubtitleChar" w:type="character">
-    <w:name w:val="Subtitle Char"/>
-    <w:basedOn w:val="DefaultParagraphFont"/>
-    <w:link w:val="Subtitle"/>
-    <w:uiPriority w:val="11"/>
-    <w:rsid w:val="00A10FD9"/>
-    <w:rPr>
-      <w:rFonts w:cstheme="majorBidi" w:eastAsiaTheme="majorEastAsia"/>
-      <w:color w:themeColor="text1" w:themeTint="A6" w:val="595959"/>
-      <w:spacing w:val="15"/>
-      <w:sz w:val="28"/>
-      <w:szCs w:val="28"/>
-    </w:rPr>
-  </w:style>
-  <w:style w:customStyle="1" w:styleId="Author" w:type="paragraph">
-    <w:name w:val="Author"/>
-    <w:basedOn w:val="Title"/>
-    <w:next w:val="BodyText"/>
-    <w:qFormat/>
-    <w:pPr>
-      <w:keepNext/>
-      <w:keepLines/>
-    </w:pPr>
-    <w:rPr>
-      <w:sz w:val="24"/>
-      <w:szCs w:val="24"/>
-    </w:rPr>
-  </w:style>
-  <w:style w:styleId="Date" w:type="paragraph">
-    <w:name w:val="Date"/>
-    <w:basedOn w:val="Title"/>
-    <w:next w:val="BodyText"/>
-    <w:qFormat/>
-    <w:pPr>
-      <w:keepNext/>
-      <w:keepLines/>
-    </w:pPr>
-    <w:rPr>
-      <w:sz w:val="24"/>
-      <w:szCs w:val="24"/>
-    </w:rPr>
-  </w:style>
-  <w:style w:customStyle="1" w:styleId="AbstractTitle" w:type="paragraph">
-    <w:name w:val="Abstract Title"/>
-    <w:basedOn w:val="Normal"/>
-    <w:next w:val="Abstract"/>
-    <w:qFormat/>
-    <w:pPr>
-      <w:keepNext/>
-      <w:keepLines/>
-      <w:spacing w:after="0" w:before="300"/>
-      <w:jc w:val="center"/>
-    </w:pPr>
-    <w:rPr>
-      <w:b/>
-      <w:sz w:val="20"/>
-      <w:szCs w:val="20"/>
-    </w:rPr>
-  </w:style>
-  <w:style w:customStyle="1" w:styleId="Abstract" w:type="paragraph">
-    <w:name w:val="Abstract"/>
-    <w:basedOn w:val="Normal"/>
-    <w:next w:val="BodyText"/>
-    <w:qFormat/>
-    <w:pPr>
-      <w:keepNext/>
-      <w:keepLines/>
-      <w:spacing w:after="300" w:before="100"/>
-    </w:pPr>
-    <w:rPr>
-      <w:sz w:val="20"/>
-      <w:szCs w:val="20"/>
-    </w:rPr>
-  </w:style>
-  <w:style w:styleId="Bibliography" w:type="paragraph">
-    <w:name w:val="Bibliography"/>
-    <w:basedOn w:val="Normal"/>
-    <w:next w:val="Bibliography"/>
-    <w:qFormat/>
-    <w:pPr/>
-    <w:rPr/>
-  </w:style>
   <w:style w:styleId="Heading1" w:type="paragraph">
     <w:name w:val="heading 1"/>
     <w:basedOn w:val="Normal"/>
-    <w:next w:val="BodyText"/>
+    <w:next w:val="Normal"/>
     <w:link w:val="Heading1Char"/>
     <w:uiPriority w:val="9"/>
     <w:qFormat/>
-    <w:rsid w:val="00A10FD9"/>
+    <w:rsid w:val="00846576"/>
     <w:pPr>
       <w:keepNext/>
       <w:keepLines/>
@@ -4339,21 +4559,22 @@
     </w:pPr>
     <w:rPr>
       <w:rFonts w:asciiTheme="majorHAnsi" w:cstheme="majorBidi" w:eastAsiaTheme="majorEastAsia" w:hAnsiTheme="majorHAnsi"/>
-      <w:color w:themeColor="accent1" w:themeShade="BF" w:val="0F4761"/>
-      <w:sz w:val="40"/>
+      <w:b/>
+      <w:color w:val="002147"/>
+      <w:sz w:val="28"/>
       <w:szCs w:val="40"/>
     </w:rPr>
   </w:style>
   <w:style w:styleId="Heading2" w:type="paragraph">
     <w:name w:val="heading 2"/>
     <w:basedOn w:val="Normal"/>
-    <w:next w:val="BodyText"/>
+    <w:next w:val="Normal"/>
     <w:link w:val="Heading2Char"/>
     <w:uiPriority w:val="9"/>
     <w:semiHidden/>
     <w:unhideWhenUsed/>
     <w:qFormat/>
-    <w:rsid w:val="00A10FD9"/>
+    <w:rsid w:val="00846576"/>
     <w:pPr>
       <w:keepNext/>
       <w:keepLines/>
@@ -4362,21 +4583,19 @@
     </w:pPr>
     <w:rPr>
       <w:rFonts w:asciiTheme="majorHAnsi" w:cstheme="majorBidi" w:eastAsiaTheme="majorEastAsia" w:hAnsiTheme="majorHAnsi"/>
-      <w:color w:themeColor="accent1" w:themeShade="BF" w:val="0F4761"/>
-      <w:sz w:val="32"/>
+      <w:color w:val="002147"/>
       <w:szCs w:val="32"/>
     </w:rPr>
   </w:style>
   <w:style w:styleId="Heading3" w:type="paragraph">
     <w:name w:val="heading 3"/>
     <w:basedOn w:val="Normal"/>
-    <w:next w:val="BodyText"/>
+    <w:next w:val="Normal"/>
     <w:link w:val="Heading3Char"/>
     <w:uiPriority w:val="9"/>
-    <w:semiHidden/>
     <w:unhideWhenUsed/>
     <w:qFormat/>
-    <w:rsid w:val="00A10FD9"/>
+    <w:rsid w:val="00846576"/>
     <w:pPr>
       <w:keepNext/>
       <w:keepLines/>
@@ -4384,22 +4603,22 @@
       <w:outlineLvl w:val="2"/>
     </w:pPr>
     <w:rPr>
-      <w:rFonts w:cstheme="majorBidi" w:eastAsiaTheme="majorEastAsia"/>
-      <w:color w:themeColor="accent1" w:themeShade="BF" w:val="0F4761"/>
-      <w:sz w:val="28"/>
+      <w:rFonts w:asciiTheme="minorHAnsi" w:cstheme="majorBidi" w:eastAsiaTheme="majorEastAsia" w:hAnsiTheme="minorHAnsi"/>
+      <w:color w:val="002147"/>
+      <w:sz w:val="22"/>
       <w:szCs w:val="28"/>
     </w:rPr>
   </w:style>
   <w:style w:styleId="Heading4" w:type="paragraph">
     <w:name w:val="heading 4"/>
     <w:basedOn w:val="Normal"/>
-    <w:next w:val="BodyText"/>
+    <w:next w:val="Normal"/>
     <w:link w:val="Heading4Char"/>
     <w:uiPriority w:val="9"/>
     <w:semiHidden/>
     <w:unhideWhenUsed/>
     <w:qFormat/>
-    <w:rsid w:val="00A10FD9"/>
+    <w:rsid w:val="00846576"/>
     <w:pPr>
       <w:keepNext/>
       <w:keepLines/>
@@ -4407,22 +4626,21 @@
       <w:outlineLvl w:val="3"/>
     </w:pPr>
     <w:rPr>
-      <w:rFonts w:cstheme="majorBidi" w:eastAsiaTheme="majorEastAsia"/>
-      <w:i/>
+      <w:rFonts w:asciiTheme="minorHAnsi" w:cstheme="majorBidi" w:eastAsiaTheme="majorEastAsia" w:hAnsiTheme="minorHAnsi"/>
       <w:iCs/>
-      <w:color w:themeColor="accent1" w:themeShade="BF" w:val="0F4761"/>
+      <w:color w:val="002147"/>
     </w:rPr>
   </w:style>
   <w:style w:styleId="Heading5" w:type="paragraph">
     <w:name w:val="heading 5"/>
     <w:basedOn w:val="Normal"/>
-    <w:next w:val="BodyText"/>
+    <w:next w:val="Normal"/>
     <w:link w:val="Heading5Char"/>
     <w:uiPriority w:val="9"/>
     <w:semiHidden/>
     <w:unhideWhenUsed/>
     <w:qFormat/>
-    <w:rsid w:val="00A10FD9"/>
+    <w:rsid w:val="00AF5CF1"/>
     <w:pPr>
       <w:keepNext/>
       <w:keepLines/>
@@ -4430,29 +4648,28 @@
       <w:outlineLvl w:val="4"/>
     </w:pPr>
     <w:rPr>
-      <w:rFonts w:cstheme="majorBidi" w:eastAsiaTheme="majorEastAsia"/>
-      <w:color w:themeColor="accent1" w:themeShade="BF" w:val="0F4761"/>
+      <w:rFonts w:asciiTheme="minorHAnsi" w:cstheme="majorBidi" w:eastAsiaTheme="majorEastAsia" w:hAnsiTheme="minorHAnsi"/>
+      <w:color w:val="002147"/>
     </w:rPr>
   </w:style>
   <w:style w:styleId="Heading6" w:type="paragraph">
     <w:name w:val="heading 6"/>
     <w:basedOn w:val="Normal"/>
-    <w:next w:val="BodyText"/>
+    <w:next w:val="Normal"/>
     <w:link w:val="Heading6Char"/>
     <w:uiPriority w:val="9"/>
     <w:semiHidden/>
     <w:unhideWhenUsed/>
     <w:qFormat/>
-    <w:rsid w:val="00A10FD9"/>
+    <w:rsid w:val="00846576"/>
     <w:pPr>
       <w:keepNext/>
       <w:keepLines/>
-      <w:spacing w:after="0" w:before="40"/>
+      <w:spacing w:before="40"/>
       <w:outlineLvl w:val="5"/>
     </w:pPr>
     <w:rPr>
-      <w:rFonts w:cstheme="majorBidi" w:eastAsiaTheme="majorEastAsia"/>
-      <w:i/>
+      <w:rFonts w:asciiTheme="minorHAnsi" w:cstheme="majorBidi" w:eastAsiaTheme="majorEastAsia" w:hAnsiTheme="minorHAnsi"/>
       <w:iCs/>
       <w:color w:themeColor="text1" w:themeTint="A6" w:val="595959"/>
     </w:rPr>
@@ -4460,43 +4677,41 @@
   <w:style w:styleId="Heading7" w:type="paragraph">
     <w:name w:val="heading 7"/>
     <w:basedOn w:val="Normal"/>
-    <w:next w:val="BodyText"/>
+    <w:next w:val="Normal"/>
     <w:link w:val="Heading7Char"/>
     <w:uiPriority w:val="9"/>
     <w:semiHidden/>
     <w:unhideWhenUsed/>
     <w:qFormat/>
-    <w:rsid w:val="00A10FD9"/>
+    <w:rsid w:val="00AF5CF1"/>
     <w:pPr>
       <w:keepNext/>
       <w:keepLines/>
-      <w:spacing w:after="0" w:before="40"/>
+      <w:spacing w:before="40"/>
       <w:outlineLvl w:val="6"/>
     </w:pPr>
     <w:rPr>
-      <w:rFonts w:cstheme="majorBidi" w:eastAsiaTheme="majorEastAsia"/>
+      <w:rFonts w:asciiTheme="minorHAnsi" w:cstheme="majorBidi" w:eastAsiaTheme="majorEastAsia" w:hAnsiTheme="minorHAnsi"/>
       <w:color w:themeColor="text1" w:themeTint="A6" w:val="595959"/>
     </w:rPr>
   </w:style>
   <w:style w:styleId="Heading8" w:type="paragraph">
     <w:name w:val="heading 8"/>
     <w:basedOn w:val="Normal"/>
-    <w:next w:val="BodyText"/>
+    <w:next w:val="Normal"/>
     <w:link w:val="Heading8Char"/>
     <w:uiPriority w:val="9"/>
     <w:semiHidden/>
     <w:unhideWhenUsed/>
     <w:qFormat/>
-    <w:rsid w:val="00A10FD9"/>
+    <w:rsid w:val="00846576"/>
     <w:pPr>
       <w:keepNext/>
       <w:keepLines/>
-      <w:spacing w:after="0"/>
       <w:outlineLvl w:val="7"/>
     </w:pPr>
     <w:rPr>
-      <w:rFonts w:cstheme="majorBidi" w:eastAsiaTheme="majorEastAsia"/>
-      <w:i/>
+      <w:rFonts w:asciiTheme="minorHAnsi" w:cstheme="majorBidi" w:eastAsiaTheme="majorEastAsia" w:hAnsiTheme="minorHAnsi"/>
       <w:iCs/>
       <w:color w:themeColor="text1" w:themeTint="D8" w:val="272727"/>
     </w:rPr>
@@ -4504,186 +4719,35 @@
   <w:style w:styleId="Heading9" w:type="paragraph">
     <w:name w:val="heading 9"/>
     <w:basedOn w:val="Normal"/>
-    <w:next w:val="BodyText"/>
+    <w:next w:val="Normal"/>
     <w:link w:val="Heading9Char"/>
     <w:uiPriority w:val="9"/>
     <w:semiHidden/>
     <w:unhideWhenUsed/>
     <w:qFormat/>
-    <w:rsid w:val="00A10FD9"/>
+    <w:rsid w:val="00846576"/>
     <w:pPr>
       <w:keepNext/>
       <w:keepLines/>
-      <w:spacing w:after="0"/>
       <w:outlineLvl w:val="8"/>
     </w:pPr>
     <w:rPr>
-      <w:rFonts w:cstheme="majorBidi" w:eastAsiaTheme="majorEastAsia"/>
+      <w:rFonts w:asciiTheme="minorHAnsi" w:cstheme="majorBidi" w:eastAsiaTheme="majorEastAsia" w:hAnsiTheme="minorHAnsi"/>
       <w:color w:themeColor="text1" w:themeTint="D8" w:val="272727"/>
-    </w:rPr>
-  </w:style>
-  <w:style w:customStyle="1" w:styleId="Heading1Char" w:type="character">
-    <w:name w:val="Heading 1 Char"/>
-    <w:basedOn w:val="DefaultParagraphFont"/>
-    <w:link w:val="Heading1"/>
-    <w:uiPriority w:val="9"/>
-    <w:rsid w:val="00A10FD9"/>
-    <w:rPr>
-      <w:rFonts w:asciiTheme="majorHAnsi" w:cstheme="majorBidi" w:eastAsiaTheme="majorEastAsia" w:hAnsiTheme="majorHAnsi"/>
-      <w:color w:themeColor="accent1" w:themeShade="BF" w:val="0F4761"/>
-      <w:sz w:val="40"/>
-      <w:szCs w:val="40"/>
-    </w:rPr>
-  </w:style>
-  <w:style w:customStyle="1" w:styleId="Heading2Char" w:type="character">
-    <w:name w:val="Heading 2 Char"/>
-    <w:basedOn w:val="DefaultParagraphFont"/>
-    <w:link w:val="Heading2"/>
-    <w:uiPriority w:val="9"/>
-    <w:semiHidden/>
-    <w:rsid w:val="00A10FD9"/>
-    <w:rPr>
-      <w:rFonts w:asciiTheme="majorHAnsi" w:cstheme="majorBidi" w:eastAsiaTheme="majorEastAsia" w:hAnsiTheme="majorHAnsi"/>
-      <w:color w:themeColor="accent1" w:themeShade="BF" w:val="0F4761"/>
-      <w:sz w:val="32"/>
-      <w:szCs w:val="32"/>
-    </w:rPr>
-  </w:style>
-  <w:style w:customStyle="1" w:styleId="Heading3Char" w:type="character">
-    <w:name w:val="Heading 3 Char"/>
-    <w:basedOn w:val="DefaultParagraphFont"/>
-    <w:link w:val="Heading3"/>
-    <w:uiPriority w:val="9"/>
-    <w:semiHidden/>
-    <w:rsid w:val="00A10FD9"/>
-    <w:rPr>
-      <w:rFonts w:cstheme="majorBidi" w:eastAsiaTheme="majorEastAsia"/>
-      <w:color w:themeColor="accent1" w:themeShade="BF" w:val="0F4761"/>
-      <w:sz w:val="28"/>
-      <w:szCs w:val="28"/>
-    </w:rPr>
-  </w:style>
-  <w:style w:customStyle="1" w:styleId="Heading4Char" w:type="character">
-    <w:name w:val="Heading 4 Char"/>
-    <w:basedOn w:val="DefaultParagraphFont"/>
-    <w:link w:val="Heading4"/>
-    <w:uiPriority w:val="9"/>
-    <w:semiHidden/>
-    <w:rsid w:val="00A10FD9"/>
-    <w:rPr>
-      <w:rFonts w:cstheme="majorBidi" w:eastAsiaTheme="majorEastAsia"/>
-      <w:i/>
-      <w:iCs/>
-      <w:color w:themeColor="accent1" w:themeShade="BF" w:val="0F4761"/>
-    </w:rPr>
-  </w:style>
-  <w:style w:customStyle="1" w:styleId="Heading5Char" w:type="character">
-    <w:name w:val="Heading 5 Char"/>
-    <w:basedOn w:val="DefaultParagraphFont"/>
-    <w:link w:val="Heading5"/>
-    <w:uiPriority w:val="9"/>
-    <w:semiHidden/>
-    <w:rsid w:val="00A10FD9"/>
-    <w:rPr>
-      <w:rFonts w:cstheme="majorBidi" w:eastAsiaTheme="majorEastAsia"/>
-      <w:color w:themeColor="accent1" w:themeShade="BF" w:val="0F4761"/>
-    </w:rPr>
-  </w:style>
-  <w:style w:customStyle="1" w:styleId="Heading6Char" w:type="character">
-    <w:name w:val="Heading 6 Char"/>
-    <w:basedOn w:val="DefaultParagraphFont"/>
-    <w:link w:val="Heading6"/>
-    <w:uiPriority w:val="9"/>
-    <w:semiHidden/>
-    <w:rsid w:val="00A10FD9"/>
-    <w:rPr>
-      <w:rFonts w:cstheme="majorBidi" w:eastAsiaTheme="majorEastAsia"/>
-      <w:i/>
-      <w:iCs/>
-      <w:color w:themeColor="text1" w:themeTint="A6" w:val="595959"/>
-    </w:rPr>
-  </w:style>
-  <w:style w:customStyle="1" w:styleId="Heading7Char" w:type="character">
-    <w:name w:val="Heading 7 Char"/>
-    <w:basedOn w:val="DefaultParagraphFont"/>
-    <w:link w:val="Heading7"/>
-    <w:uiPriority w:val="9"/>
-    <w:semiHidden/>
-    <w:rsid w:val="00A10FD9"/>
-    <w:rPr>
-      <w:rFonts w:cstheme="majorBidi" w:eastAsiaTheme="majorEastAsia"/>
-      <w:color w:themeColor="text1" w:themeTint="A6" w:val="595959"/>
-    </w:rPr>
-  </w:style>
-  <w:style w:customStyle="1" w:styleId="Heading8Char" w:type="character">
-    <w:name w:val="Heading 8 Char"/>
-    <w:basedOn w:val="DefaultParagraphFont"/>
-    <w:link w:val="Heading8"/>
-    <w:uiPriority w:val="9"/>
-    <w:semiHidden/>
-    <w:rsid w:val="00A10FD9"/>
-    <w:rPr>
-      <w:rFonts w:cstheme="majorBidi" w:eastAsiaTheme="majorEastAsia"/>
-      <w:i/>
-      <w:iCs/>
-      <w:color w:themeColor="text1" w:themeTint="D8" w:val="272727"/>
-    </w:rPr>
-  </w:style>
-  <w:style w:customStyle="1" w:styleId="Heading9Char" w:type="character">
-    <w:name w:val="Heading 9 Char"/>
-    <w:basedOn w:val="DefaultParagraphFont"/>
-    <w:link w:val="Heading9"/>
-    <w:uiPriority w:val="9"/>
-    <w:semiHidden/>
-    <w:rsid w:val="00A10FD9"/>
-    <w:rPr>
-      <w:rFonts w:cstheme="majorBidi" w:eastAsiaTheme="majorEastAsia"/>
-      <w:color w:themeColor="text1" w:themeTint="D8" w:val="272727"/>
-    </w:rPr>
-  </w:style>
-  <w:style w:styleId="BlockText" w:type="paragraph">
-    <w:name w:val="Block Text"/>
-    <w:basedOn w:val="BodyText"/>
-    <w:next w:val="BodyText"/>
-    <w:uiPriority w:val="9"/>
-    <w:unhideWhenUsed/>
-    <w:qFormat/>
-    <w:pPr>
-      <w:spacing w:after="100" w:before="100"/>
-      <w:ind w:firstLine="0" w:left="480" w:right="480"/>
-    </w:pPr>
-  </w:style>
-  <w:style w:styleId="FootnoteText" w:type="paragraph">
-    <w:name w:val="Footnote Text"/>
-    <w:basedOn w:val="Normal"/>
-    <w:next w:val="FootnoteText"/>
-    <w:uiPriority w:val="9"/>
-    <w:unhideWhenUsed/>
-    <w:qFormat/>
-  </w:style>
-  <w:style w:styleId="FootnoteBlockText" w:type="paragraph">
-    <w:name w:val="Footnote Block Text"/>
-    <w:basedOn w:val="FootnoteText"/>
-    <w:next w:val="FootnoteText"/>
-    <w:uiPriority w:val="9"/>
-    <w:unhideWhenUsed/>
-    <w:qFormat/>
-    <w:pPr>
-      <w:spacing w:after="100" w:before="100"/>
-      <w:ind w:firstLine="0" w:left="480" w:right="480"/>
-    </w:pPr>
+      <w:sz w:val="22"/>
+    </w:rPr>
   </w:style>
   <w:style w:default="1" w:styleId="DefaultParagraphFont" w:type="character">
     <w:name w:val="Default Paragraph Font"/>
+    <w:uiPriority w:val="1"/>
     <w:semiHidden/>
     <w:unhideWhenUsed/>
   </w:style>
-  <w:style w:default="1" w:styleId="Table" w:type="table">
-    <w:name w:val="Table"/>
-    <w:basedOn w:val="TableNormal"/>
+  <w:style w:default="1" w:styleId="TableNormal" w:type="table">
+    <w:name w:val="Normal Table"/>
+    <w:uiPriority w:val="99"/>
     <w:semiHidden/>
     <w:unhideWhenUsed/>
-    <w:qFormat/>
     <w:tblPr>
       <w:tblInd w:type="dxa" w:w="0"/>
       <w:tblCellMar>
@@ -4693,374 +4757,630 @@
         <w:right w:type="dxa" w:w="108"/>
       </w:tblCellMar>
     </w:tblPr>
-    <w:tblStylePr w:type="firstRow">
-      <w:tcPr>
-        <w:tcBorders>
-          <w:bottom w:val="single"/>
-        </w:tcBorders>
-        <w:vAlign w:val="bottom"/>
-      </w:tcPr>
-    </w:tblStylePr>
-  </w:style>
-  <w:style w:customStyle="1" w:styleId="DefinitionTerm" w:type="paragraph">
-    <w:name w:val="Definition Term"/>
+  </w:style>
+  <w:style w:default="1" w:styleId="NoList" w:type="numbering">
+    <w:name w:val="No List"/>
+    <w:uiPriority w:val="99"/>
+    <w:semiHidden/>
+    <w:unhideWhenUsed/>
+  </w:style>
+  <w:style w:customStyle="1" w:styleId="Heading1Char" w:type="character">
+    <w:name w:val="Heading 1 Char"/>
+    <w:basedOn w:val="DefaultParagraphFont"/>
+    <w:link w:val="Heading1"/>
+    <w:uiPriority w:val="9"/>
+    <w:rsid w:val="00846576"/>
+    <w:rPr>
+      <w:rFonts w:asciiTheme="majorHAnsi" w:cstheme="majorBidi" w:eastAsiaTheme="majorEastAsia" w:hAnsiTheme="majorHAnsi"/>
+      <w:b/>
+      <w:color w:val="002147"/>
+      <w:sz w:val="28"/>
+      <w:szCs w:val="40"/>
+    </w:rPr>
+  </w:style>
+  <w:style w:customStyle="1" w:styleId="Heading2Char" w:type="character">
+    <w:name w:val="Heading 2 Char"/>
+    <w:basedOn w:val="DefaultParagraphFont"/>
+    <w:link w:val="Heading2"/>
+    <w:uiPriority w:val="9"/>
+    <w:semiHidden/>
+    <w:rsid w:val="00846576"/>
+    <w:rPr>
+      <w:rFonts w:asciiTheme="majorHAnsi" w:cstheme="majorBidi" w:eastAsiaTheme="majorEastAsia" w:hAnsiTheme="majorHAnsi"/>
+      <w:color w:val="002147"/>
+      <w:szCs w:val="32"/>
+    </w:rPr>
+  </w:style>
+  <w:style w:customStyle="1" w:styleId="Heading3Char" w:type="character">
+    <w:name w:val="Heading 3 Char"/>
+    <w:basedOn w:val="DefaultParagraphFont"/>
+    <w:link w:val="Heading3"/>
+    <w:uiPriority w:val="9"/>
+    <w:rsid w:val="00846576"/>
+    <w:rPr>
+      <w:rFonts w:asciiTheme="minorHAnsi" w:cstheme="majorBidi" w:eastAsiaTheme="majorEastAsia" w:hAnsiTheme="minorHAnsi"/>
+      <w:color w:val="002147"/>
+      <w:sz w:val="22"/>
+      <w:szCs w:val="28"/>
+    </w:rPr>
+  </w:style>
+  <w:style w:customStyle="1" w:styleId="Heading4Char" w:type="character">
+    <w:name w:val="Heading 4 Char"/>
+    <w:basedOn w:val="DefaultParagraphFont"/>
+    <w:link w:val="Heading4"/>
+    <w:uiPriority w:val="9"/>
+    <w:semiHidden/>
+    <w:rsid w:val="00846576"/>
+    <w:rPr>
+      <w:rFonts w:asciiTheme="minorHAnsi" w:cstheme="majorBidi" w:eastAsiaTheme="majorEastAsia" w:hAnsiTheme="minorHAnsi"/>
+      <w:iCs/>
+      <w:color w:val="002147"/>
+    </w:rPr>
+  </w:style>
+  <w:style w:customStyle="1" w:styleId="Heading5Char" w:type="character">
+    <w:name w:val="Heading 5 Char"/>
+    <w:basedOn w:val="DefaultParagraphFont"/>
+    <w:link w:val="Heading5"/>
+    <w:uiPriority w:val="9"/>
+    <w:semiHidden/>
+    <w:rsid w:val="00AF5CF1"/>
+    <w:rPr>
+      <w:rFonts w:asciiTheme="minorHAnsi" w:cstheme="majorBidi" w:eastAsiaTheme="majorEastAsia" w:hAnsiTheme="minorHAnsi"/>
+      <w:color w:val="002147"/>
+    </w:rPr>
+  </w:style>
+  <w:style w:customStyle="1" w:styleId="Heading6Char" w:type="character">
+    <w:name w:val="Heading 6 Char"/>
+    <w:basedOn w:val="DefaultParagraphFont"/>
+    <w:link w:val="Heading6"/>
+    <w:uiPriority w:val="9"/>
+    <w:semiHidden/>
+    <w:rsid w:val="00846576"/>
+    <w:rPr>
+      <w:rFonts w:asciiTheme="minorHAnsi" w:cstheme="majorBidi" w:eastAsiaTheme="majorEastAsia" w:hAnsiTheme="minorHAnsi"/>
+      <w:iCs/>
+      <w:color w:themeColor="text1" w:themeTint="A6" w:val="595959"/>
+    </w:rPr>
+  </w:style>
+  <w:style w:customStyle="1" w:styleId="Heading7Char" w:type="character">
+    <w:name w:val="Heading 7 Char"/>
+    <w:basedOn w:val="DefaultParagraphFont"/>
+    <w:link w:val="Heading7"/>
+    <w:uiPriority w:val="9"/>
+    <w:semiHidden/>
+    <w:rsid w:val="00AF5CF1"/>
+    <w:rPr>
+      <w:rFonts w:asciiTheme="minorHAnsi" w:cstheme="majorBidi" w:eastAsiaTheme="majorEastAsia" w:hAnsiTheme="minorHAnsi"/>
+      <w:color w:themeColor="text1" w:themeTint="A6" w:val="595959"/>
+    </w:rPr>
+  </w:style>
+  <w:style w:customStyle="1" w:styleId="Heading8Char" w:type="character">
+    <w:name w:val="Heading 8 Char"/>
+    <w:basedOn w:val="DefaultParagraphFont"/>
+    <w:link w:val="Heading8"/>
+    <w:uiPriority w:val="9"/>
+    <w:semiHidden/>
+    <w:rsid w:val="00846576"/>
+    <w:rPr>
+      <w:rFonts w:asciiTheme="minorHAnsi" w:cstheme="majorBidi" w:eastAsiaTheme="majorEastAsia" w:hAnsiTheme="minorHAnsi"/>
+      <w:iCs/>
+      <w:color w:themeColor="text1" w:themeTint="D8" w:val="272727"/>
+    </w:rPr>
+  </w:style>
+  <w:style w:customStyle="1" w:styleId="Heading9Char" w:type="character">
+    <w:name w:val="Heading 9 Char"/>
+    <w:basedOn w:val="DefaultParagraphFont"/>
+    <w:link w:val="Heading9"/>
+    <w:uiPriority w:val="9"/>
+    <w:semiHidden/>
+    <w:rsid w:val="00846576"/>
+    <w:rPr>
+      <w:rFonts w:asciiTheme="minorHAnsi" w:cstheme="majorBidi" w:eastAsiaTheme="majorEastAsia" w:hAnsiTheme="minorHAnsi"/>
+      <w:color w:themeColor="text1" w:themeTint="D8" w:val="272727"/>
+      <w:sz w:val="22"/>
+    </w:rPr>
+  </w:style>
+  <w:style w:styleId="Title" w:type="paragraph">
+    <w:name w:val="Title"/>
     <w:basedOn w:val="Normal"/>
-    <w:next w:val="Definition"/>
+    <w:next w:val="Normal"/>
+    <w:link w:val="TitleChar"/>
+    <w:uiPriority w:val="10"/>
+    <w:qFormat/>
+    <w:rsid w:val="00AF5CF1"/>
     <w:pPr>
-      <w:keepNext/>
-      <w:keepLines/>
-      <w:spacing w:after="0"/>
+      <w:spacing w:after="80"/>
+      <w:contextualSpacing/>
     </w:pPr>
     <w:rPr>
+      <w:rFonts w:asciiTheme="majorHAnsi" w:cstheme="majorBidi" w:eastAsiaTheme="majorEastAsia" w:hAnsiTheme="majorHAnsi"/>
+      <w:spacing w:val="-10"/>
+      <w:kern w:val="28"/>
+      <w:sz w:val="40"/>
+      <w:szCs w:val="40"/>
+    </w:rPr>
+  </w:style>
+  <w:style w:customStyle="1" w:styleId="TitleChar" w:type="character">
+    <w:name w:val="Title Char"/>
+    <w:basedOn w:val="DefaultParagraphFont"/>
+    <w:link w:val="Title"/>
+    <w:uiPriority w:val="10"/>
+    <w:rsid w:val="00AF5CF1"/>
+    <w:rPr>
+      <w:rFonts w:asciiTheme="majorHAnsi" w:cstheme="majorBidi" w:eastAsiaTheme="majorEastAsia" w:hAnsiTheme="majorHAnsi"/>
+      <w:spacing w:val="-10"/>
+      <w:kern w:val="28"/>
+      <w:sz w:val="40"/>
+      <w:szCs w:val="40"/>
+    </w:rPr>
+  </w:style>
+  <w:style w:styleId="Subtitle" w:type="paragraph">
+    <w:name w:val="Subtitle"/>
+    <w:basedOn w:val="Normal"/>
+    <w:next w:val="Normal"/>
+    <w:link w:val="SubtitleChar"/>
+    <w:uiPriority w:val="11"/>
+    <w:qFormat/>
+    <w:rsid w:val="00AF5CF1"/>
+    <w:pPr>
+      <w:numPr>
+        <w:ilvl w:val="1"/>
+      </w:numPr>
+      <w:spacing w:after="160"/>
+    </w:pPr>
+    <w:rPr>
+      <w:rFonts w:asciiTheme="minorHAnsi" w:cstheme="majorBidi" w:eastAsiaTheme="majorEastAsia" w:hAnsiTheme="minorHAnsi"/>
+      <w:color w:themeColor="text1" w:themeTint="A6" w:val="595959"/>
+      <w:spacing w:val="15"/>
+      <w:sz w:val="28"/>
+      <w:szCs w:val="28"/>
+    </w:rPr>
+  </w:style>
+  <w:style w:customStyle="1" w:styleId="SubtitleChar" w:type="character">
+    <w:name w:val="Subtitle Char"/>
+    <w:basedOn w:val="DefaultParagraphFont"/>
+    <w:link w:val="Subtitle"/>
+    <w:uiPriority w:val="11"/>
+    <w:rsid w:val="00AF5CF1"/>
+    <w:rPr>
+      <w:rFonts w:asciiTheme="minorHAnsi" w:cstheme="majorBidi" w:eastAsiaTheme="majorEastAsia" w:hAnsiTheme="minorHAnsi"/>
+      <w:color w:themeColor="text1" w:themeTint="A6" w:val="595959"/>
+      <w:spacing w:val="15"/>
+      <w:sz w:val="28"/>
+      <w:szCs w:val="28"/>
+    </w:rPr>
+  </w:style>
+  <w:style w:styleId="Quote" w:type="paragraph">
+    <w:name w:val="Quote"/>
+    <w:basedOn w:val="Normal"/>
+    <w:next w:val="Normal"/>
+    <w:link w:val="QuoteChar"/>
+    <w:uiPriority w:val="29"/>
+    <w:qFormat/>
+    <w:rsid w:val="00AF5CF1"/>
+    <w:pPr>
+      <w:spacing w:after="160" w:before="160"/>
+      <w:jc w:val="center"/>
+    </w:pPr>
+    <w:rPr>
+      <w:i/>
+      <w:iCs/>
+      <w:color w:themeColor="text1" w:themeTint="BF" w:val="404040"/>
+    </w:rPr>
+  </w:style>
+  <w:style w:customStyle="1" w:styleId="QuoteChar" w:type="character">
+    <w:name w:val="Quote Char"/>
+    <w:basedOn w:val="DefaultParagraphFont"/>
+    <w:link w:val="Quote"/>
+    <w:uiPriority w:val="29"/>
+    <w:rsid w:val="00AF5CF1"/>
+    <w:rPr>
+      <w:i/>
+      <w:iCs/>
+      <w:color w:themeColor="text1" w:themeTint="BF" w:val="404040"/>
+    </w:rPr>
+  </w:style>
+  <w:style w:styleId="ListParagraph" w:type="paragraph">
+    <w:name w:val="List Paragraph"/>
+    <w:basedOn w:val="Normal"/>
+    <w:uiPriority w:val="34"/>
+    <w:qFormat/>
+    <w:rsid w:val="00AF5CF1"/>
+    <w:pPr>
+      <w:ind w:left="720"/>
+      <w:contextualSpacing/>
+    </w:pPr>
+  </w:style>
+  <w:style w:styleId="IntenseEmphasis" w:type="character">
+    <w:name w:val="Intense Emphasis"/>
+    <w:basedOn w:val="DefaultParagraphFont"/>
+    <w:uiPriority w:val="21"/>
+    <w:qFormat/>
+    <w:rsid w:val="00AF5CF1"/>
+    <w:rPr>
+      <w:i/>
+      <w:iCs/>
+      <w:color w:val="002147"/>
+    </w:rPr>
+  </w:style>
+  <w:style w:styleId="IntenseQuote" w:type="paragraph">
+    <w:name w:val="Intense Quote"/>
+    <w:basedOn w:val="Normal"/>
+    <w:next w:val="Normal"/>
+    <w:link w:val="IntenseQuoteChar"/>
+    <w:uiPriority w:val="30"/>
+    <w:qFormat/>
+    <w:rsid w:val="00AF5CF1"/>
+    <w:pPr>
+      <w:pBdr>
+        <w:top w:color="002147" w:space="10" w:sz="4" w:val="single"/>
+        <w:bottom w:color="002147" w:space="10" w:sz="4" w:val="single"/>
+      </w:pBdr>
+      <w:spacing w:after="360" w:before="360"/>
+      <w:ind w:left="864" w:right="864"/>
+      <w:jc w:val="center"/>
+    </w:pPr>
+    <w:rPr>
+      <w:i/>
+      <w:iCs/>
+      <w:color w:val="002147"/>
+    </w:rPr>
+  </w:style>
+  <w:style w:customStyle="1" w:styleId="IntenseQuoteChar" w:type="character">
+    <w:name w:val="Intense Quote Char"/>
+    <w:basedOn w:val="DefaultParagraphFont"/>
+    <w:link w:val="IntenseQuote"/>
+    <w:uiPriority w:val="30"/>
+    <w:rsid w:val="00AF5CF1"/>
+    <w:rPr>
+      <w:i/>
+      <w:iCs/>
+      <w:color w:val="002147"/>
+    </w:rPr>
+  </w:style>
+  <w:style w:styleId="IntenseReference" w:type="character">
+    <w:name w:val="Intense Reference"/>
+    <w:basedOn w:val="DefaultParagraphFont"/>
+    <w:uiPriority w:val="32"/>
+    <w:qFormat/>
+    <w:rsid w:val="00AF5CF1"/>
+    <w:rPr>
       <w:b/>
-    </w:rPr>
-  </w:style>
-  <w:style w:customStyle="1" w:styleId="Definition" w:type="paragraph">
-    <w:name w:val="Definition"/>
+      <w:bCs/>
+      <w:smallCaps/>
+      <w:color w:val="002147"/>
+      <w:spacing w:val="5"/>
+    </w:rPr>
+  </w:style>
+  <w:style w:styleId="HTMLCode" w:type="character">
+    <w:name w:val="HTML Code"/>
+    <w:basedOn w:val="DefaultParagraphFont"/>
+    <w:uiPriority w:val="99"/>
+    <w:unhideWhenUsed/>
+    <w:rsid w:val="00771E03"/>
+    <w:rPr>
+      <w:rFonts w:ascii="Consolas" w:cs="Consolas" w:hAnsi="Consolas"/>
+      <w:sz w:val="18"/>
+      <w:szCs w:val="20"/>
+    </w:rPr>
+  </w:style>
+  <w:style w:customStyle="1" w:styleId="Code" w:type="paragraph">
+    <w:name w:val="Code"/>
     <w:basedOn w:val="Normal"/>
-  </w:style>
-  <w:style w:styleId="Caption" w:type="paragraph">
-    <w:name w:val="Caption"/>
+    <w:next w:val="Normal"/>
+    <w:qFormat/>
+    <w:rsid w:val="00BC28E9"/>
+    <w:pPr>
+      <w:pBdr>
+        <w:top w:color="FF0000" w:space="1" w:sz="8" w:val="single"/>
+        <w:left w:color="FF0000" w:space="4" w:sz="8" w:val="single"/>
+        <w:bottom w:color="FF0000" w:space="1" w:sz="8" w:val="single"/>
+        <w:right w:color="FF0000" w:space="4" w:sz="8" w:val="single"/>
+      </w:pBdr>
+      <w:shd w:color="auto" w:fill="auto" w:val="pct15"/>
+      <w:spacing w:after="120" w:before="120"/>
+      <w:ind w:left="432" w:right="432"/>
+    </w:pPr>
+    <w:rPr>
+      <w:rFonts w:ascii="Courier New" w:hAnsi="Courier New"/>
+      <w:sz w:val="18"/>
+    </w:rPr>
+  </w:style>
+  <w:style w:customStyle="1" w:styleId="SourceCode" w:type="paragraph">
+    <w:name w:val="Source Code"/>
     <w:basedOn w:val="Normal"/>
-    <w:link w:val="BodyTextChar"/>
+    <w:qFormat/>
+    <w:rsid w:val="00771E03"/>
     <w:pPr>
-      <w:spacing w:after="120" w:before="0"/>
+      <w:pBdr>
+        <w:top w:color="auto" w:space="1" w:sz="8" w:val="single"/>
+        <w:left w:color="auto" w:space="4" w:sz="8" w:val="single"/>
+        <w:bottom w:color="auto" w:space="1" w:sz="8" w:val="single"/>
+        <w:right w:color="auto" w:space="4" w:sz="8" w:val="single"/>
+      </w:pBdr>
+      <w:shd w:color="auto" w:fill="auto" w:val="pct15"/>
+      <w:spacing w:after="240" w:before="240"/>
+      <w:ind w:left="432" w:right="432"/>
     </w:pPr>
     <w:rPr>
-      <w:i/>
-    </w:rPr>
-  </w:style>
-  <w:style w:customStyle="1" w:styleId="TableCaption" w:type="paragraph">
-    <w:name w:val="Table Caption"/>
-    <w:basedOn w:val="Caption"/>
+      <w:rFonts w:ascii="Courier New" w:hAnsi="Courier New"/>
+      <w:sz w:val="20"/>
+    </w:rPr>
+  </w:style>
+  <w:style w:customStyle="1" w:styleId="Verbatim" w:type="paragraph">
+    <w:name w:val="Verbatim"/>
+    <w:basedOn w:val="Normal"/>
+    <w:qFormat/>
+    <w:rsid w:val="00771E03"/>
     <w:pPr>
-      <w:keepNext/>
+      <w:shd w:color="auto" w:fill="auto" w:val="pct15"/>
+      <w:spacing w:after="240" w:before="240"/>
+      <w:ind w:left="432" w:right="432"/>
     </w:pPr>
-  </w:style>
-  <w:style w:customStyle="1" w:styleId="ImageCaption" w:type="paragraph">
-    <w:name w:val="Image Caption"/>
-    <w:basedOn w:val="Caption"/>
-  </w:style>
-  <w:style w:customStyle="1" w:styleId="Figure" w:type="paragraph">
-    <w:name w:val="Figure"/>
+    <w:rPr>
+      <w:rFonts w:ascii="Courier New" w:hAnsi="Courier New"/>
+      <w:sz w:val="18"/>
+    </w:rPr>
+  </w:style>
+  <w:style w:customStyle="1" w:styleId="CodeBlock" w:type="paragraph">
+    <w:name w:val="Code Block"/>
+    <w:basedOn w:val="Verbatim"/>
+    <w:qFormat/>
+    <w:rsid w:val="00BC28E9"/>
+  </w:style>
+  <w:style w:styleId="CommentText" w:type="paragraph">
+    <w:name w:val="annotation text"/>
     <w:basedOn w:val="Normal"/>
-  </w:style>
-  <w:style w:customStyle="1" w:styleId="CaptionedFigure" w:type="paragraph">
-    <w:name w:val="Captioned Figure"/>
-    <w:basedOn w:val="Figure"/>
-    <w:pPr>
-      <w:keepNext/>
-    </w:pPr>
-  </w:style>
-  <w:style w:customStyle="1" w:styleId="BodyTextChar" w:type="character">
-    <w:name w:val="Body Text Char"/>
+    <w:link w:val="CommentTextChar"/>
+    <w:uiPriority w:val="99"/>
+    <w:unhideWhenUsed/>
+    <w:rsid w:val="00771E03"/>
+    <w:rPr>
+      <w:sz w:val="20"/>
+      <w:szCs w:val="20"/>
+    </w:rPr>
+  </w:style>
+  <w:style w:customStyle="1" w:styleId="CommentTextChar" w:type="character">
+    <w:name w:val="Comment Text Char"/>
     <w:basedOn w:val="DefaultParagraphFont"/>
-    <w:link w:val="BodyText"/>
-  </w:style>
-  <w:style w:customStyle="1" w:styleId="VerbatimChar" w:type="character">
-    <w:name w:val="Verbatim Char"/>
-    <w:basedOn w:val="BodyTextChar"/>
-    <w:rPr>
-      <w:rFonts w:ascii="Consolas" w:hAnsi="Consolas"/>
-      <w:sz w:val="22"/>
-    </w:rPr>
-  </w:style>
-  <w:style w:customStyle="1" w:styleId="SectionNumber" w:type="character">
-    <w:name w:val="Section Number"/>
-    <w:basedOn w:val="BodyTextChar"/>
-  </w:style>
-  <w:style w:styleId="FootnoteReference" w:type="character">
-    <w:name w:val="Footnote Reference"/>
-    <w:basedOn w:val="BodyTextChar"/>
-    <w:rPr>
-      <w:vertAlign w:val="superscript"/>
-    </w:rPr>
-  </w:style>
-  <w:style w:styleId="Hyperlink" w:type="character">
-    <w:name w:val="Hyperlink"/>
-    <w:basedOn w:val="BodyTextChar"/>
-    <w:rPr>
-      <w:color w:themeColor="accent1" w:val="4F81BD"/>
-    </w:rPr>
-  </w:style>
-  <w:style w:styleId="TOCHeading" w:type="paragraph">
-    <w:name w:val="TOC Heading"/>
-    <w:basedOn w:val="Heading1"/>
-    <w:next w:val="BodyText"/>
+    <w:link w:val="CommentText"/>
+    <w:uiPriority w:val="99"/>
+    <w:rsid w:val="00771E03"/>
+    <w:rPr>
+      <w:sz w:val="20"/>
+      <w:szCs w:val="20"/>
+    </w:rPr>
+  </w:style>
+  <w:style w:styleId="TOC1" w:type="paragraph">
+    <w:name w:val="toc 1"/>
+    <w:basedOn w:val="Normal"/>
+    <w:next w:val="Normal"/>
+    <w:autoRedefine/>
     <w:uiPriority w:val="39"/>
     <w:unhideWhenUsed/>
-    <w:qFormat/>
+    <w:rsid w:val="00322D32"/>
     <w:pPr>
-      <w:spacing w:before="240" w:line="259" w:lineRule="auto"/>
-      <w:outlineLvl w:val="9"/>
-    </w:pPr>
-    <w:rPr>
-      <w:rFonts w:asciiTheme="majorHAnsi" w:cstheme="majorBidi" w:eastAsiaTheme="majorEastAsia" w:hAnsiTheme="majorHAnsi"/>
-      <w:b w:val="0"/>
-      <w:bCs w:val="0"/>
-      <w:color w:themeColor="accent1" w:themeShade="BF" w:val="365F91"/>
-    </w:rPr>
-  </w:style>
-  <w:style w:type="paragraph" w:customStyle="1" w:styleId="SourceCode">
-    <w:name w:val="Source Code"/>
-    <w:basedOn w:val="Normal"/>
-    <w:link w:val="VerbatimChar"/>
-    <w:pPr>
-      <w:wordWrap w:val="off"/>
-      <w:shd w:val="clear" w:fill="f1f3f5"/>
+      <w:spacing w:after="100"/>
     </w:pPr>
   </w:style>
   <w:style w:type="character" w:customStyle="1" w:styleId="KeywordTok">
     <w:name w:val="KeywordTok"/>
     <w:basedOn w:val="VerbatimChar"/>
     <w:rPr>
-      <w:b/>
-      <w:color w:val="003b4f"/>
-      <w:shd w:val="clear" w:fill="f1f3f5"/>
+      <w:color w:val="d73a49"/>
     </w:rPr>
   </w:style>
   <w:style w:type="character" w:customStyle="1" w:styleId="DataTypeTok">
     <w:name w:val="DataTypeTok"/>
     <w:basedOn w:val="VerbatimChar"/>
     <w:rPr>
-      <w:color w:val="ad0000"/>
-      <w:shd w:val="clear" w:fill="f1f3f5"/>
+      <w:color w:val="d73a49"/>
     </w:rPr>
   </w:style>
   <w:style w:type="character" w:customStyle="1" w:styleId="DecValTok">
     <w:name w:val="DecValTok"/>
     <w:basedOn w:val="VerbatimChar"/>
     <w:rPr>
-      <w:color w:val="ad0000"/>
-      <w:shd w:val="clear" w:fill="f1f3f5"/>
+      <w:color w:val="005cc5"/>
     </w:rPr>
   </w:style>
   <w:style w:type="character" w:customStyle="1" w:styleId="BaseNTok">
     <w:name w:val="BaseNTok"/>
     <w:basedOn w:val="VerbatimChar"/>
     <w:rPr>
-      <w:color w:val="ad0000"/>
-      <w:shd w:val="clear" w:fill="f1f3f5"/>
+      <w:color w:val="005cc5"/>
     </w:rPr>
   </w:style>
   <w:style w:type="character" w:customStyle="1" w:styleId="FloatTok">
     <w:name w:val="FloatTok"/>
     <w:basedOn w:val="VerbatimChar"/>
     <w:rPr>
-      <w:color w:val="ad0000"/>
-      <w:shd w:val="clear" w:fill="f1f3f5"/>
+      <w:color w:val="005cc5"/>
     </w:rPr>
   </w:style>
   <w:style w:type="character" w:customStyle="1" w:styleId="ConstantTok">
     <w:name w:val="ConstantTok"/>
     <w:basedOn w:val="VerbatimChar"/>
     <w:rPr>
-      <w:color w:val="8f5902"/>
-      <w:shd w:val="clear" w:fill="f1f3f5"/>
+      <w:color w:val="005cc5"/>
     </w:rPr>
   </w:style>
   <w:style w:type="character" w:customStyle="1" w:styleId="CharTok">
     <w:name w:val="CharTok"/>
     <w:basedOn w:val="VerbatimChar"/>
     <w:rPr>
-      <w:color w:val="20794d"/>
-      <w:shd w:val="clear" w:fill="f1f3f5"/>
+      <w:color w:val="032f62"/>
     </w:rPr>
   </w:style>
   <w:style w:type="character" w:customStyle="1" w:styleId="SpecialCharTok">
     <w:name w:val="SpecialCharTok"/>
     <w:basedOn w:val="VerbatimChar"/>
     <w:rPr>
-      <w:color w:val="5e5e5e"/>
-      <w:shd w:val="clear" w:fill="f1f3f5"/>
+      <w:color w:val="005cc5"/>
     </w:rPr>
   </w:style>
   <w:style w:type="character" w:customStyle="1" w:styleId="StringTok">
     <w:name w:val="StringTok"/>
     <w:basedOn w:val="VerbatimChar"/>
     <w:rPr>
-      <w:color w:val="20794d"/>
-      <w:shd w:val="clear" w:fill="f1f3f5"/>
+      <w:color w:val="032f62"/>
     </w:rPr>
   </w:style>
   <w:style w:type="character" w:customStyle="1" w:styleId="VerbatimStringTok">
     <w:name w:val="VerbatimStringTok"/>
     <w:basedOn w:val="VerbatimChar"/>
     <w:rPr>
-      <w:color w:val="20794d"/>
-      <w:shd w:val="clear" w:fill="f1f3f5"/>
+      <w:color w:val="032f62"/>
     </w:rPr>
   </w:style>
   <w:style w:type="character" w:customStyle="1" w:styleId="SpecialStringTok">
     <w:name w:val="SpecialStringTok"/>
     <w:basedOn w:val="VerbatimChar"/>
     <w:rPr>
-      <w:color w:val="20794d"/>
-      <w:shd w:val="clear" w:fill="f1f3f5"/>
+      <w:color w:val="032f62"/>
     </w:rPr>
   </w:style>
   <w:style w:type="character" w:customStyle="1" w:styleId="ImportTok">
     <w:name w:val="ImportTok"/>
     <w:basedOn w:val="VerbatimChar"/>
     <w:rPr>
-      <w:color w:val="00769e"/>
-      <w:shd w:val="clear" w:fill="f1f3f5"/>
+      <w:color w:val="032f62"/>
     </w:rPr>
   </w:style>
   <w:style w:type="character" w:customStyle="1" w:styleId="CommentTok">
     <w:name w:val="CommentTok"/>
     <w:basedOn w:val="VerbatimChar"/>
     <w:rPr>
-      <w:color w:val="5e5e5e"/>
-      <w:shd w:val="clear" w:fill="f1f3f5"/>
+      <w:color w:val="6a737d"/>
     </w:rPr>
   </w:style>
   <w:style w:type="character" w:customStyle="1" w:styleId="DocumentationTok">
     <w:name w:val="DocumentationTok"/>
     <w:basedOn w:val="VerbatimChar"/>
     <w:rPr>
-      <w:i/>
-      <w:color w:val="5e5e5e"/>
-      <w:shd w:val="clear" w:fill="f1f3f5"/>
+      <w:color w:val="6a737d"/>
     </w:rPr>
   </w:style>
   <w:style w:type="character" w:customStyle="1" w:styleId="AnnotationTok">
     <w:name w:val="AnnotationTok"/>
     <w:basedOn w:val="VerbatimChar"/>
     <w:rPr>
-      <w:color w:val="5e5e5e"/>
-      <w:shd w:val="clear" w:fill="f1f3f5"/>
+      <w:color w:val="6a737d"/>
     </w:rPr>
   </w:style>
   <w:style w:type="character" w:customStyle="1" w:styleId="CommentVarTok">
     <w:name w:val="CommentVarTok"/>
     <w:basedOn w:val="VerbatimChar"/>
     <w:rPr>
-      <w:i/>
-      <w:color w:val="5e5e5e"/>
-      <w:shd w:val="clear" w:fill="f1f3f5"/>
+      <w:color w:val="6a737d"/>
     </w:rPr>
   </w:style>
   <w:style w:type="character" w:customStyle="1" w:styleId="OtherTok">
     <w:name w:val="OtherTok"/>
     <w:basedOn w:val="VerbatimChar"/>
     <w:rPr>
-      <w:color w:val="003b4f"/>
-      <w:shd w:val="clear" w:fill="f1f3f5"/>
+      <w:color w:val="6f42c1"/>
     </w:rPr>
   </w:style>
   <w:style w:type="character" w:customStyle="1" w:styleId="FunctionTok">
     <w:name w:val="FunctionTok"/>
     <w:basedOn w:val="VerbatimChar"/>
     <w:rPr>
-      <w:color w:val="4758ab"/>
-      <w:shd w:val="clear" w:fill="f1f3f5"/>
+      <w:color w:val="6f42c1"/>
     </w:rPr>
   </w:style>
   <w:style w:type="character" w:customStyle="1" w:styleId="VariableTok">
     <w:name w:val="VariableTok"/>
     <w:basedOn w:val="VerbatimChar"/>
     <w:rPr>
-      <w:color w:val="111111"/>
-      <w:shd w:val="clear" w:fill="f1f3f5"/>
+      <w:color w:val="e36209"/>
     </w:rPr>
   </w:style>
   <w:style w:type="character" w:customStyle="1" w:styleId="ControlFlowTok">
     <w:name w:val="ControlFlowTok"/>
     <w:basedOn w:val="VerbatimChar"/>
     <w:rPr>
-      <w:b/>
-      <w:color w:val="003b4f"/>
-      <w:shd w:val="clear" w:fill="f1f3f5"/>
+      <w:color w:val="d73a49"/>
     </w:rPr>
   </w:style>
   <w:style w:type="character" w:customStyle="1" w:styleId="OperatorTok">
     <w:name w:val="OperatorTok"/>
     <w:basedOn w:val="VerbatimChar"/>
     <w:rPr>
-      <w:color w:val="5e5e5e"/>
-      <w:shd w:val="clear" w:fill="f1f3f5"/>
+      <w:color w:val="24292e"/>
     </w:rPr>
   </w:style>
   <w:style w:type="character" w:customStyle="1" w:styleId="BuiltInTok">
     <w:name w:val="BuiltInTok"/>
     <w:basedOn w:val="VerbatimChar"/>
     <w:rPr>
-      <w:color w:val="003b4f"/>
-      <w:shd w:val="clear" w:fill="f1f3f5"/>
+      <w:color w:val="d73a49"/>
     </w:rPr>
   </w:style>
   <w:style w:type="character" w:customStyle="1" w:styleId="ExtensionTok">
     <w:name w:val="ExtensionTok"/>
     <w:basedOn w:val="VerbatimChar"/>
     <w:rPr>
-      <w:color w:val="003b4f"/>
-      <w:shd w:val="clear" w:fill="f1f3f5"/>
+      <w:b/>
+      <w:color w:val="d73a49"/>
     </w:rPr>
   </w:style>
   <w:style w:type="character" w:customStyle="1" w:styleId="PreprocessorTok">
     <w:name w:val="PreprocessorTok"/>
     <w:basedOn w:val="VerbatimChar"/>
     <w:rPr>
-      <w:color w:val="ad0000"/>
-      <w:shd w:val="clear" w:fill="f1f3f5"/>
+      <w:color w:val="d73a49"/>
     </w:rPr>
   </w:style>
   <w:style w:type="character" w:customStyle="1" w:styleId="AttributeTok">
     <w:name w:val="AttributeTok"/>
     <w:basedOn w:val="VerbatimChar"/>
     <w:rPr>
-      <w:color w:val="657422"/>
-      <w:shd w:val="clear" w:fill="f1f3f5"/>
+      <w:color w:val="d73a49"/>
     </w:rPr>
   </w:style>
   <w:style w:type="character" w:customStyle="1" w:styleId="RegionMarkerTok">
     <w:name w:val="RegionMarkerTok"/>
     <w:basedOn w:val="VerbatimChar"/>
     <w:rPr>
-      <w:color w:val="003b4f"/>
-      <w:shd w:val="clear" w:fill="f1f3f5"/>
+      <w:color w:val="6a737d"/>
     </w:rPr>
   </w:style>
   <w:style w:type="character" w:customStyle="1" w:styleId="InformationTok">
     <w:name w:val="InformationTok"/>
     <w:basedOn w:val="VerbatimChar"/>
     <w:rPr>
-      <w:color w:val="5e5e5e"/>
-      <w:shd w:val="clear" w:fill="f1f3f5"/>
+      <w:color w:val="6a737d"/>
     </w:rPr>
   </w:style>
   <w:style w:type="character" w:customStyle="1" w:styleId="WarningTok">
     <w:name w:val="WarningTok"/>
     <w:basedOn w:val="VerbatimChar"/>
     <w:rPr>
-      <w:i/>
-      <w:color w:val="5e5e5e"/>
-      <w:shd w:val="clear" w:fill="f1f3f5"/>
+      <w:color w:val="ff5555"/>
     </w:rPr>
   </w:style>
   <w:style w:type="character" w:customStyle="1" w:styleId="AlertTok">
     <w:name w:val="AlertTok"/>
     <w:basedOn w:val="VerbatimChar"/>
     <w:rPr>
-      <w:color w:val="ad0000"/>
-      <w:shd w:val="clear" w:fill="f1f3f5"/>
+      <w:b/>
+      <w:color w:val="ff5555"/>
     </w:rPr>
   </w:style>
   <w:style w:type="character" w:customStyle="1" w:styleId="ErrorTok">
     <w:name w:val="ErrorTok"/>
     <w:basedOn w:val="VerbatimChar"/>
     <w:rPr>
-      <w:color w:val="ad0000"/>
-      <w:shd w:val="clear" w:fill="f1f3f5"/>
+      <w:color w:val="ff5555"/>
+      <w:u/>
     </w:rPr>
   </w:style>
   <w:style w:type="character" w:customStyle="1" w:styleId="NormalTok">
     <w:name w:val="NormalTok"/>
     <w:basedOn w:val="VerbatimChar"/>
     <w:rPr>
-      <w:color w:val="003b4f"/>
-      <w:shd w:val="clear" w:fill="f1f3f5"/>
+      <w:color w:val="24292e"/>
     </w:rPr>
   </w:style>
 </w:styles>
@@ -5164,7 +5484,7 @@
         <a:latin typeface="Aptos" panose="02110004020202020204"/>
         <a:ea typeface=""/>
         <a:cs typeface=""/>
-        <a:font script="Jpan" typeface="游明朝"/>
+        <a:font script="Jpan" typeface="游ゴシック"/>
         <a:font script="Hang" typeface="맑은 고딕"/>
         <a:font script="Hans" typeface="等线"/>
         <a:font script="Hant" typeface="新細明體"/>
@@ -5355,7 +5675,7 @@
   <a:extraClrSchemeLst/>
   <a:extLst>
     <a:ext uri="{05A4C25C-085E-4340-85A3-A5531E510DB2}">
-      <thm15:themeFamily xmlns:thm15="http://schemas.microsoft.com/office/thememl/2012/main" name="Office Theme" id="{2E142A2C-CD16-42D6-873A-C26D2A0506FA}" vid="{1BDDFF52-6CD6-40A5-AB3C-68EB2F1E4D0A}"/>
+      <thm15:themeFamily xmlns:thm15="http://schemas.microsoft.com/office/thememl/2012/main" name="Office Theme" id="{62F939B6-93AF-4DB8-9C6B-D6C7DFDC589F}" vid="{4A3C46E8-61CC-4603-A589-7422A47A8E4A}"/>
     </a:ext>
   </a:extLst>
 </a:theme>

--- a/docs/quizzes/04_quiz_t_tests.docx
+++ b/docs/quizzes/04_quiz_t_tests.docx
@@ -31,7 +31,7 @@
         <w:pStyle w:val="Date"/>
       </w:pPr>
       <w:r>
-        <w:t xml:space="preserve">2026-09-03</w:t>
+        <w:t xml:space="preserve">2026-09-04</w:t>
       </w:r>
     </w:p>
     <w:bookmarkStart w:id="10" w:name="quiz-04-t-tests-and-hypotheses"/>
